--- a/por/docx/53.content.docx
+++ b/por/docx/53.content.docx
@@ -11,6 +11,15 @@
         <w:pStyle w:val="Heading2"/>
       </w:pPr>
       <w:r>
+        <w:t>Resource: Notas de Estudo (Tyndale)</w:t>
+      </w:r>
+      <w:r/>
+    </w:p>
+    <w:p>
+      <w:pPr>
+        <w:pStyle w:val="Heading2"/>
+      </w:pPr>
+      <w:r>
         <w:t>License Information</w:t>
       </w:r>
       <w:r/>
@@ -21,7 +30,7 @@
         <w:rPr>
           <w:b/>
         </w:rPr>
-        <w:t>Study Notes (Tyndale)</w:t>
+        <w:t>Notas de Estudo (Tyndale)</w:t>
       </w:r>
       <w:r>
         <w:t xml:space="preserve"> (Portuguese) is based on</w:t>
@@ -74,7 +83,7 @@
         <w:pStyle w:val="Heading1"/>
       </w:pPr>
       <w:r>
-        <w:t>Study Notes (Tyndale)</w:t>
+        <w:t>Notas de Estudo (Tyndale)</w:t>
       </w:r>
     </w:p>
     <w:p>
@@ -83,6 +92,51 @@
           <w:headerReference w:type="even" r:id="rId8"/>
           <w:headerReference w:type="default" r:id="rId9"/>
           <w:footerReference w:type="default" r:id="rId10"/>
+          <w:footnotePr>
+            <w:numRestart w:val="eachSect"/>
+          </w:footnotePr>
+          <w:type w:val="continuous"/>
+          <w:pgSz w:w="12240" w:h="15840" w:code="1"/>
+          <w:pgMar w:top="1440" w:right="1440" w:bottom="1440" w:left="1440" w:header="504" w:footer="504" w:gutter="0"/>
+          <w:cols w:space="708"/>
+          <w:titlePg/>
+          <w:docGrid w:linePitch="360"/>
+        </w:sectPr>
+      </w:pPr>
+    </w:p>
+    <w:p>
+      <w:r/>
+    </w:p>
+    <w:p>
+      <w:pPr>
+        <w:pStyle w:val="Heading2"/>
+      </w:pPr>
+      <w:r>
+        <w:t>2TH</w:t>
+      </w:r>
+      <w:r/>
+    </w:p>
+    <w:p>
+      <w:r/>
+      <w:r>
+        <w:rPr>
+          <w:i/>
+        </w:rPr>
+        <w:t>2 Tessalonicenses 1.1–2, 2 Tessalonicenses 1.2, 2 Tessalonicenses 1.3, 2 Tessalonicenses 1.3–10, 2 Tessalonicenses 1.4, 2 Tessalonicenses 1.5, 2 Tessalonicenses 1.7, 2 Tessalonicenses 1.9, 2 Tessalonicenses 1.10, 2 Tessalonicenses 1.11, 2 Tessalonicenses 1.11–12, 2 Tessalonicenses 1.12, 2 Tessalonicenses 2.1, 2 Tessalonicenses 2.1–12, 2 Tessalonicenses 2.2, 2 Tessalonicenses 2.3, 2 Tessalonicenses 2.4, 2 Tessalonicenses 2.6, 2 Tessalonicenses 2.7, 2 Tessalonicenses 2.8, 2 Tessalonicenses 2.9, 2 Tessalonicenses 2.11, 2 Tessalonicenses 2.12, 2 Tessalonicenses 2.14, 2 Tessalonicenses 2.15, 2 Tessalonicenses 2.16, 2 Tessalonicenses 2.17, 2 Tessalonicenses 3.1, 2 Tessalonicenses 3.1–5, 2 Tessalonicenses 3.2, 2 Tessalonicenses 3.3, 2 Tessalonicenses 3.5, 2 Tessalonicenses 3.6, 2 Tessalonicenses 3.6–15, 2 Tessalonicenses 3.7, 2 Tessalonicenses 3.8, 2 Tessalonicenses 3.9, 2 Tessalonicenses 3.10, 2 Tessalonicenses 3.12, 2 Tessalonicenses 3.13, 2 Tessalonicenses 3.14, 2 Tessalonicenses 3.15, 2 Tessalonicenses 3.16, 2 Tessalonicenses 3.17, 2 Tessalonicenses 3.18</w:t>
+      </w:r>
+      <w:r/>
+    </w:p>
+    <w:p>
+      <w:r/>
+      <w:r>
+        <w:t xml:space="preserve"> </w:t>
+      </w:r>
+      <w:r/>
+      <w:r/>
+    </w:p>
+    <w:p>
+      <w:pPr>
+        <w:sectPr>
           <w:footnotePr>
             <w:numRestart w:val="eachSect"/>
           </w:footnotePr>

--- a/por/docx/53.content.docx
+++ b/por/docx/53.content.docx
@@ -4,49 +4,89 @@
   <w:body>
     <w:p/>
     <w:p>
-      <w:r/>
+      <w:pPr/>
+      <w:r>
+        <w:rPr>
+          <w:lang w:val="pt_PT" w:bidi="pt_PT"/>
+        </w:rPr>
+      </w:r>
     </w:p>
     <w:p>
       <w:pPr>
         <w:pStyle w:val="Heading2"/>
       </w:pPr>
       <w:r>
+        <w:rPr>
+          <w:lang w:val="pt_PT" w:bidi="pt_PT"/>
+        </w:rPr>
         <w:t>Resource: Notas de Estudo (Tyndale)</w:t>
       </w:r>
-      <w:r/>
+      <w:r>
+        <w:rPr>
+          <w:lang w:val="pt_PT" w:bidi="pt_PT"/>
+        </w:rPr>
+      </w:r>
     </w:p>
     <w:p>
       <w:pPr>
         <w:pStyle w:val="Heading2"/>
       </w:pPr>
       <w:r>
+        <w:rPr>
+          <w:lang w:val="pt_PT" w:bidi="pt_PT"/>
+        </w:rPr>
         <w:t>License Information</w:t>
       </w:r>
-      <w:r/>
-    </w:p>
-    <w:p>
-      <w:r/>
+      <w:r>
+        <w:rPr>
+          <w:lang w:val="pt_PT" w:bidi="pt_PT"/>
+        </w:rPr>
+      </w:r>
+    </w:p>
+    <w:p>
+      <w:pPr/>
+      <w:r>
+        <w:rPr>
+          <w:lang w:val="pt_PT" w:bidi="pt_PT"/>
+        </w:rPr>
+      </w:r>
       <w:r>
         <w:rPr>
           <w:b/>
+          <w:lang w:val="pt_PT" w:bidi="pt_PT"/>
         </w:rPr>
         <w:t>Notas de Estudo (Tyndale)</w:t>
       </w:r>
       <w:r>
+        <w:rPr>
+          <w:lang w:val="pt_PT" w:bidi="pt_PT"/>
+        </w:rPr>
         <w:t xml:space="preserve"> (Portuguese) is based on</w:t>
       </w:r>
       <w:r>
+        <w:rPr>
+          <w:lang w:val="pt_PT" w:bidi="pt_PT"/>
+        </w:rPr>
         <w:t xml:space="preserve">: </w:t>
       </w:r>
       <w:r>
+        <w:rPr>
+          <w:lang w:val="pt_PT" w:bidi="pt_PT"/>
+        </w:rPr>
         <w:t>Tyndale Open Study Notes</w:t>
       </w:r>
       <w:r>
+        <w:rPr>
+          <w:lang w:val="pt_PT" w:bidi="pt_PT"/>
+        </w:rPr>
         <w:t xml:space="preserve">, </w:t>
       </w:r>
       <w:hyperlink r:id="rId13">
         <w:r>
           <w:rPr>
+            <w:lang w:val="pt_PT" w:bidi="pt_PT"/>
+          </w:rPr>
+          <w:rPr>
             <w:color w:val="0000EE"/>
             <w:u w:val="single"/>
           </w:rPr>
@@ -54,11 +94,17 @@
         </w:r>
       </w:hyperlink>
       <w:r>
+        <w:rPr>
+          <w:lang w:val="pt_PT" w:bidi="pt_PT"/>
+        </w:rPr>
         <w:t xml:space="preserve">, 2019, which is licensed under a </w:t>
       </w:r>
       <w:hyperlink r:id="rId14">
         <w:r>
           <w:rPr>
+            <w:lang w:val="pt_PT" w:bidi="pt_PT"/>
+          </w:rPr>
+          <w:rPr>
             <w:color w:val="0000EE"/>
             <w:u w:val="single"/>
           </w:rPr>
@@ -66,23 +112,49 @@
         </w:r>
       </w:hyperlink>
       <w:r>
+        <w:rPr>
+          <w:lang w:val="pt_PT" w:bidi="pt_PT"/>
+        </w:rPr>
         <w:t>.</w:t>
       </w:r>
-      <w:r/>
-    </w:p>
-    <w:p>
-      <w:r/>
-      <w:r>
+      <w:r>
+        <w:rPr>
+          <w:lang w:val="pt_PT" w:bidi="pt_PT"/>
+        </w:rPr>
+      </w:r>
+    </w:p>
+    <w:p>
+      <w:pPr/>
+      <w:r>
+        <w:rPr>
+          <w:lang w:val="pt_PT" w:bidi="pt_PT"/>
+        </w:rPr>
+      </w:r>
+      <w:r>
+        <w:rPr>
+          <w:lang w:val="pt_PT" w:bidi="pt_PT"/>
+        </w:rPr>
         <w:t>This PDF version is provided under the same license.</w:t>
       </w:r>
-      <w:r/>
-      <w:r/>
+      <w:r>
+        <w:rPr>
+          <w:lang w:val="pt_PT" w:bidi="pt_PT"/>
+        </w:rPr>
+      </w:r>
+      <w:r>
+        <w:rPr>
+          <w:lang w:val="pt_PT" w:bidi="pt_PT"/>
+        </w:rPr>
+      </w:r>
     </w:p>
     <w:p>
       <w:pPr>
         <w:pStyle w:val="Heading1"/>
       </w:pPr>
       <w:r>
+        <w:rPr>
+          <w:lang w:val="pt_PT" w:bidi="pt_PT"/>
+        </w:rPr>
         <w:t>Notas de Estudo (Tyndale)</w:t>
       </w:r>
     </w:p>
@@ -105,34 +177,72 @@
       </w:pPr>
     </w:p>
     <w:p>
-      <w:r/>
+      <w:pPr/>
+      <w:r>
+        <w:rPr>
+          <w:lang w:val="pt_PT" w:bidi="pt_PT"/>
+        </w:rPr>
+      </w:r>
     </w:p>
     <w:p>
       <w:pPr>
         <w:pStyle w:val="Heading2"/>
       </w:pPr>
       <w:r>
+        <w:rPr>
+          <w:lang w:val="pt_PT" w:bidi="pt_PT"/>
+        </w:rPr>
         <w:t>2TH</w:t>
       </w:r>
-      <w:r/>
-    </w:p>
-    <w:p>
-      <w:r/>
+      <w:r>
+        <w:rPr>
+          <w:lang w:val="pt_PT" w:bidi="pt_PT"/>
+        </w:rPr>
+      </w:r>
+    </w:p>
+    <w:p>
+      <w:pPr/>
+      <w:r>
+        <w:rPr>
+          <w:lang w:val="pt_PT" w:bidi="pt_PT"/>
+        </w:rPr>
+      </w:r>
       <w:r>
         <w:rPr>
           <w:i/>
+          <w:lang w:val="pt_PT" w:bidi="pt_PT"/>
         </w:rPr>
         <w:t>2 Tessalonicenses 1.1–2, 2 Tessalonicenses 1.2, 2 Tessalonicenses 1.3, 2 Tessalonicenses 1.3–10, 2 Tessalonicenses 1.4, 2 Tessalonicenses 1.5, 2 Tessalonicenses 1.7, 2 Tessalonicenses 1.9, 2 Tessalonicenses 1.10, 2 Tessalonicenses 1.11, 2 Tessalonicenses 1.11–12, 2 Tessalonicenses 1.12, 2 Tessalonicenses 2.1, 2 Tessalonicenses 2.1–12, 2 Tessalonicenses 2.2, 2 Tessalonicenses 2.3, 2 Tessalonicenses 2.4, 2 Tessalonicenses 2.6, 2 Tessalonicenses 2.7, 2 Tessalonicenses 2.8, 2 Tessalonicenses 2.9, 2 Tessalonicenses 2.11, 2 Tessalonicenses 2.12, 2 Tessalonicenses 2.14, 2 Tessalonicenses 2.15, 2 Tessalonicenses 2.16, 2 Tessalonicenses 2.17, 2 Tessalonicenses 3.1, 2 Tessalonicenses 3.1–5, 2 Tessalonicenses 3.2, 2 Tessalonicenses 3.3, 2 Tessalonicenses 3.5, 2 Tessalonicenses 3.6, 2 Tessalonicenses 3.6–15, 2 Tessalonicenses 3.7, 2 Tessalonicenses 3.8, 2 Tessalonicenses 3.9, 2 Tessalonicenses 3.10, 2 Tessalonicenses 3.12, 2 Tessalonicenses 3.13, 2 Tessalonicenses 3.14, 2 Tessalonicenses 3.15, 2 Tessalonicenses 3.16, 2 Tessalonicenses 3.17, 2 Tessalonicenses 3.18</w:t>
       </w:r>
-      <w:r/>
-    </w:p>
-    <w:p>
-      <w:r/>
-      <w:r>
+      <w:r>
+        <w:rPr>
+          <w:lang w:val="pt_PT" w:bidi="pt_PT"/>
+        </w:rPr>
+      </w:r>
+    </w:p>
+    <w:p>
+      <w:pPr/>
+      <w:r>
+        <w:rPr>
+          <w:lang w:val="pt_PT" w:bidi="pt_PT"/>
+        </w:rPr>
+      </w:r>
+      <w:r>
+        <w:rPr>
+          <w:lang w:val="pt_PT" w:bidi="pt_PT"/>
+        </w:rPr>
         <w:t xml:space="preserve"> </w:t>
       </w:r>
-      <w:r/>
-      <w:r/>
+      <w:r>
+        <w:rPr>
+          <w:lang w:val="pt_PT" w:bidi="pt_PT"/>
+        </w:rPr>
+      </w:r>
+      <w:r>
+        <w:rPr>
+          <w:lang w:val="pt_PT" w:bidi="pt_PT"/>
+        </w:rPr>
+      </w:r>
     </w:p>
     <w:p>
       <w:pPr>
@@ -150,63 +260,122 @@
       </w:pPr>
     </w:p>
     <w:p>
-      <w:r/>
+      <w:pPr/>
+      <w:r>
+        <w:rPr>
+          <w:lang w:val="pt_PT" w:bidi="pt_PT"/>
+        </w:rPr>
+      </w:r>
     </w:p>
     <w:p>
       <w:pPr>
         <w:pStyle w:val="Heading2"/>
       </w:pPr>
       <w:r>
+        <w:rPr>
+          <w:lang w:val="pt_PT" w:bidi="pt_PT"/>
+        </w:rPr>
         <w:t>2 Tessalonicenses 1.1–2</w:t>
       </w:r>
-      <w:r/>
-    </w:p>
-    <w:p>
-      <w:r/>
-      <w:r>
+      <w:r>
+        <w:rPr>
+          <w:lang w:val="pt_PT" w:bidi="pt_PT"/>
+        </w:rPr>
+      </w:r>
+    </w:p>
+    <w:p>
+      <w:pPr/>
+      <w:r>
+        <w:rPr>
+          <w:lang w:val="pt_PT" w:bidi="pt_PT"/>
+        </w:rPr>
+      </w:r>
+      <w:r>
+        <w:rPr>
+          <w:lang w:val="pt_PT" w:bidi="pt_PT"/>
+        </w:rPr>
         <w:t xml:space="preserve">Paulo segue os antigos costumes de escrita de cartas, mas em vez da saudação normal (grego </w:t>
       </w:r>
       <w:r>
         <w:rPr>
           <w:i/>
+          <w:lang w:val="pt_PT" w:bidi="pt_PT"/>
         </w:rPr>
         <w:t>chairein</w:t>
       </w:r>
       <w:r>
+        <w:rPr>
+          <w:lang w:val="pt_PT" w:bidi="pt_PT"/>
+        </w:rPr>
         <w:t xml:space="preserve">), ele os abençoa com graça (grego </w:t>
       </w:r>
       <w:r>
         <w:rPr>
           <w:i/>
+          <w:lang w:val="pt_PT" w:bidi="pt_PT"/>
         </w:rPr>
         <w:t>charis</w:t>
       </w:r>
       <w:r>
+        <w:rPr>
+          <w:lang w:val="pt_PT" w:bidi="pt_PT"/>
+        </w:rPr>
         <w:t>) e paz.</w:t>
       </w:r>
-      <w:r/>
-      <w:r/>
-    </w:p>
-    <w:p>
-      <w:r/>
+      <w:r>
+        <w:rPr>
+          <w:lang w:val="pt_PT" w:bidi="pt_PT"/>
+        </w:rPr>
+      </w:r>
+      <w:r>
+        <w:rPr>
+          <w:lang w:val="pt_PT" w:bidi="pt_PT"/>
+        </w:rPr>
+      </w:r>
+    </w:p>
+    <w:p>
+      <w:pPr/>
+      <w:r>
+        <w:rPr>
+          <w:lang w:val="pt_PT" w:bidi="pt_PT"/>
+        </w:rPr>
+      </w:r>
     </w:p>
     <w:p>
       <w:pPr>
         <w:pStyle w:val="Heading2"/>
       </w:pPr>
       <w:r>
+        <w:rPr>
+          <w:lang w:val="pt_PT" w:bidi="pt_PT"/>
+        </w:rPr>
         <w:t>2 Tessalonicenses 1.2</w:t>
       </w:r>
-      <w:r/>
-    </w:p>
-    <w:p>
-      <w:r/>
-      <w:r>
+      <w:r>
+        <w:rPr>
+          <w:lang w:val="pt_PT" w:bidi="pt_PT"/>
+        </w:rPr>
+      </w:r>
+    </w:p>
+    <w:p>
+      <w:pPr/>
+      <w:r>
+        <w:rPr>
+          <w:lang w:val="pt_PT" w:bidi="pt_PT"/>
+        </w:rPr>
+      </w:r>
+      <w:r>
+        <w:rPr>
+          <w:lang w:val="pt_PT" w:bidi="pt_PT"/>
+        </w:rPr>
         <w:t>Deus, nosso Pai, e o Senhor Jesus Cristo são iguais como fonte de graça e paz. A esperança dos tessalonicenses estava ligada à graça de Deus (</w:t>
       </w:r>
       <w:hyperlink r:id="rId15">
         <w:r>
           <w:rPr>
+            <w:lang w:val="pt_PT" w:bidi="pt_PT"/>
+          </w:rPr>
+          <w:rPr>
             <w:color w:val="0000EE"/>
             <w:u w:val="single"/>
           </w:rPr>
@@ -214,11 +383,17 @@
         </w:r>
       </w:hyperlink>
       <w:r>
+        <w:rPr>
+          <w:lang w:val="pt_PT" w:bidi="pt_PT"/>
+        </w:rPr>
         <w:t>), e mesmo em perseguição, eles podiam experimentar a paz dada por Deus (</w:t>
       </w:r>
       <w:hyperlink r:id="rId16">
         <w:r>
           <w:rPr>
+            <w:lang w:val="pt_PT" w:bidi="pt_PT"/>
+          </w:rPr>
+          <w:rPr>
             <w:color w:val="0000EE"/>
             <w:u w:val="single"/>
           </w:rPr>
@@ -226,40 +401,78 @@
         </w:r>
       </w:hyperlink>
       <w:r>
+        <w:rPr>
+          <w:lang w:val="pt_PT" w:bidi="pt_PT"/>
+        </w:rPr>
         <w:t>).</w:t>
       </w:r>
-      <w:r/>
-      <w:r/>
-    </w:p>
-    <w:p>
-      <w:r/>
+      <w:r>
+        <w:rPr>
+          <w:lang w:val="pt_PT" w:bidi="pt_PT"/>
+        </w:rPr>
+      </w:r>
+      <w:r>
+        <w:rPr>
+          <w:lang w:val="pt_PT" w:bidi="pt_PT"/>
+        </w:rPr>
+      </w:r>
+    </w:p>
+    <w:p>
+      <w:pPr/>
+      <w:r>
+        <w:rPr>
+          <w:lang w:val="pt_PT" w:bidi="pt_PT"/>
+        </w:rPr>
+      </w:r>
     </w:p>
     <w:p>
       <w:pPr>
         <w:pStyle w:val="Heading2"/>
       </w:pPr>
       <w:r>
+        <w:rPr>
+          <w:lang w:val="pt_PT" w:bidi="pt_PT"/>
+        </w:rPr>
         <w:t>2 Tessalonicenses 1.3</w:t>
       </w:r>
-      <w:r/>
-    </w:p>
-    <w:p>
-      <w:r/>
-      <w:r>
+      <w:r>
+        <w:rPr>
+          <w:lang w:val="pt_PT" w:bidi="pt_PT"/>
+        </w:rPr>
+      </w:r>
+    </w:p>
+    <w:p>
+      <w:pPr/>
+      <w:r>
+        <w:rPr>
+          <w:lang w:val="pt_PT" w:bidi="pt_PT"/>
+        </w:rPr>
+      </w:r>
+      <w:r>
+        <w:rPr>
+          <w:lang w:val="pt_PT" w:bidi="pt_PT"/>
+        </w:rPr>
         <w:t xml:space="preserve">Queridos irmãos e irmãs: </w:t>
       </w:r>
       <w:r>
         <w:rPr>
           <w:i/>
+          <w:lang w:val="pt_PT" w:bidi="pt_PT"/>
         </w:rPr>
         <w:t>Adelphoi</w:t>
       </w:r>
       <w:r>
+        <w:rPr>
+          <w:lang w:val="pt_PT" w:bidi="pt_PT"/>
+        </w:rPr>
         <w:t xml:space="preserve"> em grego, um termo genérico que se refere a membros da mesma família, tanto homens quanto mulheres. • agradecer a Deus: Paulo começa com agradecimento pela fé, amor e “perseverança” dos Tessalonicenses (</w:t>
       </w:r>
       <w:hyperlink r:id="rId17">
         <w:r>
           <w:rPr>
+            <w:lang w:val="pt_PT" w:bidi="pt_PT"/>
+          </w:rPr>
+          <w:rPr>
             <w:color w:val="0000EE"/>
             <w:u w:val="single"/>
           </w:rPr>
@@ -267,11 +480,17 @@
         </w:r>
       </w:hyperlink>
       <w:r>
+        <w:rPr>
+          <w:lang w:val="pt_PT" w:bidi="pt_PT"/>
+        </w:rPr>
         <w:t xml:space="preserve">). Essas virtudes cristãs fundamentais (veja </w:t>
       </w:r>
       <w:hyperlink r:id="rId18">
         <w:r>
           <w:rPr>
+            <w:lang w:val="pt_PT" w:bidi="pt_PT"/>
+          </w:rPr>
+          <w:rPr>
             <w:color w:val="0000EE"/>
             <w:u w:val="single"/>
           </w:rPr>
@@ -279,11 +498,17 @@
         </w:r>
       </w:hyperlink>
       <w:r>
+        <w:rPr>
+          <w:lang w:val="pt_PT" w:bidi="pt_PT"/>
+        </w:rPr>
         <w:t xml:space="preserve">; </w:t>
       </w:r>
       <w:hyperlink r:id="rId19">
         <w:r>
           <w:rPr>
+            <w:lang w:val="pt_PT" w:bidi="pt_PT"/>
+          </w:rPr>
+          <w:rPr>
             <w:color w:val="0000EE"/>
             <w:u w:val="single"/>
           </w:rPr>
@@ -291,11 +516,17 @@
         </w:r>
       </w:hyperlink>
       <w:r>
+        <w:rPr>
+          <w:lang w:val="pt_PT" w:bidi="pt_PT"/>
+        </w:rPr>
         <w:t xml:space="preserve">; </w:t>
       </w:r>
       <w:hyperlink r:id="rId20">
         <w:r>
           <w:rPr>
+            <w:lang w:val="pt_PT" w:bidi="pt_PT"/>
+          </w:rPr>
+          <w:rPr>
             <w:color w:val="0000EE"/>
             <w:u w:val="single"/>
           </w:rPr>
@@ -303,11 +534,17 @@
         </w:r>
       </w:hyperlink>
       <w:r>
+        <w:rPr>
+          <w:lang w:val="pt_PT" w:bidi="pt_PT"/>
+        </w:rPr>
         <w:t xml:space="preserve">; </w:t>
       </w:r>
       <w:hyperlink r:id="rId21">
         <w:r>
           <w:rPr>
+            <w:lang w:val="pt_PT" w:bidi="pt_PT"/>
+          </w:rPr>
+          <w:rPr>
             <w:color w:val="0000EE"/>
             <w:u w:val="single"/>
           </w:rPr>
@@ -315,11 +552,17 @@
         </w:r>
       </w:hyperlink>
       <w:r>
+        <w:rPr>
+          <w:lang w:val="pt_PT" w:bidi="pt_PT"/>
+        </w:rPr>
         <w:t>) estavam amadurecendo na igreja, apesar da perseguição que enfrentaram (</w:t>
       </w:r>
       <w:hyperlink r:id="rId22">
         <w:r>
           <w:rPr>
+            <w:lang w:val="pt_PT" w:bidi="pt_PT"/>
+          </w:rPr>
+          <w:rPr>
             <w:color w:val="0000EE"/>
             <w:u w:val="single"/>
           </w:rPr>
@@ -327,31 +570,65 @@
         </w:r>
       </w:hyperlink>
       <w:r>
+        <w:rPr>
+          <w:lang w:val="pt_PT" w:bidi="pt_PT"/>
+        </w:rPr>
         <w:t>).</w:t>
       </w:r>
-      <w:r/>
-      <w:r/>
-    </w:p>
-    <w:p>
-      <w:r/>
+      <w:r>
+        <w:rPr>
+          <w:lang w:val="pt_PT" w:bidi="pt_PT"/>
+        </w:rPr>
+      </w:r>
+      <w:r>
+        <w:rPr>
+          <w:lang w:val="pt_PT" w:bidi="pt_PT"/>
+        </w:rPr>
+      </w:r>
+    </w:p>
+    <w:p>
+      <w:pPr/>
+      <w:r>
+        <w:rPr>
+          <w:lang w:val="pt_PT" w:bidi="pt_PT"/>
+        </w:rPr>
+      </w:r>
     </w:p>
     <w:p>
       <w:pPr>
         <w:pStyle w:val="Heading2"/>
       </w:pPr>
       <w:r>
+        <w:rPr>
+          <w:lang w:val="pt_PT" w:bidi="pt_PT"/>
+        </w:rPr>
         <w:t>2 Tessalonicenses 1.3–10</w:t>
       </w:r>
-      <w:r/>
-    </w:p>
-    <w:p>
-      <w:r/>
-      <w:r>
+      <w:r>
+        <w:rPr>
+          <w:lang w:val="pt_PT" w:bidi="pt_PT"/>
+        </w:rPr>
+      </w:r>
+    </w:p>
+    <w:p>
+      <w:pPr/>
+      <w:r>
+        <w:rPr>
+          <w:lang w:val="pt_PT" w:bidi="pt_PT"/>
+        </w:rPr>
+      </w:r>
+      <w:r>
+        <w:rPr>
+          <w:lang w:val="pt_PT" w:bidi="pt_PT"/>
+        </w:rPr>
         <w:t>Depois de agradecer a Deus pela igreja de Tessalônica (</w:t>
       </w:r>
       <w:hyperlink r:id="rId23">
         <w:r>
           <w:rPr>
+            <w:lang w:val="pt_PT" w:bidi="pt_PT"/>
+          </w:rPr>
+          <w:rPr>
             <w:color w:val="0000EE"/>
             <w:u w:val="single"/>
           </w:rPr>
@@ -359,11 +636,17 @@
         </w:r>
       </w:hyperlink>
       <w:r>
+        <w:rPr>
+          <w:lang w:val="pt_PT" w:bidi="pt_PT"/>
+        </w:rPr>
         <w:t>), Paulo escreve sobre a perseguição (</w:t>
       </w:r>
       <w:hyperlink r:id="rId17">
         <w:r>
           <w:rPr>
+            <w:lang w:val="pt_PT" w:bidi="pt_PT"/>
+          </w:rPr>
+          <w:rPr>
             <w:color w:val="0000EE"/>
             <w:u w:val="single"/>
           </w:rPr>
@@ -371,11 +654,17 @@
         </w:r>
       </w:hyperlink>
       <w:r>
+        <w:rPr>
+          <w:lang w:val="pt_PT" w:bidi="pt_PT"/>
+        </w:rPr>
         <w:t>), que havia se intensificado desde sua primeira carta (</w:t>
       </w:r>
       <w:hyperlink r:id="rId24">
         <w:r>
           <w:rPr>
+            <w:lang w:val="pt_PT" w:bidi="pt_PT"/>
+          </w:rPr>
+          <w:rPr>
             <w:color w:val="0000EE"/>
             <w:u w:val="single"/>
           </w:rPr>
@@ -383,11 +672,17 @@
         </w:r>
       </w:hyperlink>
       <w:r>
+        <w:rPr>
+          <w:lang w:val="pt_PT" w:bidi="pt_PT"/>
+        </w:rPr>
         <w:t xml:space="preserve">; </w:t>
       </w:r>
       <w:hyperlink r:id="rId25">
         <w:r>
           <w:rPr>
+            <w:lang w:val="pt_PT" w:bidi="pt_PT"/>
+          </w:rPr>
+          <w:rPr>
             <w:color w:val="0000EE"/>
             <w:u w:val="single"/>
           </w:rPr>
@@ -395,11 +690,17 @@
         </w:r>
       </w:hyperlink>
       <w:r>
+        <w:rPr>
+          <w:lang w:val="pt_PT" w:bidi="pt_PT"/>
+        </w:rPr>
         <w:t xml:space="preserve">; </w:t>
       </w:r>
       <w:hyperlink r:id="rId26">
         <w:r>
           <w:rPr>
+            <w:lang w:val="pt_PT" w:bidi="pt_PT"/>
+          </w:rPr>
+          <w:rPr>
             <w:color w:val="0000EE"/>
             <w:u w:val="single"/>
           </w:rPr>
@@ -407,11 +708,17 @@
         </w:r>
       </w:hyperlink>
       <w:r>
+        <w:rPr>
+          <w:lang w:val="pt_PT" w:bidi="pt_PT"/>
+        </w:rPr>
         <w:t>). Deus aliviará o sofrimento deles (</w:t>
       </w:r>
       <w:hyperlink r:id="rId27">
         <w:r>
           <w:rPr>
+            <w:lang w:val="pt_PT" w:bidi="pt_PT"/>
+          </w:rPr>
+          <w:rPr>
             <w:color w:val="0000EE"/>
             <w:u w:val="single"/>
           </w:rPr>
@@ -419,31 +726,65 @@
         </w:r>
       </w:hyperlink>
       <w:r>
+        <w:rPr>
+          <w:lang w:val="pt_PT" w:bidi="pt_PT"/>
+        </w:rPr>
         <w:t>) e julgará seus perseguidores.</w:t>
       </w:r>
-      <w:r/>
-      <w:r/>
-    </w:p>
-    <w:p>
-      <w:r/>
+      <w:r>
+        <w:rPr>
+          <w:lang w:val="pt_PT" w:bidi="pt_PT"/>
+        </w:rPr>
+      </w:r>
+      <w:r>
+        <w:rPr>
+          <w:lang w:val="pt_PT" w:bidi="pt_PT"/>
+        </w:rPr>
+      </w:r>
+    </w:p>
+    <w:p>
+      <w:pPr/>
+      <w:r>
+        <w:rPr>
+          <w:lang w:val="pt_PT" w:bidi="pt_PT"/>
+        </w:rPr>
+      </w:r>
     </w:p>
     <w:p>
       <w:pPr>
         <w:pStyle w:val="Heading2"/>
       </w:pPr>
       <w:r>
+        <w:rPr>
+          <w:lang w:val="pt_PT" w:bidi="pt_PT"/>
+        </w:rPr>
         <w:t>2 Tessalonicenses 1.4</w:t>
       </w:r>
-      <w:r/>
-    </w:p>
-    <w:p>
-      <w:r/>
-      <w:r>
+      <w:r>
+        <w:rPr>
+          <w:lang w:val="pt_PT" w:bidi="pt_PT"/>
+        </w:rPr>
+      </w:r>
+    </w:p>
+    <w:p>
+      <w:pPr/>
+      <w:r>
+        <w:rPr>
+          <w:lang w:val="pt_PT" w:bidi="pt_PT"/>
+        </w:rPr>
+      </w:r>
+      <w:r>
+        <w:rPr>
+          <w:lang w:val="pt_PT" w:bidi="pt_PT"/>
+        </w:rPr>
         <w:t>O orgulho de Paulo em relação à perseverança e fidelidade dos tessalonicenses, compartilhado com outras igrejas, estimularia a determinação da igreja em perseverar e permanecer fiel diante de grande hostilidade (</w:t>
       </w:r>
       <w:hyperlink r:id="rId25">
         <w:r>
           <w:rPr>
+            <w:lang w:val="pt_PT" w:bidi="pt_PT"/>
+          </w:rPr>
+          <w:rPr>
             <w:color w:val="0000EE"/>
             <w:u w:val="single"/>
           </w:rPr>
@@ -451,11 +792,17 @@
         </w:r>
       </w:hyperlink>
       <w:r>
+        <w:rPr>
+          <w:lang w:val="pt_PT" w:bidi="pt_PT"/>
+        </w:rPr>
         <w:t xml:space="preserve">; </w:t>
       </w:r>
       <w:hyperlink r:id="rId26">
         <w:r>
           <w:rPr>
+            <w:lang w:val="pt_PT" w:bidi="pt_PT"/>
+          </w:rPr>
+          <w:rPr>
             <w:color w:val="0000EE"/>
             <w:u w:val="single"/>
           </w:rPr>
@@ -463,31 +810,65 @@
         </w:r>
       </w:hyperlink>
       <w:r>
+        <w:rPr>
+          <w:lang w:val="pt_PT" w:bidi="pt_PT"/>
+        </w:rPr>
         <w:t>).</w:t>
       </w:r>
-      <w:r/>
-      <w:r/>
-    </w:p>
-    <w:p>
-      <w:r/>
+      <w:r>
+        <w:rPr>
+          <w:lang w:val="pt_PT" w:bidi="pt_PT"/>
+        </w:rPr>
+      </w:r>
+      <w:r>
+        <w:rPr>
+          <w:lang w:val="pt_PT" w:bidi="pt_PT"/>
+        </w:rPr>
+      </w:r>
+    </w:p>
+    <w:p>
+      <w:pPr/>
+      <w:r>
+        <w:rPr>
+          <w:lang w:val="pt_PT" w:bidi="pt_PT"/>
+        </w:rPr>
+      </w:r>
     </w:p>
     <w:p>
       <w:pPr>
         <w:pStyle w:val="Heading2"/>
       </w:pPr>
       <w:r>
+        <w:rPr>
+          <w:lang w:val="pt_PT" w:bidi="pt_PT"/>
+        </w:rPr>
         <w:t>2 Tessalonicenses 1.5</w:t>
       </w:r>
-      <w:r/>
-    </w:p>
-    <w:p>
-      <w:r/>
-      <w:r>
+      <w:r>
+        <w:rPr>
+          <w:lang w:val="pt_PT" w:bidi="pt_PT"/>
+        </w:rPr>
+      </w:r>
+    </w:p>
+    <w:p>
+      <w:pPr/>
+      <w:r>
+        <w:rPr>
+          <w:lang w:val="pt_PT" w:bidi="pt_PT"/>
+        </w:rPr>
+      </w:r>
+      <w:r>
+        <w:rPr>
+          <w:lang w:val="pt_PT" w:bidi="pt_PT"/>
+        </w:rPr>
         <w:t>Aqueles chamados por Deus para entrar em seu Reino sofrerão por isso (</w:t>
       </w:r>
       <w:hyperlink r:id="rId28">
         <w:r>
           <w:rPr>
+            <w:lang w:val="pt_PT" w:bidi="pt_PT"/>
+          </w:rPr>
+          <w:rPr>
             <w:color w:val="0000EE"/>
             <w:u w:val="single"/>
           </w:rPr>
@@ -495,11 +876,17 @@
         </w:r>
       </w:hyperlink>
       <w:r>
+        <w:rPr>
+          <w:lang w:val="pt_PT" w:bidi="pt_PT"/>
+        </w:rPr>
         <w:t xml:space="preserve">; </w:t>
       </w:r>
       <w:hyperlink r:id="rId29">
         <w:r>
           <w:rPr>
+            <w:lang w:val="pt_PT" w:bidi="pt_PT"/>
+          </w:rPr>
+          <w:rPr>
             <w:color w:val="0000EE"/>
             <w:u w:val="single"/>
           </w:rPr>
@@ -507,31 +894,65 @@
         </w:r>
       </w:hyperlink>
       <w:r>
+        <w:rPr>
+          <w:lang w:val="pt_PT" w:bidi="pt_PT"/>
+        </w:rPr>
         <w:t>).</w:t>
       </w:r>
-      <w:r/>
-      <w:r/>
-    </w:p>
-    <w:p>
-      <w:r/>
+      <w:r>
+        <w:rPr>
+          <w:lang w:val="pt_PT" w:bidi="pt_PT"/>
+        </w:rPr>
+      </w:r>
+      <w:r>
+        <w:rPr>
+          <w:lang w:val="pt_PT" w:bidi="pt_PT"/>
+        </w:rPr>
+      </w:r>
+    </w:p>
+    <w:p>
+      <w:pPr/>
+      <w:r>
+        <w:rPr>
+          <w:lang w:val="pt_PT" w:bidi="pt_PT"/>
+        </w:rPr>
+      </w:r>
     </w:p>
     <w:p>
       <w:pPr>
         <w:pStyle w:val="Heading2"/>
       </w:pPr>
       <w:r>
+        <w:rPr>
+          <w:lang w:val="pt_PT" w:bidi="pt_PT"/>
+        </w:rPr>
         <w:t>2 Tessalonicenses 1.7</w:t>
       </w:r>
-      <w:r/>
-    </w:p>
-    <w:p>
-      <w:r/>
-      <w:r>
+      <w:r>
+        <w:rPr>
+          <w:lang w:val="pt_PT" w:bidi="pt_PT"/>
+        </w:rPr>
+      </w:r>
+    </w:p>
+    <w:p>
+      <w:pPr/>
+      <w:r>
+        <w:rPr>
+          <w:lang w:val="pt_PT" w:bidi="pt_PT"/>
+        </w:rPr>
+      </w:r>
+      <w:r>
+        <w:rPr>
+          <w:lang w:val="pt_PT" w:bidi="pt_PT"/>
+        </w:rPr>
         <w:t>descanso: Alívio do sofrimento. • Em outros lugares, Paulo fala da “vinda” de Cristo (</w:t>
       </w:r>
       <w:hyperlink r:id="rId30">
         <w:r>
           <w:rPr>
+            <w:lang w:val="pt_PT" w:bidi="pt_PT"/>
+          </w:rPr>
+          <w:rPr>
             <w:color w:val="0000EE"/>
             <w:u w:val="single"/>
           </w:rPr>
@@ -539,11 +960,17 @@
         </w:r>
       </w:hyperlink>
       <w:r>
+        <w:rPr>
+          <w:lang w:val="pt_PT" w:bidi="pt_PT"/>
+        </w:rPr>
         <w:t xml:space="preserve">; </w:t>
       </w:r>
       <w:hyperlink r:id="rId31">
         <w:r>
           <w:rPr>
+            <w:lang w:val="pt_PT" w:bidi="pt_PT"/>
+          </w:rPr>
+          <w:rPr>
             <w:color w:val="0000EE"/>
             <w:u w:val="single"/>
           </w:rPr>
@@ -551,11 +978,17 @@
         </w:r>
       </w:hyperlink>
       <w:r>
+        <w:rPr>
+          <w:lang w:val="pt_PT" w:bidi="pt_PT"/>
+        </w:rPr>
         <w:t xml:space="preserve">; </w:t>
       </w:r>
       <w:hyperlink r:id="rId32">
         <w:r>
           <w:rPr>
+            <w:lang w:val="pt_PT" w:bidi="pt_PT"/>
+          </w:rPr>
+          <w:rPr>
             <w:color w:val="0000EE"/>
             <w:u w:val="single"/>
           </w:rPr>
@@ -563,11 +996,17 @@
         </w:r>
       </w:hyperlink>
       <w:r>
+        <w:rPr>
+          <w:lang w:val="pt_PT" w:bidi="pt_PT"/>
+        </w:rPr>
         <w:t xml:space="preserve">; </w:t>
       </w:r>
       <w:hyperlink r:id="rId33">
         <w:r>
           <w:rPr>
+            <w:lang w:val="pt_PT" w:bidi="pt_PT"/>
+          </w:rPr>
+          <w:rPr>
             <w:color w:val="0000EE"/>
             <w:u w:val="single"/>
           </w:rPr>
@@ -575,11 +1014,17 @@
         </w:r>
       </w:hyperlink>
       <w:r>
+        <w:rPr>
+          <w:lang w:val="pt_PT" w:bidi="pt_PT"/>
+        </w:rPr>
         <w:t xml:space="preserve">; </w:t>
       </w:r>
       <w:hyperlink r:id="rId34">
         <w:r>
           <w:rPr>
+            <w:lang w:val="pt_PT" w:bidi="pt_PT"/>
+          </w:rPr>
+          <w:rPr>
             <w:color w:val="0000EE"/>
             <w:u w:val="single"/>
           </w:rPr>
@@ -587,11 +1032,17 @@
         </w:r>
       </w:hyperlink>
       <w:r>
+        <w:rPr>
+          <w:lang w:val="pt_PT" w:bidi="pt_PT"/>
+        </w:rPr>
         <w:t xml:space="preserve">); aqui, ele se refere ao evento como a “aparição” ou “revelação” do Senhor Jesus, que atualmente não pode ser visto fisicamente (cp. </w:t>
       </w:r>
       <w:hyperlink r:id="rId35">
         <w:r>
           <w:rPr>
+            <w:lang w:val="pt_PT" w:bidi="pt_PT"/>
+          </w:rPr>
+          <w:rPr>
             <w:color w:val="0000EE"/>
             <w:u w:val="single"/>
           </w:rPr>
@@ -599,11 +1050,17 @@
         </w:r>
       </w:hyperlink>
       <w:r>
+        <w:rPr>
+          <w:lang w:val="pt_PT" w:bidi="pt_PT"/>
+        </w:rPr>
         <w:t xml:space="preserve">; </w:t>
       </w:r>
       <w:hyperlink r:id="rId36">
         <w:r>
           <w:rPr>
+            <w:lang w:val="pt_PT" w:bidi="pt_PT"/>
+          </w:rPr>
+          <w:rPr>
             <w:color w:val="0000EE"/>
             <w:u w:val="single"/>
           </w:rPr>
@@ -611,31 +1068,65 @@
         </w:r>
       </w:hyperlink>
       <w:r>
+        <w:rPr>
+          <w:lang w:val="pt_PT" w:bidi="pt_PT"/>
+        </w:rPr>
         <w:t>).</w:t>
       </w:r>
-      <w:r/>
-      <w:r/>
-    </w:p>
-    <w:p>
-      <w:r/>
+      <w:r>
+        <w:rPr>
+          <w:lang w:val="pt_PT" w:bidi="pt_PT"/>
+        </w:rPr>
+      </w:r>
+      <w:r>
+        <w:rPr>
+          <w:lang w:val="pt_PT" w:bidi="pt_PT"/>
+        </w:rPr>
+      </w:r>
+    </w:p>
+    <w:p>
+      <w:pPr/>
+      <w:r>
+        <w:rPr>
+          <w:lang w:val="pt_PT" w:bidi="pt_PT"/>
+        </w:rPr>
+      </w:r>
     </w:p>
     <w:p>
       <w:pPr>
         <w:pStyle w:val="Heading2"/>
       </w:pPr>
       <w:r>
+        <w:rPr>
+          <w:lang w:val="pt_PT" w:bidi="pt_PT"/>
+        </w:rPr>
         <w:t>2 Tessalonicenses 1.9</w:t>
       </w:r>
-      <w:r/>
-    </w:p>
-    <w:p>
-      <w:r/>
-      <w:r>
+      <w:r>
+        <w:rPr>
+          <w:lang w:val="pt_PT" w:bidi="pt_PT"/>
+        </w:rPr>
+      </w:r>
+    </w:p>
+    <w:p>
+      <w:pPr/>
+      <w:r>
+        <w:rPr>
+          <w:lang w:val="pt_PT" w:bidi="pt_PT"/>
+        </w:rPr>
+      </w:r>
+      <w:r>
+        <w:rPr>
+          <w:lang w:val="pt_PT" w:bidi="pt_PT"/>
+        </w:rPr>
         <w:t>Eles serão punidos por rejeitar a mensagem sobre Cristo (</w:t>
       </w:r>
       <w:hyperlink r:id="rId37">
         <w:r>
           <w:rPr>
+            <w:lang w:val="pt_PT" w:bidi="pt_PT"/>
+          </w:rPr>
+          <w:rPr>
             <w:color w:val="0000EE"/>
             <w:u w:val="single"/>
           </w:rPr>
@@ -643,11 +1134,17 @@
         </w:r>
       </w:hyperlink>
       <w:r>
+        <w:rPr>
+          <w:lang w:val="pt_PT" w:bidi="pt_PT"/>
+        </w:rPr>
         <w:t xml:space="preserve">). • A destruição eterna (veja </w:t>
       </w:r>
       <w:hyperlink r:id="rId38">
         <w:r>
           <w:rPr>
+            <w:lang w:val="pt_PT" w:bidi="pt_PT"/>
+          </w:rPr>
+          <w:rPr>
             <w:color w:val="0000EE"/>
             <w:u w:val="single"/>
           </w:rPr>
@@ -655,11 +1152,17 @@
         </w:r>
       </w:hyperlink>
       <w:r>
+        <w:rPr>
+          <w:lang w:val="pt_PT" w:bidi="pt_PT"/>
+        </w:rPr>
         <w:t xml:space="preserve">; </w:t>
       </w:r>
       <w:hyperlink r:id="rId39">
         <w:r>
           <w:rPr>
+            <w:lang w:val="pt_PT" w:bidi="pt_PT"/>
+          </w:rPr>
+          <w:rPr>
             <w:color w:val="0000EE"/>
             <w:u w:val="single"/>
           </w:rPr>
@@ -667,11 +1170,17 @@
         </w:r>
       </w:hyperlink>
       <w:r>
+        <w:rPr>
+          <w:lang w:val="pt_PT" w:bidi="pt_PT"/>
+        </w:rPr>
         <w:t>) é irrevogável. • Ser separados do Senhor refere-se à fonte do julgamento que está por vir (</w:t>
       </w:r>
       <w:hyperlink r:id="rId40">
         <w:r>
           <w:rPr>
+            <w:lang w:val="pt_PT" w:bidi="pt_PT"/>
+          </w:rPr>
+          <w:rPr>
             <w:color w:val="0000EE"/>
             <w:u w:val="single"/>
           </w:rPr>
@@ -679,11 +1188,17 @@
         </w:r>
       </w:hyperlink>
       <w:r>
+        <w:rPr>
+          <w:lang w:val="pt_PT" w:bidi="pt_PT"/>
+        </w:rPr>
         <w:t>,</w:t>
       </w:r>
       <w:hyperlink r:id="rId41">
         <w:r>
           <w:rPr>
+            <w:lang w:val="pt_PT" w:bidi="pt_PT"/>
+          </w:rPr>
+          <w:rPr>
             <w:color w:val="0000EE"/>
             <w:u w:val="single"/>
           </w:rPr>
@@ -691,11 +1206,17 @@
         </w:r>
       </w:hyperlink>
       <w:r>
+        <w:rPr>
+          <w:lang w:val="pt_PT" w:bidi="pt_PT"/>
+        </w:rPr>
         <w:t>,</w:t>
       </w:r>
       <w:hyperlink r:id="rId42">
         <w:r>
           <w:rPr>
+            <w:lang w:val="pt_PT" w:bidi="pt_PT"/>
+          </w:rPr>
+          <w:rPr>
             <w:color w:val="0000EE"/>
             <w:u w:val="single"/>
           </w:rPr>
@@ -703,31 +1224,65 @@
         </w:r>
       </w:hyperlink>
       <w:r>
+        <w:rPr>
+          <w:lang w:val="pt_PT" w:bidi="pt_PT"/>
+        </w:rPr>
         <w:t>).</w:t>
       </w:r>
-      <w:r/>
-      <w:r/>
-    </w:p>
-    <w:p>
-      <w:r/>
+      <w:r>
+        <w:rPr>
+          <w:lang w:val="pt_PT" w:bidi="pt_PT"/>
+        </w:rPr>
+      </w:r>
+      <w:r>
+        <w:rPr>
+          <w:lang w:val="pt_PT" w:bidi="pt_PT"/>
+        </w:rPr>
+      </w:r>
+    </w:p>
+    <w:p>
+      <w:pPr/>
+      <w:r>
+        <w:rPr>
+          <w:lang w:val="pt_PT" w:bidi="pt_PT"/>
+        </w:rPr>
+      </w:r>
     </w:p>
     <w:p>
       <w:pPr>
         <w:pStyle w:val="Heading2"/>
       </w:pPr>
       <w:r>
+        <w:rPr>
+          <w:lang w:val="pt_PT" w:bidi="pt_PT"/>
+        </w:rPr>
         <w:t>2 Tessalonicenses 1.10</w:t>
       </w:r>
-      <w:r/>
-    </w:p>
-    <w:p>
-      <w:r/>
-      <w:r>
+      <w:r>
+        <w:rPr>
+          <w:lang w:val="pt_PT" w:bidi="pt_PT"/>
+        </w:rPr>
+      </w:r>
+    </w:p>
+    <w:p>
+      <w:pPr/>
+      <w:r>
+        <w:rPr>
+          <w:lang w:val="pt_PT" w:bidi="pt_PT"/>
+        </w:rPr>
+      </w:r>
+      <w:r>
+        <w:rPr>
+          <w:lang w:val="pt_PT" w:bidi="pt_PT"/>
+        </w:rPr>
         <w:t>aquele dia: O dia do Senhor (</w:t>
       </w:r>
       <w:hyperlink r:id="rId43">
         <w:r>
           <w:rPr>
+            <w:lang w:val="pt_PT" w:bidi="pt_PT"/>
+          </w:rPr>
+          <w:rPr>
             <w:color w:val="0000EE"/>
             <w:u w:val="single"/>
           </w:rPr>
@@ -735,11 +1290,17 @@
         </w:r>
       </w:hyperlink>
       <w:r>
+        <w:rPr>
+          <w:lang w:val="pt_PT" w:bidi="pt_PT"/>
+        </w:rPr>
         <w:t xml:space="preserve">; </w:t>
       </w:r>
       <w:hyperlink r:id="rId44">
         <w:r>
           <w:rPr>
+            <w:lang w:val="pt_PT" w:bidi="pt_PT"/>
+          </w:rPr>
+          <w:rPr>
             <w:color w:val="0000EE"/>
             <w:u w:val="single"/>
           </w:rPr>
@@ -747,37 +1308,77 @@
         </w:r>
       </w:hyperlink>
       <w:r>
+        <w:rPr>
+          <w:lang w:val="pt_PT" w:bidi="pt_PT"/>
+        </w:rPr>
         <w:t>; veja a Nota Temática “</w:t>
       </w:r>
       <w:r>
+        <w:rPr>
+          <w:lang w:val="pt_PT" w:bidi="pt_PT"/>
+        </w:rPr>
         <w:t>O Dia do Senhor</w:t>
       </w:r>
       <w:r>
+        <w:rPr>
+          <w:lang w:val="pt_PT" w:bidi="pt_PT"/>
+        </w:rPr>
         <w:t>”).</w:t>
       </w:r>
-      <w:r/>
-      <w:r/>
-    </w:p>
-    <w:p>
-      <w:r/>
+      <w:r>
+        <w:rPr>
+          <w:lang w:val="pt_PT" w:bidi="pt_PT"/>
+        </w:rPr>
+      </w:r>
+      <w:r>
+        <w:rPr>
+          <w:lang w:val="pt_PT" w:bidi="pt_PT"/>
+        </w:rPr>
+      </w:r>
+    </w:p>
+    <w:p>
+      <w:pPr/>
+      <w:r>
+        <w:rPr>
+          <w:lang w:val="pt_PT" w:bidi="pt_PT"/>
+        </w:rPr>
+      </w:r>
     </w:p>
     <w:p>
       <w:pPr>
         <w:pStyle w:val="Heading2"/>
       </w:pPr>
       <w:r>
+        <w:rPr>
+          <w:lang w:val="pt_PT" w:bidi="pt_PT"/>
+        </w:rPr>
         <w:t>2 Tessalonicenses 1.11</w:t>
       </w:r>
-      <w:r/>
-    </w:p>
-    <w:p>
-      <w:r/>
-      <w:r>
+      <w:r>
+        <w:rPr>
+          <w:lang w:val="pt_PT" w:bidi="pt_PT"/>
+        </w:rPr>
+      </w:r>
+    </w:p>
+    <w:p>
+      <w:pPr/>
+      <w:r>
+        <w:rPr>
+          <w:lang w:val="pt_PT" w:bidi="pt_PT"/>
+        </w:rPr>
+      </w:r>
+      <w:r>
+        <w:rPr>
+          <w:lang w:val="pt_PT" w:bidi="pt_PT"/>
+        </w:rPr>
         <w:t>permitir que você viva uma vida digna de seu chamado: Paulo já havia lembrado aos tessalonicenses que Deus os chamou para se comportarem “de uma maneira que Deus consideraria digna” (</w:t>
       </w:r>
       <w:hyperlink r:id="rId29">
         <w:r>
           <w:rPr>
+            <w:lang w:val="pt_PT" w:bidi="pt_PT"/>
+          </w:rPr>
+          <w:rPr>
             <w:color w:val="0000EE"/>
             <w:u w:val="single"/>
           </w:rPr>
@@ -785,11 +1386,17 @@
         </w:r>
       </w:hyperlink>
       <w:r>
+        <w:rPr>
+          <w:lang w:val="pt_PT" w:bidi="pt_PT"/>
+        </w:rPr>
         <w:t xml:space="preserve">; veja também </w:t>
       </w:r>
       <w:hyperlink r:id="rId45">
         <w:r>
           <w:rPr>
+            <w:lang w:val="pt_PT" w:bidi="pt_PT"/>
+          </w:rPr>
+          <w:rPr>
             <w:color w:val="0000EE"/>
             <w:u w:val="single"/>
           </w:rPr>
@@ -797,11 +1404,17 @@
         </w:r>
       </w:hyperlink>
       <w:r>
+        <w:rPr>
+          <w:lang w:val="pt_PT" w:bidi="pt_PT"/>
+        </w:rPr>
         <w:t xml:space="preserve">; </w:t>
       </w:r>
       <w:hyperlink r:id="rId46">
         <w:r>
           <w:rPr>
+            <w:lang w:val="pt_PT" w:bidi="pt_PT"/>
+          </w:rPr>
+          <w:rPr>
             <w:color w:val="0000EE"/>
             <w:u w:val="single"/>
           </w:rPr>
@@ -809,11 +1422,17 @@
         </w:r>
       </w:hyperlink>
       <w:r>
+        <w:rPr>
+          <w:lang w:val="pt_PT" w:bidi="pt_PT"/>
+        </w:rPr>
         <w:t xml:space="preserve">; </w:t>
       </w:r>
       <w:hyperlink r:id="rId47">
         <w:r>
           <w:rPr>
+            <w:lang w:val="pt_PT" w:bidi="pt_PT"/>
+          </w:rPr>
+          <w:rPr>
             <w:color w:val="0000EE"/>
             <w:u w:val="single"/>
           </w:rPr>
@@ -821,31 +1440,65 @@
         </w:r>
       </w:hyperlink>
       <w:r>
+        <w:rPr>
+          <w:lang w:val="pt_PT" w:bidi="pt_PT"/>
+        </w:rPr>
         <w:t>). • Paulo orou para que Deus desse aos cristãos tessalonicenses poder para viver e trabalhar de uma maneira que agradasse a Deus.</w:t>
       </w:r>
-      <w:r/>
-      <w:r/>
-    </w:p>
-    <w:p>
-      <w:r/>
+      <w:r>
+        <w:rPr>
+          <w:lang w:val="pt_PT" w:bidi="pt_PT"/>
+        </w:rPr>
+      </w:r>
+      <w:r>
+        <w:rPr>
+          <w:lang w:val="pt_PT" w:bidi="pt_PT"/>
+        </w:rPr>
+      </w:r>
+    </w:p>
+    <w:p>
+      <w:pPr/>
+      <w:r>
+        <w:rPr>
+          <w:lang w:val="pt_PT" w:bidi="pt_PT"/>
+        </w:rPr>
+      </w:r>
     </w:p>
     <w:p>
       <w:pPr>
         <w:pStyle w:val="Heading2"/>
       </w:pPr>
       <w:r>
+        <w:rPr>
+          <w:lang w:val="pt_PT" w:bidi="pt_PT"/>
+        </w:rPr>
         <w:t>2 Tessalonicenses 1.11–12</w:t>
       </w:r>
-      <w:r/>
-    </w:p>
-    <w:p>
-      <w:r/>
-      <w:r>
+      <w:r>
+        <w:rPr>
+          <w:lang w:val="pt_PT" w:bidi="pt_PT"/>
+        </w:rPr>
+      </w:r>
+    </w:p>
+    <w:p>
+      <w:pPr/>
+      <w:r>
+        <w:rPr>
+          <w:lang w:val="pt_PT" w:bidi="pt_PT"/>
+        </w:rPr>
+      </w:r>
+      <w:r>
+        <w:rPr>
+          <w:lang w:val="pt_PT" w:bidi="pt_PT"/>
+        </w:rPr>
         <w:t>Paulo assegura aos crentes tessalonicenses sobre a justiça prometida de Deus, tanto para eles quanto para seus perseguidores (</w:t>
       </w:r>
       <w:hyperlink r:id="rId27">
         <w:r>
           <w:rPr>
+            <w:lang w:val="pt_PT" w:bidi="pt_PT"/>
+          </w:rPr>
+          <w:rPr>
             <w:color w:val="0000EE"/>
             <w:u w:val="single"/>
           </w:rPr>
@@ -853,31 +1506,65 @@
         </w:r>
       </w:hyperlink>
       <w:r>
+        <w:rPr>
+          <w:lang w:val="pt_PT" w:bidi="pt_PT"/>
+        </w:rPr>
         <w:t>). Como a futura libertação implica cumprir responsabilidades presentes, Paulo ora para que eles sejam encontrados dignos no retorno de Cristo.</w:t>
       </w:r>
-      <w:r/>
-      <w:r/>
-    </w:p>
-    <w:p>
-      <w:r/>
+      <w:r>
+        <w:rPr>
+          <w:lang w:val="pt_PT" w:bidi="pt_PT"/>
+        </w:rPr>
+      </w:r>
+      <w:r>
+        <w:rPr>
+          <w:lang w:val="pt_PT" w:bidi="pt_PT"/>
+        </w:rPr>
+      </w:r>
+    </w:p>
+    <w:p>
+      <w:pPr/>
+      <w:r>
+        <w:rPr>
+          <w:lang w:val="pt_PT" w:bidi="pt_PT"/>
+        </w:rPr>
+      </w:r>
     </w:p>
     <w:p>
       <w:pPr>
         <w:pStyle w:val="Heading2"/>
       </w:pPr>
       <w:r>
+        <w:rPr>
+          <w:lang w:val="pt_PT" w:bidi="pt_PT"/>
+        </w:rPr>
         <w:t>2 Tessalonicenses 1.12</w:t>
       </w:r>
-      <w:r/>
-    </w:p>
-    <w:p>
-      <w:r/>
-      <w:r>
+      <w:r>
+        <w:rPr>
+          <w:lang w:val="pt_PT" w:bidi="pt_PT"/>
+        </w:rPr>
+      </w:r>
+    </w:p>
+    <w:p>
+      <w:pPr/>
+      <w:r>
+        <w:rPr>
+          <w:lang w:val="pt_PT" w:bidi="pt_PT"/>
+        </w:rPr>
+      </w:r>
+      <w:r>
+        <w:rPr>
+          <w:lang w:val="pt_PT" w:bidi="pt_PT"/>
+        </w:rPr>
         <w:t>Embora o nome de nosso Senhor Jesus tenha sido rejeitado pelos perseguidores dos tessalonicenses (</w:t>
       </w:r>
       <w:hyperlink r:id="rId37">
         <w:r>
           <w:rPr>
+            <w:lang w:val="pt_PT" w:bidi="pt_PT"/>
+          </w:rPr>
+          <w:rPr>
             <w:color w:val="0000EE"/>
             <w:u w:val="single"/>
           </w:rPr>
@@ -885,11 +1572,17 @@
         </w:r>
       </w:hyperlink>
       <w:r>
+        <w:rPr>
+          <w:lang w:val="pt_PT" w:bidi="pt_PT"/>
+        </w:rPr>
         <w:t>), Jesus será, em última análise, glorificado por causa das vidas dos crentes. Além disso, eles serão honrados junto com ele (</w:t>
       </w:r>
       <w:hyperlink r:id="rId48">
         <w:r>
           <w:rPr>
+            <w:lang w:val="pt_PT" w:bidi="pt_PT"/>
+          </w:rPr>
+          <w:rPr>
             <w:color w:val="0000EE"/>
             <w:u w:val="single"/>
           </w:rPr>
@@ -897,11 +1590,17 @@
         </w:r>
       </w:hyperlink>
       <w:r>
+        <w:rPr>
+          <w:lang w:val="pt_PT" w:bidi="pt_PT"/>
+        </w:rPr>
         <w:t xml:space="preserve">; </w:t>
       </w:r>
       <w:hyperlink r:id="rId29">
         <w:r>
           <w:rPr>
+            <w:lang w:val="pt_PT" w:bidi="pt_PT"/>
+          </w:rPr>
+          <w:rPr>
             <w:color w:val="0000EE"/>
             <w:u w:val="single"/>
           </w:rPr>
@@ -909,11 +1608,17 @@
         </w:r>
       </w:hyperlink>
       <w:r>
+        <w:rPr>
+          <w:lang w:val="pt_PT" w:bidi="pt_PT"/>
+        </w:rPr>
         <w:t xml:space="preserve">; cp. </w:t>
       </w:r>
       <w:hyperlink r:id="rId49">
         <w:r>
           <w:rPr>
+            <w:lang w:val="pt_PT" w:bidi="pt_PT"/>
+          </w:rPr>
+          <w:rPr>
             <w:color w:val="0000EE"/>
             <w:u w:val="single"/>
           </w:rPr>
@@ -921,11 +1626,17 @@
         </w:r>
       </w:hyperlink>
       <w:r>
+        <w:rPr>
+          <w:lang w:val="pt_PT" w:bidi="pt_PT"/>
+        </w:rPr>
         <w:t xml:space="preserve">; </w:t>
       </w:r>
       <w:hyperlink r:id="rId50">
         <w:r>
           <w:rPr>
+            <w:lang w:val="pt_PT" w:bidi="pt_PT"/>
+          </w:rPr>
+          <w:rPr>
             <w:color w:val="0000EE"/>
             <w:u w:val="single"/>
           </w:rPr>
@@ -933,11 +1644,17 @@
         </w:r>
       </w:hyperlink>
       <w:r>
+        <w:rPr>
+          <w:lang w:val="pt_PT" w:bidi="pt_PT"/>
+        </w:rPr>
         <w:t xml:space="preserve">). Cp. </w:t>
       </w:r>
       <w:hyperlink r:id="rId51">
         <w:r>
           <w:rPr>
+            <w:lang w:val="pt_PT" w:bidi="pt_PT"/>
+          </w:rPr>
+          <w:rPr>
             <w:color w:val="0000EE"/>
             <w:u w:val="single"/>
           </w:rPr>
@@ -945,31 +1662,65 @@
         </w:r>
       </w:hyperlink>
       <w:r>
+        <w:rPr>
+          <w:lang w:val="pt_PT" w:bidi="pt_PT"/>
+        </w:rPr>
         <w:t>.</w:t>
       </w:r>
-      <w:r/>
-      <w:r/>
-    </w:p>
-    <w:p>
-      <w:r/>
+      <w:r>
+        <w:rPr>
+          <w:lang w:val="pt_PT" w:bidi="pt_PT"/>
+        </w:rPr>
+      </w:r>
+      <w:r>
+        <w:rPr>
+          <w:lang w:val="pt_PT" w:bidi="pt_PT"/>
+        </w:rPr>
+      </w:r>
+    </w:p>
+    <w:p>
+      <w:pPr/>
+      <w:r>
+        <w:rPr>
+          <w:lang w:val="pt_PT" w:bidi="pt_PT"/>
+        </w:rPr>
+      </w:r>
     </w:p>
     <w:p>
       <w:pPr>
         <w:pStyle w:val="Heading2"/>
       </w:pPr>
       <w:r>
+        <w:rPr>
+          <w:lang w:val="pt_PT" w:bidi="pt_PT"/>
+        </w:rPr>
         <w:t>2 Tessalonicenses 2.1</w:t>
       </w:r>
-      <w:r/>
-    </w:p>
-    <w:p>
-      <w:r/>
-      <w:r>
+      <w:r>
+        <w:rPr>
+          <w:lang w:val="pt_PT" w:bidi="pt_PT"/>
+        </w:rPr>
+      </w:r>
+    </w:p>
+    <w:p>
+      <w:pPr/>
+      <w:r>
+        <w:rPr>
+          <w:lang w:val="pt_PT" w:bidi="pt_PT"/>
+        </w:rPr>
+      </w:r>
+      <w:r>
+        <w:rPr>
+          <w:lang w:val="pt_PT" w:bidi="pt_PT"/>
+        </w:rPr>
         <w:t>Na vinda de nosso Senhor Jesus Cristo (</w:t>
       </w:r>
       <w:hyperlink r:id="rId52">
         <w:r>
           <w:rPr>
+            <w:lang w:val="pt_PT" w:bidi="pt_PT"/>
+          </w:rPr>
+          <w:rPr>
             <w:color w:val="0000EE"/>
             <w:u w:val="single"/>
           </w:rPr>
@@ -977,11 +1728,17 @@
         </w:r>
       </w:hyperlink>
       <w:r>
+        <w:rPr>
+          <w:lang w:val="pt_PT" w:bidi="pt_PT"/>
+        </w:rPr>
         <w:t xml:space="preserve">; </w:t>
       </w:r>
       <w:hyperlink r:id="rId31">
         <w:r>
           <w:rPr>
+            <w:lang w:val="pt_PT" w:bidi="pt_PT"/>
+          </w:rPr>
+          <w:rPr>
             <w:color w:val="0000EE"/>
             <w:u w:val="single"/>
           </w:rPr>
@@ -989,11 +1746,17 @@
         </w:r>
       </w:hyperlink>
       <w:r>
+        <w:rPr>
+          <w:lang w:val="pt_PT" w:bidi="pt_PT"/>
+        </w:rPr>
         <w:t xml:space="preserve">; </w:t>
       </w:r>
       <w:hyperlink r:id="rId32">
         <w:r>
           <w:rPr>
+            <w:lang w:val="pt_PT" w:bidi="pt_PT"/>
+          </w:rPr>
+          <w:rPr>
             <w:color w:val="0000EE"/>
             <w:u w:val="single"/>
           </w:rPr>
@@ -1001,11 +1764,17 @@
         </w:r>
       </w:hyperlink>
       <w:r>
+        <w:rPr>
+          <w:lang w:val="pt_PT" w:bidi="pt_PT"/>
+        </w:rPr>
         <w:t xml:space="preserve">; </w:t>
       </w:r>
       <w:hyperlink r:id="rId53">
         <w:r>
           <w:rPr>
+            <w:lang w:val="pt_PT" w:bidi="pt_PT"/>
+          </w:rPr>
+          <w:rPr>
             <w:color w:val="0000EE"/>
             <w:u w:val="single"/>
           </w:rPr>
@@ -1013,11 +1782,17 @@
         </w:r>
       </w:hyperlink>
       <w:r>
+        <w:rPr>
+          <w:lang w:val="pt_PT" w:bidi="pt_PT"/>
+        </w:rPr>
         <w:t xml:space="preserve">; </w:t>
       </w:r>
       <w:hyperlink r:id="rId34">
         <w:r>
           <w:rPr>
+            <w:lang w:val="pt_PT" w:bidi="pt_PT"/>
+          </w:rPr>
+          <w:rPr>
             <w:color w:val="0000EE"/>
             <w:u w:val="single"/>
           </w:rPr>
@@ -1025,11 +1800,17 @@
         </w:r>
       </w:hyperlink>
       <w:r>
+        <w:rPr>
+          <w:lang w:val="pt_PT" w:bidi="pt_PT"/>
+        </w:rPr>
         <w:t>), todo o seu povo será reunido para encontrá-lo. Isso ocorrerá na ressurreição e arrebatamento da igreja (</w:t>
       </w:r>
       <w:hyperlink r:id="rId54">
         <w:r>
           <w:rPr>
+            <w:lang w:val="pt_PT" w:bidi="pt_PT"/>
+          </w:rPr>
+          <w:rPr>
             <w:color w:val="0000EE"/>
             <w:u w:val="single"/>
           </w:rPr>
@@ -1037,31 +1818,65 @@
         </w:r>
       </w:hyperlink>
       <w:r>
+        <w:rPr>
+          <w:lang w:val="pt_PT" w:bidi="pt_PT"/>
+        </w:rPr>
         <w:t>).</w:t>
       </w:r>
-      <w:r/>
-      <w:r/>
-    </w:p>
-    <w:p>
-      <w:r/>
+      <w:r>
+        <w:rPr>
+          <w:lang w:val="pt_PT" w:bidi="pt_PT"/>
+        </w:rPr>
+      </w:r>
+      <w:r>
+        <w:rPr>
+          <w:lang w:val="pt_PT" w:bidi="pt_PT"/>
+        </w:rPr>
+      </w:r>
+    </w:p>
+    <w:p>
+      <w:pPr/>
+      <w:r>
+        <w:rPr>
+          <w:lang w:val="pt_PT" w:bidi="pt_PT"/>
+        </w:rPr>
+      </w:r>
     </w:p>
     <w:p>
       <w:pPr>
         <w:pStyle w:val="Heading2"/>
       </w:pPr>
       <w:r>
+        <w:rPr>
+          <w:lang w:val="pt_PT" w:bidi="pt_PT"/>
+        </w:rPr>
         <w:t>2 Tessalonicenses 2.1–12</w:t>
       </w:r>
-      <w:r/>
-    </w:p>
-    <w:p>
-      <w:r/>
-      <w:r>
+      <w:r>
+        <w:rPr>
+          <w:lang w:val="pt_PT" w:bidi="pt_PT"/>
+        </w:rPr>
+      </w:r>
+    </w:p>
+    <w:p>
+      <w:pPr/>
+      <w:r>
+        <w:rPr>
+          <w:lang w:val="pt_PT" w:bidi="pt_PT"/>
+        </w:rPr>
+      </w:r>
+      <w:r>
+        <w:rPr>
+          <w:lang w:val="pt_PT" w:bidi="pt_PT"/>
+        </w:rPr>
         <w:t>Falsos ensinamentos sobre o dia do Senhor haviam perturbado a igreja de Tessalônica (</w:t>
       </w:r>
       <w:hyperlink r:id="rId55">
         <w:r>
           <w:rPr>
+            <w:lang w:val="pt_PT" w:bidi="pt_PT"/>
+          </w:rPr>
+          <w:rPr>
             <w:color w:val="0000EE"/>
             <w:u w:val="single"/>
           </w:rPr>
@@ -1069,11 +1884,17 @@
         </w:r>
       </w:hyperlink>
       <w:r>
+        <w:rPr>
+          <w:lang w:val="pt_PT" w:bidi="pt_PT"/>
+        </w:rPr>
         <w:t>). Paulo os lembra (</w:t>
       </w:r>
       <w:hyperlink r:id="rId56">
         <w:r>
           <w:rPr>
+            <w:lang w:val="pt_PT" w:bidi="pt_PT"/>
+          </w:rPr>
+          <w:rPr>
             <w:color w:val="0000EE"/>
             <w:u w:val="single"/>
           </w:rPr>
@@ -1081,11 +1902,17 @@
         </w:r>
       </w:hyperlink>
       <w:r>
+        <w:rPr>
+          <w:lang w:val="pt_PT" w:bidi="pt_PT"/>
+        </w:rPr>
         <w:t>) que dois eventos precederão esse dia: uma grande apostasia e a revelação do homem da iniquidade (</w:t>
       </w:r>
       <w:hyperlink r:id="rId57">
         <w:r>
           <w:rPr>
+            <w:lang w:val="pt_PT" w:bidi="pt_PT"/>
+          </w:rPr>
+          <w:rPr>
             <w:color w:val="0000EE"/>
             <w:u w:val="single"/>
           </w:rPr>
@@ -1093,11 +1920,17 @@
         </w:r>
       </w:hyperlink>
       <w:r>
+        <w:rPr>
+          <w:lang w:val="pt_PT" w:bidi="pt_PT"/>
+        </w:rPr>
         <w:t>). Cristo destruirá este homem quando ele voltar (</w:t>
       </w:r>
       <w:hyperlink r:id="rId58">
         <w:r>
           <w:rPr>
+            <w:lang w:val="pt_PT" w:bidi="pt_PT"/>
+          </w:rPr>
+          <w:rPr>
             <w:color w:val="0000EE"/>
             <w:u w:val="single"/>
           </w:rPr>
@@ -1105,11 +1938,17 @@
         </w:r>
       </w:hyperlink>
       <w:r>
+        <w:rPr>
+          <w:lang w:val="pt_PT" w:bidi="pt_PT"/>
+        </w:rPr>
         <w:t>,</w:t>
       </w:r>
       <w:hyperlink r:id="rId59">
         <w:r>
           <w:rPr>
+            <w:lang w:val="pt_PT" w:bidi="pt_PT"/>
+          </w:rPr>
+          <w:rPr>
             <w:color w:val="0000EE"/>
             <w:u w:val="single"/>
           </w:rPr>
@@ -1117,11 +1956,17 @@
         </w:r>
       </w:hyperlink>
       <w:r>
+        <w:rPr>
+          <w:lang w:val="pt_PT" w:bidi="pt_PT"/>
+        </w:rPr>
         <w:t>), e aqueles que foram enganados também serão julgados (</w:t>
       </w:r>
       <w:hyperlink r:id="rId60">
         <w:r>
           <w:rPr>
+            <w:lang w:val="pt_PT" w:bidi="pt_PT"/>
+          </w:rPr>
+          <w:rPr>
             <w:color w:val="0000EE"/>
             <w:u w:val="single"/>
           </w:rPr>
@@ -1129,31 +1974,65 @@
         </w:r>
       </w:hyperlink>
       <w:r>
+        <w:rPr>
+          <w:lang w:val="pt_PT" w:bidi="pt_PT"/>
+        </w:rPr>
         <w:t>).</w:t>
       </w:r>
-      <w:r/>
-      <w:r/>
-    </w:p>
-    <w:p>
-      <w:r/>
+      <w:r>
+        <w:rPr>
+          <w:lang w:val="pt_PT" w:bidi="pt_PT"/>
+        </w:rPr>
+      </w:r>
+      <w:r>
+        <w:rPr>
+          <w:lang w:val="pt_PT" w:bidi="pt_PT"/>
+        </w:rPr>
+      </w:r>
+    </w:p>
+    <w:p>
+      <w:pPr/>
+      <w:r>
+        <w:rPr>
+          <w:lang w:val="pt_PT" w:bidi="pt_PT"/>
+        </w:rPr>
+      </w:r>
     </w:p>
     <w:p>
       <w:pPr>
         <w:pStyle w:val="Heading2"/>
       </w:pPr>
       <w:r>
+        <w:rPr>
+          <w:lang w:val="pt_PT" w:bidi="pt_PT"/>
+        </w:rPr>
         <w:t>2 Tessalonicenses 2.2</w:t>
       </w:r>
-      <w:r/>
-    </w:p>
-    <w:p>
-      <w:r/>
-      <w:r>
+      <w:r>
+        <w:rPr>
+          <w:lang w:val="pt_PT" w:bidi="pt_PT"/>
+        </w:rPr>
+      </w:r>
+    </w:p>
+    <w:p>
+      <w:pPr/>
+      <w:r>
+        <w:rPr>
+          <w:lang w:val="pt_PT" w:bidi="pt_PT"/>
+        </w:rPr>
+      </w:r>
+      <w:r>
+        <w:rPr>
+          <w:lang w:val="pt_PT" w:bidi="pt_PT"/>
+        </w:rPr>
         <w:t>Os cristãos de Tessalônica anteriormente perguntaram a Paulo quando o dia do Senhor viria (</w:t>
       </w:r>
       <w:hyperlink r:id="rId61">
         <w:r>
           <w:rPr>
+            <w:lang w:val="pt_PT" w:bidi="pt_PT"/>
+          </w:rPr>
+          <w:rPr>
             <w:color w:val="0000EE"/>
             <w:u w:val="single"/>
           </w:rPr>
@@ -1161,11 +2040,17 @@
         </w:r>
       </w:hyperlink>
       <w:r>
+        <w:rPr>
+          <w:lang w:val="pt_PT" w:bidi="pt_PT"/>
+        </w:rPr>
         <w:t xml:space="preserve">). Agora, um falso ensinamento de que esse dia já havia começado (cp. </w:t>
       </w:r>
       <w:hyperlink r:id="rId62">
         <w:r>
           <w:rPr>
+            <w:lang w:val="pt_PT" w:bidi="pt_PT"/>
+          </w:rPr>
+          <w:rPr>
             <w:color w:val="0000EE"/>
             <w:u w:val="single"/>
           </w:rPr>
@@ -1173,11 +2058,17 @@
         </w:r>
       </w:hyperlink>
       <w:r>
+        <w:rPr>
+          <w:lang w:val="pt_PT" w:bidi="pt_PT"/>
+        </w:rPr>
         <w:t xml:space="preserve">) estava fazendo com que eles vacilassem na fé e ficassem assustados. • uma visão espiritual, uma revelação, ou uma carta: A fonte do ensinamento poderia ter sido uma falsa profecia (cp. </w:t>
       </w:r>
       <w:hyperlink r:id="rId63">
         <w:r>
           <w:rPr>
+            <w:lang w:val="pt_PT" w:bidi="pt_PT"/>
+          </w:rPr>
+          <w:rPr>
             <w:color w:val="0000EE"/>
             <w:u w:val="single"/>
           </w:rPr>
@@ -1185,31 +2076,65 @@
         </w:r>
       </w:hyperlink>
       <w:r>
+        <w:rPr>
+          <w:lang w:val="pt_PT" w:bidi="pt_PT"/>
+        </w:rPr>
         <w:t>), um sermão errôneo, ou uma carta falsamente atribuída a Paulo.</w:t>
       </w:r>
-      <w:r/>
-      <w:r/>
-    </w:p>
-    <w:p>
-      <w:r/>
+      <w:r>
+        <w:rPr>
+          <w:lang w:val="pt_PT" w:bidi="pt_PT"/>
+        </w:rPr>
+      </w:r>
+      <w:r>
+        <w:rPr>
+          <w:lang w:val="pt_PT" w:bidi="pt_PT"/>
+        </w:rPr>
+      </w:r>
+    </w:p>
+    <w:p>
+      <w:pPr/>
+      <w:r>
+        <w:rPr>
+          <w:lang w:val="pt_PT" w:bidi="pt_PT"/>
+        </w:rPr>
+      </w:r>
     </w:p>
     <w:p>
       <w:pPr>
         <w:pStyle w:val="Heading2"/>
       </w:pPr>
       <w:r>
+        <w:rPr>
+          <w:lang w:val="pt_PT" w:bidi="pt_PT"/>
+        </w:rPr>
         <w:t>2 Tessalonicenses 2.3</w:t>
       </w:r>
-      <w:r/>
-    </w:p>
-    <w:p>
-      <w:r/>
-      <w:r>
+      <w:r>
+        <w:rPr>
+          <w:lang w:val="pt_PT" w:bidi="pt_PT"/>
+        </w:rPr>
+      </w:r>
+    </w:p>
+    <w:p>
+      <w:pPr/>
+      <w:r>
+        <w:rPr>
+          <w:lang w:val="pt_PT" w:bidi="pt_PT"/>
+        </w:rPr>
+      </w:r>
+      <w:r>
+        <w:rPr>
+          <w:lang w:val="pt_PT" w:bidi="pt_PT"/>
+        </w:rPr>
         <w:t>Dois eventos precederão aquele dia do Senhor (</w:t>
       </w:r>
       <w:hyperlink r:id="rId43">
         <w:r>
           <w:rPr>
+            <w:lang w:val="pt_PT" w:bidi="pt_PT"/>
+          </w:rPr>
+          <w:rPr>
             <w:color w:val="0000EE"/>
             <w:u w:val="single"/>
           </w:rPr>
@@ -1217,11 +2142,17 @@
         </w:r>
       </w:hyperlink>
       <w:r>
+        <w:rPr>
+          <w:lang w:val="pt_PT" w:bidi="pt_PT"/>
+        </w:rPr>
         <w:t>). • Tanto a teologia judaica quanto a cristã previram uma grande rebelião contra Deus antes do fim (</w:t>
       </w:r>
       <w:hyperlink r:id="rId64">
         <w:r>
           <w:rPr>
+            <w:lang w:val="pt_PT" w:bidi="pt_PT"/>
+          </w:rPr>
+          <w:rPr>
             <w:color w:val="0000EE"/>
             <w:u w:val="single"/>
           </w:rPr>
@@ -1229,11 +2160,17 @@
         </w:r>
       </w:hyperlink>
       <w:r>
+        <w:rPr>
+          <w:lang w:val="pt_PT" w:bidi="pt_PT"/>
+        </w:rPr>
         <w:t xml:space="preserve">; </w:t>
       </w:r>
       <w:hyperlink r:id="rId65">
         <w:r>
           <w:rPr>
+            <w:lang w:val="pt_PT" w:bidi="pt_PT"/>
+          </w:rPr>
+          <w:rPr>
             <w:color w:val="0000EE"/>
             <w:u w:val="single"/>
           </w:rPr>
@@ -1241,20 +2178,30 @@
         </w:r>
       </w:hyperlink>
       <w:r>
+        <w:rPr>
+          <w:lang w:val="pt_PT" w:bidi="pt_PT"/>
+        </w:rPr>
         <w:t xml:space="preserve">). • O homem da iniquidade está sem ou contra a lei; seu caráter é definido pelo pecado. • Aquele que traz destruição (ou </w:t>
       </w:r>
       <w:r>
         <w:rPr>
           <w:i/>
+          <w:lang w:val="pt_PT" w:bidi="pt_PT"/>
         </w:rPr>
         <w:t>aquele destinado à destruição</w:t>
       </w:r>
       <w:r>
+        <w:rPr>
+          <w:lang w:val="pt_PT" w:bidi="pt_PT"/>
+        </w:rPr>
         <w:t>): A ênfase está na própria destruição do homem sem lei (</w:t>
       </w:r>
       <w:hyperlink r:id="rId59">
         <w:r>
           <w:rPr>
+            <w:lang w:val="pt_PT" w:bidi="pt_PT"/>
+          </w:rPr>
+          <w:rPr>
             <w:color w:val="0000EE"/>
             <w:u w:val="single"/>
           </w:rPr>
@@ -1262,31 +2209,65 @@
         </w:r>
       </w:hyperlink>
       <w:r>
+        <w:rPr>
+          <w:lang w:val="pt_PT" w:bidi="pt_PT"/>
+        </w:rPr>
         <w:t>) em vez da destruição que ele traz.</w:t>
       </w:r>
-      <w:r/>
-      <w:r/>
-    </w:p>
-    <w:p>
-      <w:r/>
+      <w:r>
+        <w:rPr>
+          <w:lang w:val="pt_PT" w:bidi="pt_PT"/>
+        </w:rPr>
+      </w:r>
+      <w:r>
+        <w:rPr>
+          <w:lang w:val="pt_PT" w:bidi="pt_PT"/>
+        </w:rPr>
+      </w:r>
+    </w:p>
+    <w:p>
+      <w:pPr/>
+      <w:r>
+        <w:rPr>
+          <w:lang w:val="pt_PT" w:bidi="pt_PT"/>
+        </w:rPr>
+      </w:r>
     </w:p>
     <w:p>
       <w:pPr>
         <w:pStyle w:val="Heading2"/>
       </w:pPr>
       <w:r>
+        <w:rPr>
+          <w:lang w:val="pt_PT" w:bidi="pt_PT"/>
+        </w:rPr>
         <w:t>2 Tessalonicenses 2.4</w:t>
       </w:r>
-      <w:r/>
-    </w:p>
-    <w:p>
-      <w:r/>
-      <w:r>
+      <w:r>
+        <w:rPr>
+          <w:lang w:val="pt_PT" w:bidi="pt_PT"/>
+        </w:rPr>
+      </w:r>
+    </w:p>
+    <w:p>
+      <w:pPr/>
+      <w:r>
+        <w:rPr>
+          <w:lang w:val="pt_PT" w:bidi="pt_PT"/>
+        </w:rPr>
+      </w:r>
+      <w:r>
+        <w:rPr>
+          <w:lang w:val="pt_PT" w:bidi="pt_PT"/>
+        </w:rPr>
         <w:t xml:space="preserve">exaltar-se: Como outras cidades romanas, Tessalônica construiu templos para o culto ao Imperador. Este culto foi o protótipo da adoração descrita aqui. • Ele até se sentará no templo de Deus: A profanação do Templo em Jerusalém por Antíoco Epifânio em 167 a.C. (veja </w:t>
       </w:r>
       <w:hyperlink r:id="rId66">
         <w:r>
           <w:rPr>
+            <w:lang w:val="pt_PT" w:bidi="pt_PT"/>
+          </w:rPr>
+          <w:rPr>
             <w:color w:val="0000EE"/>
             <w:u w:val="single"/>
           </w:rPr>
@@ -1294,11 +2275,17 @@
         </w:r>
       </w:hyperlink>
       <w:r>
+        <w:rPr>
+          <w:lang w:val="pt_PT" w:bidi="pt_PT"/>
+        </w:rPr>
         <w:t xml:space="preserve">; </w:t>
       </w:r>
       <w:hyperlink r:id="rId67">
         <w:r>
           <w:rPr>
+            <w:lang w:val="pt_PT" w:bidi="pt_PT"/>
+          </w:rPr>
+          <w:rPr>
             <w:color w:val="0000EE"/>
             <w:u w:val="single"/>
           </w:rPr>
@@ -1306,11 +2293,17 @@
         </w:r>
       </w:hyperlink>
       <w:r>
+        <w:rPr>
+          <w:lang w:val="pt_PT" w:bidi="pt_PT"/>
+        </w:rPr>
         <w:t xml:space="preserve">; </w:t>
       </w:r>
       <w:hyperlink r:id="rId68">
         <w:r>
           <w:rPr>
+            <w:lang w:val="pt_PT" w:bidi="pt_PT"/>
+          </w:rPr>
+          <w:rPr>
             <w:color w:val="0000EE"/>
             <w:u w:val="single"/>
           </w:rPr>
@@ -1318,11 +2311,17 @@
         </w:r>
       </w:hyperlink>
       <w:r>
+        <w:rPr>
+          <w:lang w:val="pt_PT" w:bidi="pt_PT"/>
+        </w:rPr>
         <w:t>) pode ter prefigurado o evento previsto aqui (</w:t>
       </w:r>
       <w:hyperlink r:id="rId69">
         <w:r>
           <w:rPr>
+            <w:lang w:val="pt_PT" w:bidi="pt_PT"/>
+          </w:rPr>
+          <w:rPr>
             <w:color w:val="0000EE"/>
             <w:u w:val="single"/>
           </w:rPr>
@@ -1330,11 +2329,17 @@
         </w:r>
       </w:hyperlink>
       <w:r>
+        <w:rPr>
+          <w:lang w:val="pt_PT" w:bidi="pt_PT"/>
+        </w:rPr>
         <w:t xml:space="preserve">; </w:t>
       </w:r>
       <w:hyperlink r:id="rId70">
         <w:r>
           <w:rPr>
+            <w:lang w:val="pt_PT" w:bidi="pt_PT"/>
+          </w:rPr>
+          <w:rPr>
             <w:color w:val="0000EE"/>
             <w:u w:val="single"/>
           </w:rPr>
@@ -1342,38 +2347,56 @@
         </w:r>
       </w:hyperlink>
       <w:r>
+        <w:rPr>
+          <w:lang w:val="pt_PT" w:bidi="pt_PT"/>
+        </w:rPr>
         <w:t xml:space="preserve">). Ou pode referir-se à tentativa do Imperador Calígula, chamado de “o novo deus manifesto”, de erguer sua própria imagem no Templo em 40 d.C. Alternativamente, o </w:t>
       </w:r>
       <w:r>
         <w:rPr>
           <w:i/>
+          <w:lang w:val="pt_PT" w:bidi="pt_PT"/>
         </w:rPr>
         <w:t>templo</w:t>
       </w:r>
       <w:r>
+        <w:rPr>
+          <w:lang w:val="pt_PT" w:bidi="pt_PT"/>
+        </w:rPr>
         <w:t xml:space="preserve"> pode ser um templo imperial (</w:t>
       </w:r>
       <w:r>
         <w:rPr>
           <w:i/>
+          <w:lang w:val="pt_PT" w:bidi="pt_PT"/>
         </w:rPr>
         <w:t>de Deus</w:t>
       </w:r>
       <w:r>
+        <w:rPr>
+          <w:lang w:val="pt_PT" w:bidi="pt_PT"/>
+        </w:rPr>
         <w:t xml:space="preserve"> poderia ser </w:t>
       </w:r>
       <w:r>
         <w:rPr>
           <w:i/>
+          <w:lang w:val="pt_PT" w:bidi="pt_PT"/>
         </w:rPr>
         <w:t>do deus</w:t>
       </w:r>
       <w:r>
+        <w:rPr>
+          <w:lang w:val="pt_PT" w:bidi="pt_PT"/>
+        </w:rPr>
         <w:t>) erguido em honra ao homem sem lei e não necessariamente um templo reconstruído em Jerusalém. • afirmando que ele mesmo é Deus (</w:t>
       </w:r>
       <w:hyperlink r:id="rId71">
         <w:r>
           <w:rPr>
+            <w:lang w:val="pt_PT" w:bidi="pt_PT"/>
+          </w:rPr>
+          <w:rPr>
             <w:color w:val="0000EE"/>
             <w:u w:val="single"/>
           </w:rPr>
@@ -1381,31 +2404,65 @@
         </w:r>
       </w:hyperlink>
       <w:r>
+        <w:rPr>
+          <w:lang w:val="pt_PT" w:bidi="pt_PT"/>
+        </w:rPr>
         <w:t>): A atribuição de títulos divinos ao Imperador era comum no primeiro século.</w:t>
       </w:r>
-      <w:r/>
-      <w:r/>
-    </w:p>
-    <w:p>
-      <w:r/>
+      <w:r>
+        <w:rPr>
+          <w:lang w:val="pt_PT" w:bidi="pt_PT"/>
+        </w:rPr>
+      </w:r>
+      <w:r>
+        <w:rPr>
+          <w:lang w:val="pt_PT" w:bidi="pt_PT"/>
+        </w:rPr>
+      </w:r>
+    </w:p>
+    <w:p>
+      <w:pPr/>
+      <w:r>
+        <w:rPr>
+          <w:lang w:val="pt_PT" w:bidi="pt_PT"/>
+        </w:rPr>
+      </w:r>
     </w:p>
     <w:p>
       <w:pPr>
         <w:pStyle w:val="Heading2"/>
       </w:pPr>
       <w:r>
+        <w:rPr>
+          <w:lang w:val="pt_PT" w:bidi="pt_PT"/>
+        </w:rPr>
         <w:t>2 Tessalonicenses 2.6</w:t>
       </w:r>
-      <w:r/>
-    </w:p>
-    <w:p>
-      <w:r/>
-      <w:r>
+      <w:r>
+        <w:rPr>
+          <w:lang w:val="pt_PT" w:bidi="pt_PT"/>
+        </w:rPr>
+      </w:r>
+    </w:p>
+    <w:p>
+      <w:pPr/>
+      <w:r>
+        <w:rPr>
+          <w:lang w:val="pt_PT" w:bidi="pt_PT"/>
+        </w:rPr>
+      </w:r>
+      <w:r>
+        <w:rPr>
+          <w:lang w:val="pt_PT" w:bidi="pt_PT"/>
+        </w:rPr>
         <w:t>o que o está segurando: Isso foi identificado de várias formas como Deus, o Espírito Santo, a igreja, o evangelho, Paulo, o Imperador, o Império Romano ou o governo. Alternativamente, o termo pode se referir a algo ou alguém que vem antes do homem da iniquidade, um agente da iniquidade ativo naquele tempo (</w:t>
       </w:r>
       <w:hyperlink r:id="rId72">
         <w:r>
           <w:rPr>
+            <w:lang w:val="pt_PT" w:bidi="pt_PT"/>
+          </w:rPr>
+          <w:rPr>
             <w:color w:val="0000EE"/>
             <w:u w:val="single"/>
           </w:rPr>
@@ -1413,11 +2470,17 @@
         </w:r>
       </w:hyperlink>
       <w:r>
+        <w:rPr>
+          <w:lang w:val="pt_PT" w:bidi="pt_PT"/>
+        </w:rPr>
         <w:t>); na literatura grega, essa expressão poderia descrever possessão demoníaca. Essa figura prepararia o caminho para o homem da iniquidade quando chegasse a sua hora (</w:t>
       </w:r>
       <w:hyperlink r:id="rId58">
         <w:r>
           <w:rPr>
+            <w:lang w:val="pt_PT" w:bidi="pt_PT"/>
+          </w:rPr>
+          <w:rPr>
             <w:color w:val="0000EE"/>
             <w:u w:val="single"/>
           </w:rPr>
@@ -1425,11 +2488,17 @@
         </w:r>
       </w:hyperlink>
       <w:r>
+        <w:rPr>
+          <w:lang w:val="pt_PT" w:bidi="pt_PT"/>
+        </w:rPr>
         <w:t>,</w:t>
       </w:r>
       <w:hyperlink r:id="rId59">
         <w:r>
           <w:rPr>
+            <w:lang w:val="pt_PT" w:bidi="pt_PT"/>
+          </w:rPr>
+          <w:rPr>
             <w:color w:val="0000EE"/>
             <w:u w:val="single"/>
           </w:rPr>
@@ -1437,31 +2506,65 @@
         </w:r>
       </w:hyperlink>
       <w:r>
+        <w:rPr>
+          <w:lang w:val="pt_PT" w:bidi="pt_PT"/>
+        </w:rPr>
         <w:t>).</w:t>
       </w:r>
-      <w:r/>
-      <w:r/>
-    </w:p>
-    <w:p>
-      <w:r/>
+      <w:r>
+        <w:rPr>
+          <w:lang w:val="pt_PT" w:bidi="pt_PT"/>
+        </w:rPr>
+      </w:r>
+      <w:r>
+        <w:rPr>
+          <w:lang w:val="pt_PT" w:bidi="pt_PT"/>
+        </w:rPr>
+      </w:r>
+    </w:p>
+    <w:p>
+      <w:pPr/>
+      <w:r>
+        <w:rPr>
+          <w:lang w:val="pt_PT" w:bidi="pt_PT"/>
+        </w:rPr>
+      </w:r>
     </w:p>
     <w:p>
       <w:pPr>
         <w:pStyle w:val="Heading2"/>
       </w:pPr>
       <w:r>
+        <w:rPr>
+          <w:lang w:val="pt_PT" w:bidi="pt_PT"/>
+        </w:rPr>
         <w:t>2 Tessalonicenses 2.7</w:t>
       </w:r>
-      <w:r/>
-    </w:p>
-    <w:p>
-      <w:r/>
-      <w:r>
+      <w:r>
+        <w:rPr>
+          <w:lang w:val="pt_PT" w:bidi="pt_PT"/>
+        </w:rPr>
+      </w:r>
+    </w:p>
+    <w:p>
+      <w:pPr/>
+      <w:r>
+        <w:rPr>
+          <w:lang w:val="pt_PT" w:bidi="pt_PT"/>
+        </w:rPr>
+      </w:r>
+      <w:r>
+        <w:rPr>
+          <w:lang w:val="pt_PT" w:bidi="pt_PT"/>
+        </w:rPr>
         <w:t>O poder do futuro homem da iniquidade (</w:t>
       </w:r>
       <w:hyperlink r:id="rId73">
         <w:r>
           <w:rPr>
+            <w:lang w:val="pt_PT" w:bidi="pt_PT"/>
+          </w:rPr>
+          <w:rPr>
             <w:color w:val="0000EE"/>
             <w:u w:val="single"/>
           </w:rPr>
@@ -1469,20 +2572,30 @@
         </w:r>
       </w:hyperlink>
       <w:r>
+        <w:rPr>
+          <w:lang w:val="pt_PT" w:bidi="pt_PT"/>
+        </w:rPr>
         <w:t>) já está operando secretamente</w:t>
       </w:r>
       <w:r>
         <w:rPr>
           <w:i/>
+          <w:lang w:val="pt_PT" w:bidi="pt_PT"/>
         </w:rPr>
         <w:t>,</w:t>
       </w:r>
       <w:r>
+        <w:rPr>
+          <w:lang w:val="pt_PT" w:bidi="pt_PT"/>
+        </w:rPr>
         <w:t xml:space="preserve"> como os anticristos de </w:t>
       </w:r>
       <w:hyperlink r:id="rId74">
         <w:r>
           <w:rPr>
+            <w:lang w:val="pt_PT" w:bidi="pt_PT"/>
+          </w:rPr>
+          <w:rPr>
             <w:color w:val="0000EE"/>
             <w:u w:val="single"/>
           </w:rPr>
@@ -1490,20 +2603,30 @@
         </w:r>
       </w:hyperlink>
       <w:r>
+        <w:rPr>
+          <w:lang w:val="pt_PT" w:bidi="pt_PT"/>
+        </w:rPr>
         <w:t xml:space="preserve">. • secretamente (grego </w:t>
       </w:r>
       <w:r>
         <w:rPr>
           <w:i/>
+          <w:lang w:val="pt_PT" w:bidi="pt_PT"/>
         </w:rPr>
         <w:t>mustērion</w:t>
       </w:r>
       <w:r>
+        <w:rPr>
+          <w:lang w:val="pt_PT" w:bidi="pt_PT"/>
+        </w:rPr>
         <w:t xml:space="preserve">): Um termo comumente usado para rituais nas religiões de mistério (veja </w:t>
       </w:r>
       <w:hyperlink r:id="rId75">
         <w:r>
           <w:rPr>
+            <w:lang w:val="pt_PT" w:bidi="pt_PT"/>
+          </w:rPr>
+          <w:rPr>
             <w:color w:val="0000EE"/>
             <w:u w:val="single"/>
           </w:rPr>
@@ -1511,11 +2634,17 @@
         </w:r>
       </w:hyperlink>
       <w:r>
+        <w:rPr>
+          <w:lang w:val="pt_PT" w:bidi="pt_PT"/>
+        </w:rPr>
         <w:t>). • em operação: Isso implica intervenção sobrenatural, seja divina (</w:t>
       </w:r>
       <w:hyperlink r:id="rId76">
         <w:r>
           <w:rPr>
+            <w:lang w:val="pt_PT" w:bidi="pt_PT"/>
+          </w:rPr>
+          <w:rPr>
             <w:color w:val="0000EE"/>
             <w:u w:val="single"/>
           </w:rPr>
@@ -1523,11 +2652,17 @@
         </w:r>
       </w:hyperlink>
       <w:r>
+        <w:rPr>
+          <w:lang w:val="pt_PT" w:bidi="pt_PT"/>
+        </w:rPr>
         <w:t>) ou, como aqui, maligna (</w:t>
       </w:r>
       <w:hyperlink r:id="rId77">
         <w:r>
           <w:rPr>
+            <w:lang w:val="pt_PT" w:bidi="pt_PT"/>
+          </w:rPr>
+          <w:rPr>
             <w:color w:val="0000EE"/>
             <w:u w:val="single"/>
           </w:rPr>
@@ -1535,11 +2670,17 @@
         </w:r>
       </w:hyperlink>
       <w:r>
+        <w:rPr>
+          <w:lang w:val="pt_PT" w:bidi="pt_PT"/>
+        </w:rPr>
         <w:t xml:space="preserve">; </w:t>
       </w:r>
       <w:hyperlink r:id="rId78">
         <w:r>
           <w:rPr>
+            <w:lang w:val="pt_PT" w:bidi="pt_PT"/>
+          </w:rPr>
+          <w:rPr>
             <w:color w:val="0000EE"/>
             <w:u w:val="single"/>
           </w:rPr>
@@ -1547,11 +2688,17 @@
         </w:r>
       </w:hyperlink>
       <w:r>
+        <w:rPr>
+          <w:lang w:val="pt_PT" w:bidi="pt_PT"/>
+        </w:rPr>
         <w:t>). • Aquele que está impedindo pode se referir a alguém que está em oposição ao homem da iniquidade; a alguém que está possuído; ou a Satanás, aquele que possui (</w:t>
       </w:r>
       <w:hyperlink r:id="rId77">
         <w:r>
           <w:rPr>
+            <w:lang w:val="pt_PT" w:bidi="pt_PT"/>
+          </w:rPr>
+          <w:rPr>
             <w:color w:val="0000EE"/>
             <w:u w:val="single"/>
           </w:rPr>
@@ -1559,37 +2706,77 @@
         </w:r>
       </w:hyperlink>
       <w:r>
+        <w:rPr>
+          <w:lang w:val="pt_PT" w:bidi="pt_PT"/>
+        </w:rPr>
         <w:t xml:space="preserve">; veja </w:t>
       </w:r>
       <w:r>
+        <w:rPr>
+          <w:lang w:val="pt_PT" w:bidi="pt_PT"/>
+        </w:rPr>
         <w:t>nota de estudo em 2.6</w:t>
       </w:r>
       <w:r>
+        <w:rPr>
+          <w:lang w:val="pt_PT" w:bidi="pt_PT"/>
+        </w:rPr>
         <w:t>).</w:t>
       </w:r>
-      <w:r/>
-      <w:r/>
-    </w:p>
-    <w:p>
-      <w:r/>
+      <w:r>
+        <w:rPr>
+          <w:lang w:val="pt_PT" w:bidi="pt_PT"/>
+        </w:rPr>
+      </w:r>
+      <w:r>
+        <w:rPr>
+          <w:lang w:val="pt_PT" w:bidi="pt_PT"/>
+        </w:rPr>
+      </w:r>
+    </w:p>
+    <w:p>
+      <w:pPr/>
+      <w:r>
+        <w:rPr>
+          <w:lang w:val="pt_PT" w:bidi="pt_PT"/>
+        </w:rPr>
+      </w:r>
     </w:p>
     <w:p>
       <w:pPr>
         <w:pStyle w:val="Heading2"/>
       </w:pPr>
       <w:r>
+        <w:rPr>
+          <w:lang w:val="pt_PT" w:bidi="pt_PT"/>
+        </w:rPr>
         <w:t>2 Tessalonicenses 2.8</w:t>
       </w:r>
-      <w:r/>
-    </w:p>
-    <w:p>
-      <w:r/>
-      <w:r>
+      <w:r>
+        <w:rPr>
+          <w:lang w:val="pt_PT" w:bidi="pt_PT"/>
+        </w:rPr>
+      </w:r>
+    </w:p>
+    <w:p>
+      <w:pPr/>
+      <w:r>
+        <w:rPr>
+          <w:lang w:val="pt_PT" w:bidi="pt_PT"/>
+        </w:rPr>
+      </w:r>
+      <w:r>
+        <w:rPr>
+          <w:lang w:val="pt_PT" w:bidi="pt_PT"/>
+        </w:rPr>
         <w:t xml:space="preserve">Paulo anuncia a destruição do homem da iniquidade (cf. </w:t>
       </w:r>
       <w:hyperlink r:id="rId58">
         <w:r>
           <w:rPr>
+            <w:lang w:val="pt_PT" w:bidi="pt_PT"/>
+          </w:rPr>
+          <w:rPr>
             <w:color w:val="0000EE"/>
             <w:u w:val="single"/>
           </w:rPr>
@@ -1597,11 +2784,17 @@
         </w:r>
       </w:hyperlink>
       <w:r>
+        <w:rPr>
+          <w:lang w:val="pt_PT" w:bidi="pt_PT"/>
+        </w:rPr>
         <w:t>). Embora essa figura reivindique ser divina, coloque seu culto acima de toda outra adoração (</w:t>
       </w:r>
       <w:hyperlink r:id="rId79">
         <w:r>
           <w:rPr>
+            <w:lang w:val="pt_PT" w:bidi="pt_PT"/>
+          </w:rPr>
+          <w:rPr>
             <w:color w:val="0000EE"/>
             <w:u w:val="single"/>
           </w:rPr>
@@ -1609,11 +2802,17 @@
         </w:r>
       </w:hyperlink>
       <w:r>
+        <w:rPr>
+          <w:lang w:val="pt_PT" w:bidi="pt_PT"/>
+        </w:rPr>
         <w:t>) e receba poder de Satanás (</w:t>
       </w:r>
       <w:hyperlink r:id="rId77">
         <w:r>
           <w:rPr>
+            <w:lang w:val="pt_PT" w:bidi="pt_PT"/>
+          </w:rPr>
+          <w:rPr>
             <w:color w:val="0000EE"/>
             <w:u w:val="single"/>
           </w:rPr>
@@ -1621,11 +2820,17 @@
         </w:r>
       </w:hyperlink>
       <w:r>
+        <w:rPr>
+          <w:lang w:val="pt_PT" w:bidi="pt_PT"/>
+        </w:rPr>
         <w:t>), o Senhor Jesus o destruirá de forma violenta e completa (</w:t>
       </w:r>
       <w:hyperlink r:id="rId80">
         <w:r>
           <w:rPr>
+            <w:lang w:val="pt_PT" w:bidi="pt_PT"/>
+          </w:rPr>
+          <w:rPr>
             <w:color w:val="0000EE"/>
             <w:u w:val="single"/>
           </w:rPr>
@@ -1633,11 +2838,17 @@
         </w:r>
       </w:hyperlink>
       <w:r>
+        <w:rPr>
+          <w:lang w:val="pt_PT" w:bidi="pt_PT"/>
+        </w:rPr>
         <w:t>). • esplendor: Uma referência à epifania de Cristo (</w:t>
       </w:r>
       <w:hyperlink r:id="rId81">
         <w:r>
           <w:rPr>
+            <w:lang w:val="pt_PT" w:bidi="pt_PT"/>
+          </w:rPr>
+          <w:rPr>
             <w:color w:val="0000EE"/>
             <w:u w:val="single"/>
           </w:rPr>
@@ -1645,11 +2856,17 @@
         </w:r>
       </w:hyperlink>
       <w:r>
+        <w:rPr>
+          <w:lang w:val="pt_PT" w:bidi="pt_PT"/>
+        </w:rPr>
         <w:t xml:space="preserve">; </w:t>
       </w:r>
       <w:hyperlink r:id="rId82">
         <w:r>
           <w:rPr>
+            <w:lang w:val="pt_PT" w:bidi="pt_PT"/>
+          </w:rPr>
+          <w:rPr>
             <w:color w:val="0000EE"/>
             <w:u w:val="single"/>
           </w:rPr>
@@ -1657,11 +2874,17 @@
         </w:r>
       </w:hyperlink>
       <w:r>
+        <w:rPr>
+          <w:lang w:val="pt_PT" w:bidi="pt_PT"/>
+        </w:rPr>
         <w:t xml:space="preserve">; </w:t>
       </w:r>
       <w:hyperlink r:id="rId83">
         <w:r>
           <w:rPr>
+            <w:lang w:val="pt_PT" w:bidi="pt_PT"/>
+          </w:rPr>
+          <w:rPr>
             <w:color w:val="0000EE"/>
             <w:u w:val="single"/>
           </w:rPr>
@@ -1669,11 +2892,17 @@
         </w:r>
       </w:hyperlink>
       <w:r>
+        <w:rPr>
+          <w:lang w:val="pt_PT" w:bidi="pt_PT"/>
+        </w:rPr>
         <w:t>,</w:t>
       </w:r>
       <w:hyperlink r:id="rId84">
         <w:r>
           <w:rPr>
+            <w:lang w:val="pt_PT" w:bidi="pt_PT"/>
+          </w:rPr>
+          <w:rPr>
             <w:color w:val="0000EE"/>
             <w:u w:val="single"/>
           </w:rPr>
@@ -1681,11 +2910,17 @@
         </w:r>
       </w:hyperlink>
       <w:r>
+        <w:rPr>
+          <w:lang w:val="pt_PT" w:bidi="pt_PT"/>
+        </w:rPr>
         <w:t xml:space="preserve">; </w:t>
       </w:r>
       <w:hyperlink r:id="rId85">
         <w:r>
           <w:rPr>
+            <w:lang w:val="pt_PT" w:bidi="pt_PT"/>
+          </w:rPr>
+          <w:rPr>
             <w:color w:val="0000EE"/>
             <w:u w:val="single"/>
           </w:rPr>
@@ -1693,11 +2928,17 @@
         </w:r>
       </w:hyperlink>
       <w:r>
+        <w:rPr>
+          <w:lang w:val="pt_PT" w:bidi="pt_PT"/>
+        </w:rPr>
         <w:t>), uma descrição alternativa da vinda de Cristo (</w:t>
       </w:r>
       <w:hyperlink r:id="rId30">
         <w:r>
           <w:rPr>
+            <w:lang w:val="pt_PT" w:bidi="pt_PT"/>
+          </w:rPr>
+          <w:rPr>
             <w:color w:val="0000EE"/>
             <w:u w:val="single"/>
           </w:rPr>
@@ -1705,11 +2946,17 @@
         </w:r>
       </w:hyperlink>
       <w:r>
+        <w:rPr>
+          <w:lang w:val="pt_PT" w:bidi="pt_PT"/>
+        </w:rPr>
         <w:t xml:space="preserve">; </w:t>
       </w:r>
       <w:hyperlink r:id="rId31">
         <w:r>
           <w:rPr>
+            <w:lang w:val="pt_PT" w:bidi="pt_PT"/>
+          </w:rPr>
+          <w:rPr>
             <w:color w:val="0000EE"/>
             <w:u w:val="single"/>
           </w:rPr>
@@ -1717,11 +2964,17 @@
         </w:r>
       </w:hyperlink>
       <w:r>
+        <w:rPr>
+          <w:lang w:val="pt_PT" w:bidi="pt_PT"/>
+        </w:rPr>
         <w:t xml:space="preserve">; </w:t>
       </w:r>
       <w:hyperlink r:id="rId32">
         <w:r>
           <w:rPr>
+            <w:lang w:val="pt_PT" w:bidi="pt_PT"/>
+          </w:rPr>
+          <w:rPr>
             <w:color w:val="0000EE"/>
             <w:u w:val="single"/>
           </w:rPr>
@@ -1729,11 +2982,17 @@
         </w:r>
       </w:hyperlink>
       <w:r>
+        <w:rPr>
+          <w:lang w:val="pt_PT" w:bidi="pt_PT"/>
+        </w:rPr>
         <w:t xml:space="preserve">; </w:t>
       </w:r>
       <w:hyperlink r:id="rId33">
         <w:r>
           <w:rPr>
+            <w:lang w:val="pt_PT" w:bidi="pt_PT"/>
+          </w:rPr>
+          <w:rPr>
             <w:color w:val="0000EE"/>
             <w:u w:val="single"/>
           </w:rPr>
@@ -1741,11 +3000,17 @@
         </w:r>
       </w:hyperlink>
       <w:r>
+        <w:rPr>
+          <w:lang w:val="pt_PT" w:bidi="pt_PT"/>
+        </w:rPr>
         <w:t xml:space="preserve">; </w:t>
       </w:r>
       <w:hyperlink r:id="rId34">
         <w:r>
           <w:rPr>
+            <w:lang w:val="pt_PT" w:bidi="pt_PT"/>
+          </w:rPr>
+          <w:rPr>
             <w:color w:val="0000EE"/>
             <w:u w:val="single"/>
           </w:rPr>
@@ -1753,11 +3018,17 @@
         </w:r>
       </w:hyperlink>
       <w:r>
+        <w:rPr>
+          <w:lang w:val="pt_PT" w:bidi="pt_PT"/>
+        </w:rPr>
         <w:t>) ou revelação (</w:t>
       </w:r>
       <w:hyperlink r:id="rId86">
         <w:r>
           <w:rPr>
+            <w:lang w:val="pt_PT" w:bidi="pt_PT"/>
+          </w:rPr>
+          <w:rPr>
             <w:color w:val="0000EE"/>
             <w:u w:val="single"/>
           </w:rPr>
@@ -1765,49 +3036,91 @@
         </w:r>
       </w:hyperlink>
       <w:r>
+        <w:rPr>
+          <w:lang w:val="pt_PT" w:bidi="pt_PT"/>
+        </w:rPr>
         <w:t xml:space="preserve">). Na literatura antiga, uma </w:t>
       </w:r>
       <w:r>
         <w:rPr>
           <w:i/>
+          <w:lang w:val="pt_PT" w:bidi="pt_PT"/>
         </w:rPr>
         <w:t>epifania</w:t>
       </w:r>
       <w:r>
+        <w:rPr>
+          <w:lang w:val="pt_PT" w:bidi="pt_PT"/>
+        </w:rPr>
         <w:t xml:space="preserve"> era a aparição de uma divindade ou uma demonstração de poder divino que evocava adoração.</w:t>
       </w:r>
-      <w:r/>
-      <w:r/>
-    </w:p>
-    <w:p>
-      <w:r/>
+      <w:r>
+        <w:rPr>
+          <w:lang w:val="pt_PT" w:bidi="pt_PT"/>
+        </w:rPr>
+      </w:r>
+      <w:r>
+        <w:rPr>
+          <w:lang w:val="pt_PT" w:bidi="pt_PT"/>
+        </w:rPr>
+      </w:r>
+    </w:p>
+    <w:p>
+      <w:pPr/>
+      <w:r>
+        <w:rPr>
+          <w:lang w:val="pt_PT" w:bidi="pt_PT"/>
+        </w:rPr>
+      </w:r>
     </w:p>
     <w:p>
       <w:pPr>
         <w:pStyle w:val="Heading2"/>
       </w:pPr>
       <w:r>
+        <w:rPr>
+          <w:lang w:val="pt_PT" w:bidi="pt_PT"/>
+        </w:rPr>
         <w:t>2 Tessalonicenses 2.9</w:t>
       </w:r>
-      <w:r/>
-    </w:p>
-    <w:p>
-      <w:r/>
-      <w:r>
+      <w:r>
+        <w:rPr>
+          <w:lang w:val="pt_PT" w:bidi="pt_PT"/>
+        </w:rPr>
+      </w:r>
+    </w:p>
+    <w:p>
+      <w:pPr/>
+      <w:r>
+        <w:rPr>
+          <w:lang w:val="pt_PT" w:bidi="pt_PT"/>
+        </w:rPr>
+      </w:r>
+      <w:r>
+        <w:rPr>
+          <w:lang w:val="pt_PT" w:bidi="pt_PT"/>
+        </w:rPr>
         <w:t xml:space="preserve">Assim como Cristo aparecerá em poder real e divino (sua </w:t>
       </w:r>
       <w:r>
         <w:rPr>
           <w:i/>
+          <w:lang w:val="pt_PT" w:bidi="pt_PT"/>
         </w:rPr>
         <w:t>parousia;</w:t>
       </w:r>
       <w:r>
+        <w:rPr>
+          <w:lang w:val="pt_PT" w:bidi="pt_PT"/>
+        </w:rPr>
         <w:t xml:space="preserve"> </w:t>
       </w:r>
       <w:hyperlink r:id="rId30">
         <w:r>
           <w:rPr>
+            <w:lang w:val="pt_PT" w:bidi="pt_PT"/>
+          </w:rPr>
+          <w:rPr>
             <w:color w:val="0000EE"/>
             <w:u w:val="single"/>
           </w:rPr>
@@ -1815,11 +3128,17 @@
         </w:r>
       </w:hyperlink>
       <w:r>
+        <w:rPr>
+          <w:lang w:val="pt_PT" w:bidi="pt_PT"/>
+        </w:rPr>
         <w:t>,</w:t>
       </w:r>
       <w:hyperlink r:id="rId59">
         <w:r>
           <w:rPr>
+            <w:lang w:val="pt_PT" w:bidi="pt_PT"/>
+          </w:rPr>
+          <w:rPr>
             <w:color w:val="0000EE"/>
             <w:u w:val="single"/>
           </w:rPr>
@@ -1827,11 +3146,17 @@
         </w:r>
       </w:hyperlink>
       <w:r>
+        <w:rPr>
+          <w:lang w:val="pt_PT" w:bidi="pt_PT"/>
+        </w:rPr>
         <w:t xml:space="preserve">; </w:t>
       </w:r>
       <w:hyperlink r:id="rId31">
         <w:r>
           <w:rPr>
+            <w:lang w:val="pt_PT" w:bidi="pt_PT"/>
+          </w:rPr>
+          <w:rPr>
             <w:color w:val="0000EE"/>
             <w:u w:val="single"/>
           </w:rPr>
@@ -1839,11 +3164,17 @@
         </w:r>
       </w:hyperlink>
       <w:r>
+        <w:rPr>
+          <w:lang w:val="pt_PT" w:bidi="pt_PT"/>
+        </w:rPr>
         <w:t xml:space="preserve">; </w:t>
       </w:r>
       <w:hyperlink r:id="rId32">
         <w:r>
           <w:rPr>
+            <w:lang w:val="pt_PT" w:bidi="pt_PT"/>
+          </w:rPr>
+          <w:rPr>
             <w:color w:val="0000EE"/>
             <w:u w:val="single"/>
           </w:rPr>
@@ -1851,11 +3182,17 @@
         </w:r>
       </w:hyperlink>
       <w:r>
+        <w:rPr>
+          <w:lang w:val="pt_PT" w:bidi="pt_PT"/>
+        </w:rPr>
         <w:t xml:space="preserve">; </w:t>
       </w:r>
       <w:hyperlink r:id="rId33">
         <w:r>
           <w:rPr>
+            <w:lang w:val="pt_PT" w:bidi="pt_PT"/>
+          </w:rPr>
+          <w:rPr>
             <w:color w:val="0000EE"/>
             <w:u w:val="single"/>
           </w:rPr>
@@ -1863,11 +3200,17 @@
         </w:r>
       </w:hyperlink>
       <w:r>
+        <w:rPr>
+          <w:lang w:val="pt_PT" w:bidi="pt_PT"/>
+        </w:rPr>
         <w:t xml:space="preserve">; </w:t>
       </w:r>
       <w:hyperlink r:id="rId34">
         <w:r>
           <w:rPr>
+            <w:lang w:val="pt_PT" w:bidi="pt_PT"/>
+          </w:rPr>
+          <w:rPr>
             <w:color w:val="0000EE"/>
             <w:u w:val="single"/>
           </w:rPr>
@@ -1875,40 +3218,78 @@
         </w:r>
       </w:hyperlink>
       <w:r>
+        <w:rPr>
+          <w:lang w:val="pt_PT" w:bidi="pt_PT"/>
+        </w:rPr>
         <w:t>), esta figura virá de forma semelhante (</w:t>
       </w:r>
       <w:r>
         <w:rPr>
           <w:i/>
+          <w:lang w:val="pt_PT" w:bidi="pt_PT"/>
         </w:rPr>
         <w:t>parousia</w:t>
       </w:r>
       <w:r>
+        <w:rPr>
+          <w:lang w:val="pt_PT" w:bidi="pt_PT"/>
+        </w:rPr>
         <w:t>) com uma entrada real.</w:t>
       </w:r>
-      <w:r/>
-      <w:r/>
-    </w:p>
-    <w:p>
-      <w:r/>
+      <w:r>
+        <w:rPr>
+          <w:lang w:val="pt_PT" w:bidi="pt_PT"/>
+        </w:rPr>
+      </w:r>
+      <w:r>
+        <w:rPr>
+          <w:lang w:val="pt_PT" w:bidi="pt_PT"/>
+        </w:rPr>
+      </w:r>
+    </w:p>
+    <w:p>
+      <w:pPr/>
+      <w:r>
+        <w:rPr>
+          <w:lang w:val="pt_PT" w:bidi="pt_PT"/>
+        </w:rPr>
+      </w:r>
     </w:p>
     <w:p>
       <w:pPr>
         <w:pStyle w:val="Heading2"/>
       </w:pPr>
       <w:r>
+        <w:rPr>
+          <w:lang w:val="pt_PT" w:bidi="pt_PT"/>
+        </w:rPr>
         <w:t>2 Tessalonicenses 2.11</w:t>
       </w:r>
-      <w:r/>
-    </w:p>
-    <w:p>
-      <w:r/>
-      <w:r>
+      <w:r>
+        <w:rPr>
+          <w:lang w:val="pt_PT" w:bidi="pt_PT"/>
+        </w:rPr>
+      </w:r>
+    </w:p>
+    <w:p>
+      <w:pPr/>
+      <w:r>
+        <w:rPr>
+          <w:lang w:val="pt_PT" w:bidi="pt_PT"/>
+        </w:rPr>
+      </w:r>
+      <w:r>
+        <w:rPr>
+          <w:lang w:val="pt_PT" w:bidi="pt_PT"/>
+        </w:rPr>
         <w:t>Como visto em outros lugares nas Escrituras (</w:t>
       </w:r>
       <w:hyperlink r:id="rId87">
         <w:r>
           <w:rPr>
+            <w:lang w:val="pt_PT" w:bidi="pt_PT"/>
+          </w:rPr>
+          <w:rPr>
             <w:color w:val="0000EE"/>
             <w:u w:val="single"/>
           </w:rPr>
@@ -1916,11 +3297,17 @@
         </w:r>
       </w:hyperlink>
       <w:r>
+        <w:rPr>
+          <w:lang w:val="pt_PT" w:bidi="pt_PT"/>
+        </w:rPr>
         <w:t xml:space="preserve">; </w:t>
       </w:r>
       <w:hyperlink r:id="rId88">
         <w:r>
           <w:rPr>
+            <w:lang w:val="pt_PT" w:bidi="pt_PT"/>
+          </w:rPr>
+          <w:rPr>
             <w:color w:val="0000EE"/>
             <w:u w:val="single"/>
           </w:rPr>
@@ -1928,11 +3315,17 @@
         </w:r>
       </w:hyperlink>
       <w:r>
+        <w:rPr>
+          <w:lang w:val="pt_PT" w:bidi="pt_PT"/>
+        </w:rPr>
         <w:t>), Deus às vezes entrega as pessoas ao poder do pecado ou da enganação que elas desejaram no lugar da verdade (</w:t>
       </w:r>
       <w:hyperlink r:id="rId89">
         <w:r>
           <w:rPr>
+            <w:lang w:val="pt_PT" w:bidi="pt_PT"/>
+          </w:rPr>
+          <w:rPr>
             <w:color w:val="0000EE"/>
             <w:u w:val="single"/>
           </w:rPr>
@@ -1940,11 +3333,17 @@
         </w:r>
       </w:hyperlink>
       <w:r>
+        <w:rPr>
+          <w:lang w:val="pt_PT" w:bidi="pt_PT"/>
+        </w:rPr>
         <w:t>,</w:t>
       </w:r>
       <w:hyperlink r:id="rId90">
         <w:r>
           <w:rPr>
+            <w:lang w:val="pt_PT" w:bidi="pt_PT"/>
+          </w:rPr>
+          <w:rPr>
             <w:color w:val="0000EE"/>
             <w:u w:val="single"/>
           </w:rPr>
@@ -1952,11 +3351,17 @@
         </w:r>
       </w:hyperlink>
       <w:r>
+        <w:rPr>
+          <w:lang w:val="pt_PT" w:bidi="pt_PT"/>
+        </w:rPr>
         <w:t>,</w:t>
       </w:r>
       <w:hyperlink r:id="rId91">
         <w:r>
           <w:rPr>
+            <w:lang w:val="pt_PT" w:bidi="pt_PT"/>
+          </w:rPr>
+          <w:rPr>
             <w:color w:val="0000EE"/>
             <w:u w:val="single"/>
           </w:rPr>
@@ -1964,11 +3369,17 @@
         </w:r>
       </w:hyperlink>
       <w:r>
+        <w:rPr>
+          <w:lang w:val="pt_PT" w:bidi="pt_PT"/>
+        </w:rPr>
         <w:t xml:space="preserve">; </w:t>
       </w:r>
       <w:hyperlink r:id="rId92">
         <w:r>
           <w:rPr>
+            <w:lang w:val="pt_PT" w:bidi="pt_PT"/>
+          </w:rPr>
+          <w:rPr>
             <w:color w:val="0000EE"/>
             <w:u w:val="single"/>
           </w:rPr>
@@ -1976,31 +3387,65 @@
         </w:r>
       </w:hyperlink>
       <w:r>
+        <w:rPr>
+          <w:lang w:val="pt_PT" w:bidi="pt_PT"/>
+        </w:rPr>
         <w:t>).</w:t>
       </w:r>
-      <w:r/>
-      <w:r/>
-    </w:p>
-    <w:p>
-      <w:r/>
+      <w:r>
+        <w:rPr>
+          <w:lang w:val="pt_PT" w:bidi="pt_PT"/>
+        </w:rPr>
+      </w:r>
+      <w:r>
+        <w:rPr>
+          <w:lang w:val="pt_PT" w:bidi="pt_PT"/>
+        </w:rPr>
+      </w:r>
+    </w:p>
+    <w:p>
+      <w:pPr/>
+      <w:r>
+        <w:rPr>
+          <w:lang w:val="pt_PT" w:bidi="pt_PT"/>
+        </w:rPr>
+      </w:r>
     </w:p>
     <w:p>
       <w:pPr>
         <w:pStyle w:val="Heading2"/>
       </w:pPr>
       <w:r>
+        <w:rPr>
+          <w:lang w:val="pt_PT" w:bidi="pt_PT"/>
+        </w:rPr>
         <w:t>2 Tessalonicenses 2.12</w:t>
       </w:r>
-      <w:r/>
-    </w:p>
-    <w:p>
-      <w:r/>
-      <w:r>
+      <w:r>
+        <w:rPr>
+          <w:lang w:val="pt_PT" w:bidi="pt_PT"/>
+        </w:rPr>
+      </w:r>
+    </w:p>
+    <w:p>
+      <w:pPr/>
+      <w:r>
+        <w:rPr>
+          <w:lang w:val="pt_PT" w:bidi="pt_PT"/>
+        </w:rPr>
+      </w:r>
+      <w:r>
+        <w:rPr>
+          <w:lang w:val="pt_PT" w:bidi="pt_PT"/>
+        </w:rPr>
         <w:t xml:space="preserve">Eles serão condenados (veja </w:t>
       </w:r>
       <w:hyperlink r:id="rId93">
         <w:r>
           <w:rPr>
+            <w:lang w:val="pt_PT" w:bidi="pt_PT"/>
+          </w:rPr>
+          <w:rPr>
             <w:color w:val="0000EE"/>
             <w:u w:val="single"/>
           </w:rPr>
@@ -2008,11 +3453,17 @@
         </w:r>
       </w:hyperlink>
       <w:r>
+        <w:rPr>
+          <w:lang w:val="pt_PT" w:bidi="pt_PT"/>
+        </w:rPr>
         <w:t>) pela sentença judicial de Deus por não acreditarem na verdade (</w:t>
       </w:r>
       <w:hyperlink r:id="rId94">
         <w:r>
           <w:rPr>
+            <w:lang w:val="pt_PT" w:bidi="pt_PT"/>
+          </w:rPr>
+          <w:rPr>
             <w:color w:val="0000EE"/>
             <w:u w:val="single"/>
           </w:rPr>
@@ -2020,11 +3471,17 @@
         </w:r>
       </w:hyperlink>
       <w:r>
+        <w:rPr>
+          <w:lang w:val="pt_PT" w:bidi="pt_PT"/>
+        </w:rPr>
         <w:t>), mas sim por acreditarem na mentira do homem da iniquidade (</w:t>
       </w:r>
       <w:hyperlink r:id="rId95">
         <w:r>
           <w:rPr>
+            <w:lang w:val="pt_PT" w:bidi="pt_PT"/>
+          </w:rPr>
+          <w:rPr>
             <w:color w:val="0000EE"/>
             <w:u w:val="single"/>
           </w:rPr>
@@ -2032,31 +3489,65 @@
         </w:r>
       </w:hyperlink>
       <w:r>
+        <w:rPr>
+          <w:lang w:val="pt_PT" w:bidi="pt_PT"/>
+        </w:rPr>
         <w:t>).</w:t>
       </w:r>
-      <w:r/>
-      <w:r/>
-    </w:p>
-    <w:p>
-      <w:r/>
+      <w:r>
+        <w:rPr>
+          <w:lang w:val="pt_PT" w:bidi="pt_PT"/>
+        </w:rPr>
+      </w:r>
+      <w:r>
+        <w:rPr>
+          <w:lang w:val="pt_PT" w:bidi="pt_PT"/>
+        </w:rPr>
+      </w:r>
+    </w:p>
+    <w:p>
+      <w:pPr/>
+      <w:r>
+        <w:rPr>
+          <w:lang w:val="pt_PT" w:bidi="pt_PT"/>
+        </w:rPr>
+      </w:r>
     </w:p>
     <w:p>
       <w:pPr>
         <w:pStyle w:val="Heading2"/>
       </w:pPr>
       <w:r>
+        <w:rPr>
+          <w:lang w:val="pt_PT" w:bidi="pt_PT"/>
+        </w:rPr>
         <w:t>2 Tessalonicenses 2.14</w:t>
       </w:r>
-      <w:r/>
-    </w:p>
-    <w:p>
-      <w:r/>
-      <w:r>
+      <w:r>
+        <w:rPr>
+          <w:lang w:val="pt_PT" w:bidi="pt_PT"/>
+        </w:rPr>
+      </w:r>
+    </w:p>
+    <w:p>
+      <w:pPr/>
+      <w:r>
+        <w:rPr>
+          <w:lang w:val="pt_PT" w:bidi="pt_PT"/>
+        </w:rPr>
+      </w:r>
+      <w:r>
+        <w:rPr>
+          <w:lang w:val="pt_PT" w:bidi="pt_PT"/>
+        </w:rPr>
         <w:t>Ele chamou você para a salvação: Deus chama seus escolhidos para si (</w:t>
       </w:r>
       <w:hyperlink r:id="rId96">
         <w:r>
           <w:rPr>
+            <w:lang w:val="pt_PT" w:bidi="pt_PT"/>
+          </w:rPr>
+          <w:rPr>
             <w:color w:val="0000EE"/>
             <w:u w:val="single"/>
           </w:rPr>
@@ -2064,11 +3555,17 @@
         </w:r>
       </w:hyperlink>
       <w:r>
+        <w:rPr>
+          <w:lang w:val="pt_PT" w:bidi="pt_PT"/>
+        </w:rPr>
         <w:t xml:space="preserve">; </w:t>
       </w:r>
       <w:hyperlink r:id="rId29">
         <w:r>
           <w:rPr>
+            <w:lang w:val="pt_PT" w:bidi="pt_PT"/>
+          </w:rPr>
+          <w:rPr>
             <w:color w:val="0000EE"/>
             <w:u w:val="single"/>
           </w:rPr>
@@ -2076,11 +3573,17 @@
         </w:r>
       </w:hyperlink>
       <w:r>
+        <w:rPr>
+          <w:lang w:val="pt_PT" w:bidi="pt_PT"/>
+        </w:rPr>
         <w:t xml:space="preserve">; </w:t>
       </w:r>
       <w:hyperlink r:id="rId97">
         <w:r>
           <w:rPr>
+            <w:lang w:val="pt_PT" w:bidi="pt_PT"/>
+          </w:rPr>
+          <w:rPr>
             <w:color w:val="0000EE"/>
             <w:u w:val="single"/>
           </w:rPr>
@@ -2088,11 +3591,17 @@
         </w:r>
       </w:hyperlink>
       <w:r>
+        <w:rPr>
+          <w:lang w:val="pt_PT" w:bidi="pt_PT"/>
+        </w:rPr>
         <w:t xml:space="preserve">; </w:t>
       </w:r>
       <w:hyperlink r:id="rId98">
         <w:r>
           <w:rPr>
+            <w:lang w:val="pt_PT" w:bidi="pt_PT"/>
+          </w:rPr>
+          <w:rPr>
             <w:color w:val="0000EE"/>
             <w:u w:val="single"/>
           </w:rPr>
@@ -2100,11 +3609,17 @@
         </w:r>
       </w:hyperlink>
       <w:r>
+        <w:rPr>
+          <w:lang w:val="pt_PT" w:bidi="pt_PT"/>
+        </w:rPr>
         <w:t>) através da pregação das boas-novas. • Aqueles que sofrem por causa de sua fé, em última análise, compartilharão da glória de nosso Senhor Jesus Cristo (</w:t>
       </w:r>
       <w:hyperlink r:id="rId99">
         <w:r>
           <w:rPr>
+            <w:lang w:val="pt_PT" w:bidi="pt_PT"/>
+          </w:rPr>
+          <w:rPr>
             <w:color w:val="0000EE"/>
             <w:u w:val="single"/>
           </w:rPr>
@@ -2112,11 +3627,17 @@
         </w:r>
       </w:hyperlink>
       <w:r>
+        <w:rPr>
+          <w:lang w:val="pt_PT" w:bidi="pt_PT"/>
+        </w:rPr>
         <w:t xml:space="preserve">; </w:t>
       </w:r>
       <w:hyperlink r:id="rId49">
         <w:r>
           <w:rPr>
+            <w:lang w:val="pt_PT" w:bidi="pt_PT"/>
+          </w:rPr>
+          <w:rPr>
             <w:color w:val="0000EE"/>
             <w:u w:val="single"/>
           </w:rPr>
@@ -2124,11 +3645,17 @@
         </w:r>
       </w:hyperlink>
       <w:r>
+        <w:rPr>
+          <w:lang w:val="pt_PT" w:bidi="pt_PT"/>
+        </w:rPr>
         <w:t xml:space="preserve">; </w:t>
       </w:r>
       <w:hyperlink r:id="rId100">
         <w:r>
           <w:rPr>
+            <w:lang w:val="pt_PT" w:bidi="pt_PT"/>
+          </w:rPr>
+          <w:rPr>
             <w:color w:val="0000EE"/>
             <w:u w:val="single"/>
           </w:rPr>
@@ -2136,11 +3663,17 @@
         </w:r>
       </w:hyperlink>
       <w:r>
+        <w:rPr>
+          <w:lang w:val="pt_PT" w:bidi="pt_PT"/>
+        </w:rPr>
         <w:t xml:space="preserve">; </w:t>
       </w:r>
       <w:hyperlink r:id="rId29">
         <w:r>
           <w:rPr>
+            <w:lang w:val="pt_PT" w:bidi="pt_PT"/>
+          </w:rPr>
+          <w:rPr>
             <w:color w:val="0000EE"/>
             <w:u w:val="single"/>
           </w:rPr>
@@ -2148,31 +3681,65 @@
         </w:r>
       </w:hyperlink>
       <w:r>
+        <w:rPr>
+          <w:lang w:val="pt_PT" w:bidi="pt_PT"/>
+        </w:rPr>
         <w:t>).</w:t>
       </w:r>
-      <w:r/>
-      <w:r/>
-    </w:p>
-    <w:p>
-      <w:r/>
+      <w:r>
+        <w:rPr>
+          <w:lang w:val="pt_PT" w:bidi="pt_PT"/>
+        </w:rPr>
+      </w:r>
+      <w:r>
+        <w:rPr>
+          <w:lang w:val="pt_PT" w:bidi="pt_PT"/>
+        </w:rPr>
+      </w:r>
+    </w:p>
+    <w:p>
+      <w:pPr/>
+      <w:r>
+        <w:rPr>
+          <w:lang w:val="pt_PT" w:bidi="pt_PT"/>
+        </w:rPr>
+      </w:r>
     </w:p>
     <w:p>
       <w:pPr>
         <w:pStyle w:val="Heading2"/>
       </w:pPr>
       <w:r>
+        <w:rPr>
+          <w:lang w:val="pt_PT" w:bidi="pt_PT"/>
+        </w:rPr>
         <w:t>2 Tessalonicenses 2.15</w:t>
       </w:r>
-      <w:r/>
-    </w:p>
-    <w:p>
-      <w:r/>
-      <w:r>
+      <w:r>
+        <w:rPr>
+          <w:lang w:val="pt_PT" w:bidi="pt_PT"/>
+        </w:rPr>
+      </w:r>
+    </w:p>
+    <w:p>
+      <w:pPr/>
+      <w:r>
+        <w:rPr>
+          <w:lang w:val="pt_PT" w:bidi="pt_PT"/>
+        </w:rPr>
+      </w:r>
+      <w:r>
+        <w:rPr>
+          <w:lang w:val="pt_PT" w:bidi="pt_PT"/>
+        </w:rPr>
         <w:t>Desde a fundação da igreja de Tessalônica, Paulo estava preocupado com a estabilidade da fé deles (</w:t>
       </w:r>
       <w:hyperlink r:id="rId101">
         <w:r>
           <w:rPr>
+            <w:lang w:val="pt_PT" w:bidi="pt_PT"/>
+          </w:rPr>
+          <w:rPr>
             <w:color w:val="0000EE"/>
             <w:u w:val="single"/>
           </w:rPr>
@@ -2180,11 +3747,17 @@
         </w:r>
       </w:hyperlink>
       <w:r>
+        <w:rPr>
+          <w:lang w:val="pt_PT" w:bidi="pt_PT"/>
+        </w:rPr>
         <w:t>,</w:t>
       </w:r>
       <w:hyperlink r:id="rId102">
         <w:r>
           <w:rPr>
+            <w:lang w:val="pt_PT" w:bidi="pt_PT"/>
+          </w:rPr>
+          <w:rPr>
             <w:color w:val="0000EE"/>
             <w:u w:val="single"/>
           </w:rPr>
@@ -2192,11 +3765,17 @@
         </w:r>
       </w:hyperlink>
       <w:r>
+        <w:rPr>
+          <w:lang w:val="pt_PT" w:bidi="pt_PT"/>
+        </w:rPr>
         <w:t>,</w:t>
       </w:r>
       <w:hyperlink r:id="rId103">
         <w:r>
           <w:rPr>
+            <w:lang w:val="pt_PT" w:bidi="pt_PT"/>
+          </w:rPr>
+          <w:rPr>
             <w:color w:val="0000EE"/>
             <w:u w:val="single"/>
           </w:rPr>
@@ -2204,11 +3783,17 @@
         </w:r>
       </w:hyperlink>
       <w:r>
+        <w:rPr>
+          <w:lang w:val="pt_PT" w:bidi="pt_PT"/>
+        </w:rPr>
         <w:t xml:space="preserve">; </w:t>
       </w:r>
       <w:hyperlink r:id="rId104">
         <w:r>
           <w:rPr>
+            <w:lang w:val="pt_PT" w:bidi="pt_PT"/>
+          </w:rPr>
+          <w:rPr>
             <w:color w:val="0000EE"/>
             <w:u w:val="single"/>
           </w:rPr>
@@ -2216,11 +3801,17 @@
         </w:r>
       </w:hyperlink>
       <w:r>
+        <w:rPr>
+          <w:lang w:val="pt_PT" w:bidi="pt_PT"/>
+        </w:rPr>
         <w:t>) e com a adesão deles ao seu ensino (</w:t>
       </w:r>
       <w:hyperlink r:id="rId105">
         <w:r>
           <w:rPr>
+            <w:lang w:val="pt_PT" w:bidi="pt_PT"/>
+          </w:rPr>
+          <w:rPr>
             <w:color w:val="0000EE"/>
             <w:u w:val="single"/>
           </w:rPr>
@@ -2228,11 +3819,17 @@
         </w:r>
       </w:hyperlink>
       <w:r>
+        <w:rPr>
+          <w:lang w:val="pt_PT" w:bidi="pt_PT"/>
+        </w:rPr>
         <w:t xml:space="preserve">; </w:t>
       </w:r>
       <w:hyperlink r:id="rId106">
         <w:r>
           <w:rPr>
+            <w:lang w:val="pt_PT" w:bidi="pt_PT"/>
+          </w:rPr>
+          <w:rPr>
             <w:color w:val="0000EE"/>
             <w:u w:val="single"/>
           </w:rPr>
@@ -2240,11 +3837,17 @@
         </w:r>
       </w:hyperlink>
       <w:r>
+        <w:rPr>
+          <w:lang w:val="pt_PT" w:bidi="pt_PT"/>
+        </w:rPr>
         <w:t xml:space="preserve">; </w:t>
       </w:r>
       <w:hyperlink r:id="rId107">
         <w:r>
           <w:rPr>
+            <w:lang w:val="pt_PT" w:bidi="pt_PT"/>
+          </w:rPr>
+          <w:rPr>
             <w:color w:val="0000EE"/>
             <w:u w:val="single"/>
           </w:rPr>
@@ -2252,11 +3855,17 @@
         </w:r>
       </w:hyperlink>
       <w:r>
+        <w:rPr>
+          <w:lang w:val="pt_PT" w:bidi="pt_PT"/>
+        </w:rPr>
         <w:t xml:space="preserve">; veja </w:t>
       </w:r>
       <w:hyperlink r:id="rId108">
         <w:r>
           <w:rPr>
+            <w:lang w:val="pt_PT" w:bidi="pt_PT"/>
+          </w:rPr>
+          <w:rPr>
             <w:color w:val="0000EE"/>
             <w:u w:val="single"/>
           </w:rPr>
@@ -2264,51 +3873,113 @@
         </w:r>
       </w:hyperlink>
       <w:r>
+        <w:rPr>
+          <w:lang w:val="pt_PT" w:bidi="pt_PT"/>
+        </w:rPr>
         <w:t>).</w:t>
       </w:r>
-      <w:r/>
-      <w:r/>
-    </w:p>
-    <w:p>
-      <w:r/>
+      <w:r>
+        <w:rPr>
+          <w:lang w:val="pt_PT" w:bidi="pt_PT"/>
+        </w:rPr>
+      </w:r>
+      <w:r>
+        <w:rPr>
+          <w:lang w:val="pt_PT" w:bidi="pt_PT"/>
+        </w:rPr>
+      </w:r>
+    </w:p>
+    <w:p>
+      <w:pPr/>
+      <w:r>
+        <w:rPr>
+          <w:lang w:val="pt_PT" w:bidi="pt_PT"/>
+        </w:rPr>
+      </w:r>
     </w:p>
     <w:p>
       <w:pPr>
         <w:pStyle w:val="Heading2"/>
       </w:pPr>
       <w:r>
+        <w:rPr>
+          <w:lang w:val="pt_PT" w:bidi="pt_PT"/>
+        </w:rPr>
         <w:t>2 Tessalonicenses 2.16</w:t>
       </w:r>
-      <w:r/>
-    </w:p>
-    <w:p>
-      <w:r/>
-      <w:r>
+      <w:r>
+        <w:rPr>
+          <w:lang w:val="pt_PT" w:bidi="pt_PT"/>
+        </w:rPr>
+      </w:r>
+    </w:p>
+    <w:p>
+      <w:pPr/>
+      <w:r>
+        <w:rPr>
+          <w:lang w:val="pt_PT" w:bidi="pt_PT"/>
+        </w:rPr>
+      </w:r>
+      <w:r>
+        <w:rPr>
+          <w:lang w:val="pt_PT" w:bidi="pt_PT"/>
+        </w:rPr>
         <w:t>O conforto eterno e a esperança transcendem tanto a morte quanto a incerteza sobre o futuro imediato.</w:t>
       </w:r>
-      <w:r/>
-      <w:r/>
-    </w:p>
-    <w:p>
-      <w:r/>
+      <w:r>
+        <w:rPr>
+          <w:lang w:val="pt_PT" w:bidi="pt_PT"/>
+        </w:rPr>
+      </w:r>
+      <w:r>
+        <w:rPr>
+          <w:lang w:val="pt_PT" w:bidi="pt_PT"/>
+        </w:rPr>
+      </w:r>
+    </w:p>
+    <w:p>
+      <w:pPr/>
+      <w:r>
+        <w:rPr>
+          <w:lang w:val="pt_PT" w:bidi="pt_PT"/>
+        </w:rPr>
+      </w:r>
     </w:p>
     <w:p>
       <w:pPr>
         <w:pStyle w:val="Heading2"/>
       </w:pPr>
       <w:r>
+        <w:rPr>
+          <w:lang w:val="pt_PT" w:bidi="pt_PT"/>
+        </w:rPr>
         <w:t>2 Tessalonicenses 2.17</w:t>
       </w:r>
-      <w:r/>
-    </w:p>
-    <w:p>
-      <w:r/>
-      <w:r>
+      <w:r>
+        <w:rPr>
+          <w:lang w:val="pt_PT" w:bidi="pt_PT"/>
+        </w:rPr>
+      </w:r>
+    </w:p>
+    <w:p>
+      <w:pPr/>
+      <w:r>
+        <w:rPr>
+          <w:lang w:val="pt_PT" w:bidi="pt_PT"/>
+        </w:rPr>
+      </w:r>
+      <w:r>
+        <w:rPr>
+          <w:lang w:val="pt_PT" w:bidi="pt_PT"/>
+        </w:rPr>
         <w:t>A oração de Paulo reflete o propósito da visita de Timóteo à igreja — fortalecer e encorajar os crentes de Tessalônica em sua fé (</w:t>
       </w:r>
       <w:hyperlink r:id="rId101">
         <w:r>
           <w:rPr>
+            <w:lang w:val="pt_PT" w:bidi="pt_PT"/>
+          </w:rPr>
+          <w:rPr>
             <w:color w:val="0000EE"/>
             <w:u w:val="single"/>
           </w:rPr>
@@ -2316,38 +3987,56 @@
         </w:r>
       </w:hyperlink>
       <w:r>
+        <w:rPr>
+          <w:lang w:val="pt_PT" w:bidi="pt_PT"/>
+        </w:rPr>
         <w:t xml:space="preserve">). • Confortar vocês não significa apenas </w:t>
       </w:r>
       <w:r>
         <w:rPr>
           <w:i/>
+          <w:lang w:val="pt_PT" w:bidi="pt_PT"/>
         </w:rPr>
         <w:t>consolar,</w:t>
       </w:r>
       <w:r>
+        <w:rPr>
+          <w:lang w:val="pt_PT" w:bidi="pt_PT"/>
+        </w:rPr>
         <w:t xml:space="preserve"> mas também </w:t>
       </w:r>
       <w:r>
         <w:rPr>
           <w:i/>
+          <w:lang w:val="pt_PT" w:bidi="pt_PT"/>
         </w:rPr>
         <w:t>exortar</w:t>
       </w:r>
       <w:r>
+        <w:rPr>
+          <w:lang w:val="pt_PT" w:bidi="pt_PT"/>
+        </w:rPr>
         <w:t xml:space="preserve"> ou </w:t>
       </w:r>
       <w:r>
         <w:rPr>
           <w:i/>
+          <w:lang w:val="pt_PT" w:bidi="pt_PT"/>
         </w:rPr>
         <w:t>encorajar</w:t>
       </w:r>
       <w:r>
+        <w:rPr>
+          <w:lang w:val="pt_PT" w:bidi="pt_PT"/>
+        </w:rPr>
         <w:t xml:space="preserve"> devido aos seus medos e dúvidas (</w:t>
       </w:r>
       <w:hyperlink r:id="rId109">
         <w:r>
           <w:rPr>
+            <w:lang w:val="pt_PT" w:bidi="pt_PT"/>
+          </w:rPr>
+          <w:rPr>
             <w:color w:val="0000EE"/>
             <w:u w:val="single"/>
           </w:rPr>
@@ -2355,11 +4044,17 @@
         </w:r>
       </w:hyperlink>
       <w:r>
+        <w:rPr>
+          <w:lang w:val="pt_PT" w:bidi="pt_PT"/>
+        </w:rPr>
         <w:t xml:space="preserve">; </w:t>
       </w:r>
       <w:hyperlink r:id="rId110">
         <w:r>
           <w:rPr>
+            <w:lang w:val="pt_PT" w:bidi="pt_PT"/>
+          </w:rPr>
+          <w:rPr>
             <w:color w:val="0000EE"/>
             <w:u w:val="single"/>
           </w:rPr>
@@ -2367,11 +4062,17 @@
         </w:r>
       </w:hyperlink>
       <w:r>
+        <w:rPr>
+          <w:lang w:val="pt_PT" w:bidi="pt_PT"/>
+        </w:rPr>
         <w:t xml:space="preserve">; </w:t>
       </w:r>
       <w:hyperlink r:id="rId111">
         <w:r>
           <w:rPr>
+            <w:lang w:val="pt_PT" w:bidi="pt_PT"/>
+          </w:rPr>
+          <w:rPr>
             <w:color w:val="0000EE"/>
             <w:u w:val="single"/>
           </w:rPr>
@@ -2379,31 +4080,65 @@
         </w:r>
       </w:hyperlink>
       <w:r>
+        <w:rPr>
+          <w:lang w:val="pt_PT" w:bidi="pt_PT"/>
+        </w:rPr>
         <w:t>).</w:t>
       </w:r>
-      <w:r/>
-      <w:r/>
-    </w:p>
-    <w:p>
-      <w:r/>
+      <w:r>
+        <w:rPr>
+          <w:lang w:val="pt_PT" w:bidi="pt_PT"/>
+        </w:rPr>
+      </w:r>
+      <w:r>
+        <w:rPr>
+          <w:lang w:val="pt_PT" w:bidi="pt_PT"/>
+        </w:rPr>
+      </w:r>
+    </w:p>
+    <w:p>
+      <w:pPr/>
+      <w:r>
+        <w:rPr>
+          <w:lang w:val="pt_PT" w:bidi="pt_PT"/>
+        </w:rPr>
+      </w:r>
     </w:p>
     <w:p>
       <w:pPr>
         <w:pStyle w:val="Heading2"/>
       </w:pPr>
       <w:r>
+        <w:rPr>
+          <w:lang w:val="pt_PT" w:bidi="pt_PT"/>
+        </w:rPr>
         <w:t>2 Tessalonicenses 3.1</w:t>
       </w:r>
-      <w:r/>
-    </w:p>
-    <w:p>
-      <w:r/>
-      <w:r>
+      <w:r>
+        <w:rPr>
+          <w:lang w:val="pt_PT" w:bidi="pt_PT"/>
+        </w:rPr>
+      </w:r>
+    </w:p>
+    <w:p>
+      <w:pPr/>
+      <w:r>
+        <w:rPr>
+          <w:lang w:val="pt_PT" w:bidi="pt_PT"/>
+        </w:rPr>
+      </w:r>
+      <w:r>
+        <w:rPr>
+          <w:lang w:val="pt_PT" w:bidi="pt_PT"/>
+        </w:rPr>
         <w:t xml:space="preserve">Orar: A oração para que o evangelho se espalhe rapidamente remete a </w:t>
       </w:r>
       <w:hyperlink r:id="rId112">
         <w:r>
           <w:rPr>
+            <w:lang w:val="pt_PT" w:bidi="pt_PT"/>
+          </w:rPr>
+          <w:rPr>
             <w:color w:val="0000EE"/>
             <w:u w:val="single"/>
           </w:rPr>
@@ -2411,11 +4146,17 @@
         </w:r>
       </w:hyperlink>
       <w:r>
+        <w:rPr>
+          <w:lang w:val="pt_PT" w:bidi="pt_PT"/>
+        </w:rPr>
         <w:t xml:space="preserve">. Paulo funde a imagem com referência aos jogos (veja </w:t>
       </w:r>
       <w:hyperlink r:id="rId113">
         <w:r>
           <w:rPr>
+            <w:lang w:val="pt_PT" w:bidi="pt_PT"/>
+          </w:rPr>
+          <w:rPr>
             <w:color w:val="0000EE"/>
             <w:u w:val="single"/>
           </w:rPr>
@@ -2423,11 +4164,17 @@
         </w:r>
       </w:hyperlink>
       <w:r>
+        <w:rPr>
+          <w:lang w:val="pt_PT" w:bidi="pt_PT"/>
+        </w:rPr>
         <w:t xml:space="preserve">; </w:t>
       </w:r>
       <w:hyperlink r:id="rId114">
         <w:r>
           <w:rPr>
+            <w:lang w:val="pt_PT" w:bidi="pt_PT"/>
+          </w:rPr>
+          <w:rPr>
             <w:color w:val="0000EE"/>
             <w:u w:val="single"/>
           </w:rPr>
@@ -2435,31 +4182,65 @@
         </w:r>
       </w:hyperlink>
       <w:r>
+        <w:rPr>
+          <w:lang w:val="pt_PT" w:bidi="pt_PT"/>
+        </w:rPr>
         <w:t>) nos quais um vencedor era honrado.</w:t>
       </w:r>
-      <w:r/>
-      <w:r/>
-    </w:p>
-    <w:p>
-      <w:r/>
+      <w:r>
+        <w:rPr>
+          <w:lang w:val="pt_PT" w:bidi="pt_PT"/>
+        </w:rPr>
+      </w:r>
+      <w:r>
+        <w:rPr>
+          <w:lang w:val="pt_PT" w:bidi="pt_PT"/>
+        </w:rPr>
+      </w:r>
+    </w:p>
+    <w:p>
+      <w:pPr/>
+      <w:r>
+        <w:rPr>
+          <w:lang w:val="pt_PT" w:bidi="pt_PT"/>
+        </w:rPr>
+      </w:r>
     </w:p>
     <w:p>
       <w:pPr>
         <w:pStyle w:val="Heading2"/>
       </w:pPr>
       <w:r>
+        <w:rPr>
+          <w:lang w:val="pt_PT" w:bidi="pt_PT"/>
+        </w:rPr>
         <w:t>2 Tessalonicenses 3.1–5</w:t>
       </w:r>
-      <w:r/>
-    </w:p>
-    <w:p>
-      <w:r/>
-      <w:r>
+      <w:r>
+        <w:rPr>
+          <w:lang w:val="pt_PT" w:bidi="pt_PT"/>
+        </w:rPr>
+      </w:r>
+    </w:p>
+    <w:p>
+      <w:pPr/>
+      <w:r>
+        <w:rPr>
+          <w:lang w:val="pt_PT" w:bidi="pt_PT"/>
+        </w:rPr>
+      </w:r>
+      <w:r>
+        <w:rPr>
+          <w:lang w:val="pt_PT" w:bidi="pt_PT"/>
+        </w:rPr>
         <w:t>Antes de abordar o tópico final da carta (</w:t>
       </w:r>
       <w:hyperlink r:id="rId115">
         <w:r>
           <w:rPr>
+            <w:lang w:val="pt_PT" w:bidi="pt_PT"/>
+          </w:rPr>
+          <w:rPr>
             <w:color w:val="0000EE"/>
             <w:u w:val="single"/>
           </w:rPr>
@@ -2467,11 +4248,17 @@
         </w:r>
       </w:hyperlink>
       <w:r>
+        <w:rPr>
+          <w:lang w:val="pt_PT" w:bidi="pt_PT"/>
+        </w:rPr>
         <w:t>), Paulo pede oração (</w:t>
       </w:r>
       <w:hyperlink r:id="rId116">
         <w:r>
           <w:rPr>
+            <w:lang w:val="pt_PT" w:bidi="pt_PT"/>
+          </w:rPr>
+          <w:rPr>
             <w:color w:val="0000EE"/>
             <w:u w:val="single"/>
           </w:rPr>
@@ -2479,11 +4266,17 @@
         </w:r>
       </w:hyperlink>
       <w:r>
+        <w:rPr>
+          <w:lang w:val="pt_PT" w:bidi="pt_PT"/>
+        </w:rPr>
         <w:t>) e assegura aos tessalonicenses a providência de Deus nas tribulações (</w:t>
       </w:r>
       <w:hyperlink r:id="rId117">
         <w:r>
           <w:rPr>
+            <w:lang w:val="pt_PT" w:bidi="pt_PT"/>
+          </w:rPr>
+          <w:rPr>
             <w:color w:val="0000EE"/>
             <w:u w:val="single"/>
           </w:rPr>
@@ -2491,31 +4284,65 @@
         </w:r>
       </w:hyperlink>
       <w:r>
+        <w:rPr>
+          <w:lang w:val="pt_PT" w:bidi="pt_PT"/>
+        </w:rPr>
         <w:t>).</w:t>
       </w:r>
-      <w:r/>
-      <w:r/>
-    </w:p>
-    <w:p>
-      <w:r/>
+      <w:r>
+        <w:rPr>
+          <w:lang w:val="pt_PT" w:bidi="pt_PT"/>
+        </w:rPr>
+      </w:r>
+      <w:r>
+        <w:rPr>
+          <w:lang w:val="pt_PT" w:bidi="pt_PT"/>
+        </w:rPr>
+      </w:r>
+    </w:p>
+    <w:p>
+      <w:pPr/>
+      <w:r>
+        <w:rPr>
+          <w:lang w:val="pt_PT" w:bidi="pt_PT"/>
+        </w:rPr>
+      </w:r>
     </w:p>
     <w:p>
       <w:pPr>
         <w:pStyle w:val="Heading2"/>
       </w:pPr>
       <w:r>
+        <w:rPr>
+          <w:lang w:val="pt_PT" w:bidi="pt_PT"/>
+        </w:rPr>
         <w:t>2 Tessalonicenses 3.2</w:t>
       </w:r>
-      <w:r/>
-    </w:p>
-    <w:p>
-      <w:r/>
-      <w:r>
+      <w:r>
+        <w:rPr>
+          <w:lang w:val="pt_PT" w:bidi="pt_PT"/>
+        </w:rPr>
+      </w:r>
+    </w:p>
+    <w:p>
+      <w:pPr/>
+      <w:r>
+        <w:rPr>
+          <w:lang w:val="pt_PT" w:bidi="pt_PT"/>
+        </w:rPr>
+      </w:r>
+      <w:r>
+        <w:rPr>
+          <w:lang w:val="pt_PT" w:bidi="pt_PT"/>
+        </w:rPr>
         <w:t>Paulo também sofreu pelas boas-novas (</w:t>
       </w:r>
       <w:hyperlink r:id="rId118">
         <w:r>
           <w:rPr>
+            <w:lang w:val="pt_PT" w:bidi="pt_PT"/>
+          </w:rPr>
+          <w:rPr>
             <w:color w:val="0000EE"/>
             <w:u w:val="single"/>
           </w:rPr>
@@ -2523,11 +4350,17 @@
         </w:r>
       </w:hyperlink>
       <w:r>
+        <w:rPr>
+          <w:lang w:val="pt_PT" w:bidi="pt_PT"/>
+        </w:rPr>
         <w:t xml:space="preserve">; </w:t>
       </w:r>
       <w:hyperlink r:id="rId119">
         <w:r>
           <w:rPr>
+            <w:lang w:val="pt_PT" w:bidi="pt_PT"/>
+          </w:rPr>
+          <w:rPr>
             <w:color w:val="0000EE"/>
             <w:u w:val="single"/>
           </w:rPr>
@@ -2535,11 +4368,17 @@
         </w:r>
       </w:hyperlink>
       <w:r>
+        <w:rPr>
+          <w:lang w:val="pt_PT" w:bidi="pt_PT"/>
+        </w:rPr>
         <w:t xml:space="preserve">; </w:t>
       </w:r>
       <w:hyperlink r:id="rId120">
         <w:r>
           <w:rPr>
+            <w:lang w:val="pt_PT" w:bidi="pt_PT"/>
+          </w:rPr>
+          <w:rPr>
             <w:color w:val="0000EE"/>
             <w:u w:val="single"/>
           </w:rPr>
@@ -2547,11 +4386,17 @@
         </w:r>
       </w:hyperlink>
       <w:r>
+        <w:rPr>
+          <w:lang w:val="pt_PT" w:bidi="pt_PT"/>
+        </w:rPr>
         <w:t xml:space="preserve">). Sua oração para ser resgatado ecoa </w:t>
       </w:r>
       <w:hyperlink r:id="rId121">
         <w:r>
           <w:rPr>
+            <w:lang w:val="pt_PT" w:bidi="pt_PT"/>
+          </w:rPr>
+          <w:rPr>
             <w:color w:val="0000EE"/>
             <w:u w:val="single"/>
           </w:rPr>
@@ -2559,40 +4404,78 @@
         </w:r>
       </w:hyperlink>
       <w:r>
+        <w:rPr>
+          <w:lang w:val="pt_PT" w:bidi="pt_PT"/>
+        </w:rPr>
         <w:t>.</w:t>
       </w:r>
-      <w:r/>
-      <w:r/>
-    </w:p>
-    <w:p>
-      <w:r/>
+      <w:r>
+        <w:rPr>
+          <w:lang w:val="pt_PT" w:bidi="pt_PT"/>
+        </w:rPr>
+      </w:r>
+      <w:r>
+        <w:rPr>
+          <w:lang w:val="pt_PT" w:bidi="pt_PT"/>
+        </w:rPr>
+      </w:r>
+    </w:p>
+    <w:p>
+      <w:pPr/>
+      <w:r>
+        <w:rPr>
+          <w:lang w:val="pt_PT" w:bidi="pt_PT"/>
+        </w:rPr>
+      </w:r>
     </w:p>
     <w:p>
       <w:pPr>
         <w:pStyle w:val="Heading2"/>
       </w:pPr>
       <w:r>
+        <w:rPr>
+          <w:lang w:val="pt_PT" w:bidi="pt_PT"/>
+        </w:rPr>
         <w:t>2 Tessalonicenses 3.3</w:t>
       </w:r>
-      <w:r/>
-    </w:p>
-    <w:p>
-      <w:r/>
-      <w:r>
+      <w:r>
+        <w:rPr>
+          <w:lang w:val="pt_PT" w:bidi="pt_PT"/>
+        </w:rPr>
+      </w:r>
+    </w:p>
+    <w:p>
+      <w:pPr/>
+      <w:r>
+        <w:rPr>
+          <w:lang w:val="pt_PT" w:bidi="pt_PT"/>
+        </w:rPr>
+      </w:r>
+      <w:r>
+        <w:rPr>
+          <w:lang w:val="pt_PT" w:bidi="pt_PT"/>
+        </w:rPr>
         <w:t xml:space="preserve">Os sofrimentos que os tessalonicenses enfrentaram foram causados pelo maligno (ou pelo </w:t>
       </w:r>
       <w:r>
         <w:rPr>
           <w:i/>
+          <w:lang w:val="pt_PT" w:bidi="pt_PT"/>
         </w:rPr>
         <w:t>mal</w:t>
       </w:r>
       <w:r>
+        <w:rPr>
+          <w:lang w:val="pt_PT" w:bidi="pt_PT"/>
+        </w:rPr>
         <w:t xml:space="preserve">; veja </w:t>
       </w:r>
       <w:hyperlink r:id="rId77">
         <w:r>
           <w:rPr>
+            <w:lang w:val="pt_PT" w:bidi="pt_PT"/>
+          </w:rPr>
+          <w:rPr>
             <w:color w:val="0000EE"/>
             <w:u w:val="single"/>
           </w:rPr>
@@ -2600,11 +4483,17 @@
         </w:r>
       </w:hyperlink>
       <w:r>
+        <w:rPr>
+          <w:lang w:val="pt_PT" w:bidi="pt_PT"/>
+        </w:rPr>
         <w:t xml:space="preserve">; cp. </w:t>
       </w:r>
       <w:hyperlink r:id="rId122">
         <w:r>
           <w:rPr>
+            <w:lang w:val="pt_PT" w:bidi="pt_PT"/>
+          </w:rPr>
+          <w:rPr>
             <w:color w:val="0000EE"/>
             <w:u w:val="single"/>
           </w:rPr>
@@ -2612,11 +4501,17 @@
         </w:r>
       </w:hyperlink>
       <w:r>
+        <w:rPr>
+          <w:lang w:val="pt_PT" w:bidi="pt_PT"/>
+        </w:rPr>
         <w:t xml:space="preserve">; </w:t>
       </w:r>
       <w:hyperlink r:id="rId24">
         <w:r>
           <w:rPr>
+            <w:lang w:val="pt_PT" w:bidi="pt_PT"/>
+          </w:rPr>
+          <w:rPr>
             <w:color w:val="0000EE"/>
             <w:u w:val="single"/>
           </w:rPr>
@@ -2624,11 +4519,17 @@
         </w:r>
       </w:hyperlink>
       <w:r>
+        <w:rPr>
+          <w:lang w:val="pt_PT" w:bidi="pt_PT"/>
+        </w:rPr>
         <w:t xml:space="preserve">; </w:t>
       </w:r>
       <w:hyperlink r:id="rId25">
         <w:r>
           <w:rPr>
+            <w:lang w:val="pt_PT" w:bidi="pt_PT"/>
+          </w:rPr>
+          <w:rPr>
             <w:color w:val="0000EE"/>
             <w:u w:val="single"/>
           </w:rPr>
@@ -2636,40 +4537,78 @@
         </w:r>
       </w:hyperlink>
       <w:r>
+        <w:rPr>
+          <w:lang w:val="pt_PT" w:bidi="pt_PT"/>
+        </w:rPr>
         <w:t>).</w:t>
       </w:r>
-      <w:r/>
-      <w:r/>
-    </w:p>
-    <w:p>
-      <w:r/>
+      <w:r>
+        <w:rPr>
+          <w:lang w:val="pt_PT" w:bidi="pt_PT"/>
+        </w:rPr>
+      </w:r>
+      <w:r>
+        <w:rPr>
+          <w:lang w:val="pt_PT" w:bidi="pt_PT"/>
+        </w:rPr>
+      </w:r>
+    </w:p>
+    <w:p>
+      <w:pPr/>
+      <w:r>
+        <w:rPr>
+          <w:lang w:val="pt_PT" w:bidi="pt_PT"/>
+        </w:rPr>
+      </w:r>
     </w:p>
     <w:p>
       <w:pPr>
         <w:pStyle w:val="Heading2"/>
       </w:pPr>
       <w:r>
+        <w:rPr>
+          <w:lang w:val="pt_PT" w:bidi="pt_PT"/>
+        </w:rPr>
         <w:t>2 Tessalonicenses 3.5</w:t>
       </w:r>
-      <w:r/>
-    </w:p>
-    <w:p>
-      <w:r/>
-      <w:r>
+      <w:r>
+        <w:rPr>
+          <w:lang w:val="pt_PT" w:bidi="pt_PT"/>
+        </w:rPr>
+      </w:r>
+    </w:p>
+    <w:p>
+      <w:pPr/>
+      <w:r>
+        <w:rPr>
+          <w:lang w:val="pt_PT" w:bidi="pt_PT"/>
+        </w:rPr>
+      </w:r>
+      <w:r>
+        <w:rPr>
+          <w:lang w:val="pt_PT" w:bidi="pt_PT"/>
+        </w:rPr>
         <w:t xml:space="preserve">A oração para que Deus guiasse (literalmente </w:t>
       </w:r>
       <w:r>
         <w:rPr>
           <w:i/>
+          <w:lang w:val="pt_PT" w:bidi="pt_PT"/>
         </w:rPr>
         <w:t>endireitasse</w:t>
       </w:r>
       <w:r>
+        <w:rPr>
+          <w:lang w:val="pt_PT" w:bidi="pt_PT"/>
+        </w:rPr>
         <w:t>) seus corações reflete uma expressão do Antigo Testamento (</w:t>
       </w:r>
       <w:hyperlink r:id="rId123">
         <w:r>
           <w:rPr>
+            <w:lang w:val="pt_PT" w:bidi="pt_PT"/>
+          </w:rPr>
+          <w:rPr>
             <w:color w:val="0000EE"/>
             <w:u w:val="single"/>
           </w:rPr>
@@ -2677,11 +4616,17 @@
         </w:r>
       </w:hyperlink>
       <w:r>
+        <w:rPr>
+          <w:lang w:val="pt_PT" w:bidi="pt_PT"/>
+        </w:rPr>
         <w:t xml:space="preserve">; </w:t>
       </w:r>
       <w:hyperlink r:id="rId124">
         <w:r>
           <w:rPr>
+            <w:lang w:val="pt_PT" w:bidi="pt_PT"/>
+          </w:rPr>
+          <w:rPr>
             <w:color w:val="0000EE"/>
             <w:u w:val="single"/>
           </w:rPr>
@@ -2689,31 +4634,65 @@
         </w:r>
       </w:hyperlink>
       <w:r>
+        <w:rPr>
+          <w:lang w:val="pt_PT" w:bidi="pt_PT"/>
+        </w:rPr>
         <w:t>). Espera-se que os cristãos amem como Deus ama e pratiquem a paciência e a perseverança como Cristo perseverou.</w:t>
       </w:r>
-      <w:r/>
-      <w:r/>
-    </w:p>
-    <w:p>
-      <w:r/>
+      <w:r>
+        <w:rPr>
+          <w:lang w:val="pt_PT" w:bidi="pt_PT"/>
+        </w:rPr>
+      </w:r>
+      <w:r>
+        <w:rPr>
+          <w:lang w:val="pt_PT" w:bidi="pt_PT"/>
+        </w:rPr>
+      </w:r>
+    </w:p>
+    <w:p>
+      <w:pPr/>
+      <w:r>
+        <w:rPr>
+          <w:lang w:val="pt_PT" w:bidi="pt_PT"/>
+        </w:rPr>
+      </w:r>
     </w:p>
     <w:p>
       <w:pPr>
         <w:pStyle w:val="Heading2"/>
       </w:pPr>
       <w:r>
+        <w:rPr>
+          <w:lang w:val="pt_PT" w:bidi="pt_PT"/>
+        </w:rPr>
         <w:t>2 Tessalonicenses 3.6</w:t>
       </w:r>
-      <w:r/>
-    </w:p>
-    <w:p>
-      <w:r/>
-      <w:r>
+      <w:r>
+        <w:rPr>
+          <w:lang w:val="pt_PT" w:bidi="pt_PT"/>
+        </w:rPr>
+      </w:r>
+    </w:p>
+    <w:p>
+      <w:pPr/>
+      <w:r>
+        <w:rPr>
+          <w:lang w:val="pt_PT" w:bidi="pt_PT"/>
+        </w:rPr>
+      </w:r>
+      <w:r>
+        <w:rPr>
+          <w:lang w:val="pt_PT" w:bidi="pt_PT"/>
+        </w:rPr>
         <w:t>A ordem de Paulo é dada pela autoridade do Senhor Jesus Cristo (</w:t>
       </w:r>
       <w:hyperlink r:id="rId125">
         <w:r>
           <w:rPr>
+            <w:lang w:val="pt_PT" w:bidi="pt_PT"/>
+          </w:rPr>
+          <w:rPr>
             <w:color w:val="0000EE"/>
             <w:u w:val="single"/>
           </w:rPr>
@@ -2721,11 +4700,17 @@
         </w:r>
       </w:hyperlink>
       <w:r>
+        <w:rPr>
+          <w:lang w:val="pt_PT" w:bidi="pt_PT"/>
+        </w:rPr>
         <w:t xml:space="preserve">). • Os membros da igreja devem evitar cristãos que vivem vidas ociosas (veja </w:t>
       </w:r>
       <w:hyperlink r:id="rId126">
         <w:r>
           <w:rPr>
+            <w:lang w:val="pt_PT" w:bidi="pt_PT"/>
+          </w:rPr>
+          <w:rPr>
             <w:color w:val="0000EE"/>
             <w:u w:val="single"/>
           </w:rPr>
@@ -2733,11 +4718,17 @@
         </w:r>
       </w:hyperlink>
       <w:r>
+        <w:rPr>
+          <w:lang w:val="pt_PT" w:bidi="pt_PT"/>
+        </w:rPr>
         <w:t>,</w:t>
       </w:r>
       <w:hyperlink r:id="rId127">
         <w:r>
           <w:rPr>
+            <w:lang w:val="pt_PT" w:bidi="pt_PT"/>
+          </w:rPr>
+          <w:rPr>
             <w:color w:val="0000EE"/>
             <w:u w:val="single"/>
           </w:rPr>
@@ -2745,11 +4736,17 @@
         </w:r>
       </w:hyperlink>
       <w:r>
+        <w:rPr>
+          <w:lang w:val="pt_PT" w:bidi="pt_PT"/>
+        </w:rPr>
         <w:t xml:space="preserve">; </w:t>
       </w:r>
       <w:hyperlink r:id="rId128">
         <w:r>
           <w:rPr>
+            <w:lang w:val="pt_PT" w:bidi="pt_PT"/>
+          </w:rPr>
+          <w:rPr>
             <w:color w:val="0000EE"/>
             <w:u w:val="single"/>
           </w:rPr>
@@ -2757,11 +4754,17 @@
         </w:r>
       </w:hyperlink>
       <w:r>
+        <w:rPr>
+          <w:lang w:val="pt_PT" w:bidi="pt_PT"/>
+        </w:rPr>
         <w:t>). Manter-se afastado dos preguiçosos causaria uma forte impressão neles (</w:t>
       </w:r>
       <w:hyperlink r:id="rId129">
         <w:r>
           <w:rPr>
+            <w:lang w:val="pt_PT" w:bidi="pt_PT"/>
+          </w:rPr>
+          <w:rPr>
             <w:color w:val="0000EE"/>
             <w:u w:val="single"/>
           </w:rPr>
@@ -2769,11 +4772,17 @@
         </w:r>
       </w:hyperlink>
       <w:r>
+        <w:rPr>
+          <w:lang w:val="pt_PT" w:bidi="pt_PT"/>
+        </w:rPr>
         <w:t xml:space="preserve">; </w:t>
       </w:r>
       <w:hyperlink r:id="rId130">
         <w:r>
           <w:rPr>
+            <w:lang w:val="pt_PT" w:bidi="pt_PT"/>
+          </w:rPr>
+          <w:rPr>
             <w:color w:val="0000EE"/>
             <w:u w:val="single"/>
           </w:rPr>
@@ -2781,11 +4790,17 @@
         </w:r>
       </w:hyperlink>
       <w:r>
+        <w:rPr>
+          <w:lang w:val="pt_PT" w:bidi="pt_PT"/>
+        </w:rPr>
         <w:t xml:space="preserve">; </w:t>
       </w:r>
       <w:hyperlink r:id="rId131">
         <w:r>
           <w:rPr>
+            <w:lang w:val="pt_PT" w:bidi="pt_PT"/>
+          </w:rPr>
+          <w:rPr>
             <w:color w:val="0000EE"/>
             <w:u w:val="single"/>
           </w:rPr>
@@ -2793,11 +4808,17 @@
         </w:r>
       </w:hyperlink>
       <w:r>
+        <w:rPr>
+          <w:lang w:val="pt_PT" w:bidi="pt_PT"/>
+        </w:rPr>
         <w:t>), promovendo vergonha (</w:t>
       </w:r>
       <w:hyperlink r:id="rId132">
         <w:r>
           <w:rPr>
+            <w:lang w:val="pt_PT" w:bidi="pt_PT"/>
+          </w:rPr>
+          <w:rPr>
             <w:color w:val="0000EE"/>
             <w:u w:val="single"/>
           </w:rPr>
@@ -2805,11 +4826,17 @@
         </w:r>
       </w:hyperlink>
       <w:r>
+        <w:rPr>
+          <w:lang w:val="pt_PT" w:bidi="pt_PT"/>
+        </w:rPr>
         <w:t>) e arrependimento, mas sem chegar à excomunhão (</w:t>
       </w:r>
       <w:hyperlink r:id="rId133">
         <w:r>
           <w:rPr>
+            <w:lang w:val="pt_PT" w:bidi="pt_PT"/>
+          </w:rPr>
+          <w:rPr>
             <w:color w:val="0000EE"/>
             <w:u w:val="single"/>
           </w:rPr>
@@ -2817,31 +4844,65 @@
         </w:r>
       </w:hyperlink>
       <w:r>
+        <w:rPr>
+          <w:lang w:val="pt_PT" w:bidi="pt_PT"/>
+        </w:rPr>
         <w:t>).</w:t>
       </w:r>
-      <w:r/>
-      <w:r/>
-    </w:p>
-    <w:p>
-      <w:r/>
+      <w:r>
+        <w:rPr>
+          <w:lang w:val="pt_PT" w:bidi="pt_PT"/>
+        </w:rPr>
+      </w:r>
+      <w:r>
+        <w:rPr>
+          <w:lang w:val="pt_PT" w:bidi="pt_PT"/>
+        </w:rPr>
+      </w:r>
+    </w:p>
+    <w:p>
+      <w:pPr/>
+      <w:r>
+        <w:rPr>
+          <w:lang w:val="pt_PT" w:bidi="pt_PT"/>
+        </w:rPr>
+      </w:r>
     </w:p>
     <w:p>
       <w:pPr>
         <w:pStyle w:val="Heading2"/>
       </w:pPr>
       <w:r>
+        <w:rPr>
+          <w:lang w:val="pt_PT" w:bidi="pt_PT"/>
+        </w:rPr>
         <w:t>2 Tessalonicenses 3.6–15</w:t>
       </w:r>
-      <w:r/>
-    </w:p>
-    <w:p>
-      <w:r/>
-      <w:r>
+      <w:r>
+        <w:rPr>
+          <w:lang w:val="pt_PT" w:bidi="pt_PT"/>
+        </w:rPr>
+      </w:r>
+    </w:p>
+    <w:p>
+      <w:pPr/>
+      <w:r>
+        <w:rPr>
+          <w:lang w:val="pt_PT" w:bidi="pt_PT"/>
+        </w:rPr>
+      </w:r>
+      <w:r>
+        <w:rPr>
+          <w:lang w:val="pt_PT" w:bidi="pt_PT"/>
+        </w:rPr>
         <w:t>Em sua carta anterior, Paulo havia abordado o problema dos membros preguiçosos da igreja que se recusavam a trabalhar (</w:t>
       </w:r>
       <w:hyperlink r:id="rId134">
         <w:r>
           <w:rPr>
+            <w:lang w:val="pt_PT" w:bidi="pt_PT"/>
+          </w:rPr>
+          <w:rPr>
             <w:color w:val="0000EE"/>
             <w:u w:val="single"/>
           </w:rPr>
@@ -2849,11 +4910,17 @@
         </w:r>
       </w:hyperlink>
       <w:r>
+        <w:rPr>
+          <w:lang w:val="pt_PT" w:bidi="pt_PT"/>
+        </w:rPr>
         <w:t xml:space="preserve">; </w:t>
       </w:r>
       <w:hyperlink r:id="rId128">
         <w:r>
           <w:rPr>
+            <w:lang w:val="pt_PT" w:bidi="pt_PT"/>
+          </w:rPr>
+          <w:rPr>
             <w:color w:val="0000EE"/>
             <w:u w:val="single"/>
           </w:rPr>
@@ -2861,31 +4928,65 @@
         </w:r>
       </w:hyperlink>
       <w:r>
+        <w:rPr>
+          <w:lang w:val="pt_PT" w:bidi="pt_PT"/>
+        </w:rPr>
         <w:t>). Alguns ignoraram sua mensagem e exemplo, então ele dá instruções adicionais para lidar com esses membros.</w:t>
       </w:r>
-      <w:r/>
-      <w:r/>
-    </w:p>
-    <w:p>
-      <w:r/>
+      <w:r>
+        <w:rPr>
+          <w:lang w:val="pt_PT" w:bidi="pt_PT"/>
+        </w:rPr>
+      </w:r>
+      <w:r>
+        <w:rPr>
+          <w:lang w:val="pt_PT" w:bidi="pt_PT"/>
+        </w:rPr>
+      </w:r>
+    </w:p>
+    <w:p>
+      <w:pPr/>
+      <w:r>
+        <w:rPr>
+          <w:lang w:val="pt_PT" w:bidi="pt_PT"/>
+        </w:rPr>
+      </w:r>
     </w:p>
     <w:p>
       <w:pPr>
         <w:pStyle w:val="Heading2"/>
       </w:pPr>
       <w:r>
+        <w:rPr>
+          <w:lang w:val="pt_PT" w:bidi="pt_PT"/>
+        </w:rPr>
         <w:t>2 Tessalonicenses 3.7</w:t>
       </w:r>
-      <w:r/>
-    </w:p>
-    <w:p>
-      <w:r/>
-      <w:r>
+      <w:r>
+        <w:rPr>
+          <w:lang w:val="pt_PT" w:bidi="pt_PT"/>
+        </w:rPr>
+      </w:r>
+    </w:p>
+    <w:p>
+      <w:pPr/>
+      <w:r>
+        <w:rPr>
+          <w:lang w:val="pt_PT" w:bidi="pt_PT"/>
+        </w:rPr>
+      </w:r>
+      <w:r>
+        <w:rPr>
+          <w:lang w:val="pt_PT" w:bidi="pt_PT"/>
+        </w:rPr>
         <w:t>Ensinar pelo exemplo era altamente valorizado no mundo antigo. O próprio Paulo deu um exemplo ao trabalhar para seu próprio sustento (</w:t>
       </w:r>
       <w:hyperlink r:id="rId135">
         <w:r>
           <w:rPr>
+            <w:lang w:val="pt_PT" w:bidi="pt_PT"/>
+          </w:rPr>
+          <w:rPr>
             <w:color w:val="0000EE"/>
             <w:u w:val="single"/>
           </w:rPr>
@@ -2893,11 +4994,17 @@
         </w:r>
       </w:hyperlink>
       <w:r>
+        <w:rPr>
+          <w:lang w:val="pt_PT" w:bidi="pt_PT"/>
+        </w:rPr>
         <w:t xml:space="preserve">; </w:t>
       </w:r>
       <w:hyperlink r:id="rId136">
         <w:r>
           <w:rPr>
+            <w:lang w:val="pt_PT" w:bidi="pt_PT"/>
+          </w:rPr>
+          <w:rPr>
             <w:color w:val="0000EE"/>
             <w:u w:val="single"/>
           </w:rPr>
@@ -2905,31 +5012,65 @@
         </w:r>
       </w:hyperlink>
       <w:r>
+        <w:rPr>
+          <w:lang w:val="pt_PT" w:bidi="pt_PT"/>
+        </w:rPr>
         <w:t>).</w:t>
       </w:r>
-      <w:r/>
-      <w:r/>
-    </w:p>
-    <w:p>
-      <w:r/>
+      <w:r>
+        <w:rPr>
+          <w:lang w:val="pt_PT" w:bidi="pt_PT"/>
+        </w:rPr>
+      </w:r>
+      <w:r>
+        <w:rPr>
+          <w:lang w:val="pt_PT" w:bidi="pt_PT"/>
+        </w:rPr>
+      </w:r>
+    </w:p>
+    <w:p>
+      <w:pPr/>
+      <w:r>
+        <w:rPr>
+          <w:lang w:val="pt_PT" w:bidi="pt_PT"/>
+        </w:rPr>
+      </w:r>
     </w:p>
     <w:p>
       <w:pPr>
         <w:pStyle w:val="Heading2"/>
       </w:pPr>
       <w:r>
+        <w:rPr>
+          <w:lang w:val="pt_PT" w:bidi="pt_PT"/>
+        </w:rPr>
         <w:t>2 Tessalonicenses 3.8</w:t>
       </w:r>
-      <w:r/>
-    </w:p>
-    <w:p>
-      <w:r/>
-      <w:r>
+      <w:r>
+        <w:rPr>
+          <w:lang w:val="pt_PT" w:bidi="pt_PT"/>
+        </w:rPr>
+      </w:r>
+    </w:p>
+    <w:p>
+      <w:pPr/>
+      <w:r>
+        <w:rPr>
+          <w:lang w:val="pt_PT" w:bidi="pt_PT"/>
+        </w:rPr>
+      </w:r>
+      <w:r>
+        <w:rPr>
+          <w:lang w:val="pt_PT" w:bidi="pt_PT"/>
+        </w:rPr>
         <w:t>sem pagar por isso: Embora Paulo ensinasse que os trabalhadores na igreja cristã poderiam receber pagamento por seu trabalho (</w:t>
       </w:r>
       <w:hyperlink r:id="rId137">
         <w:r>
           <w:rPr>
+            <w:lang w:val="pt_PT" w:bidi="pt_PT"/>
+          </w:rPr>
+          <w:rPr>
             <w:color w:val="0000EE"/>
             <w:u w:val="single"/>
           </w:rPr>
@@ -2937,11 +5078,17 @@
         </w:r>
       </w:hyperlink>
       <w:r>
+        <w:rPr>
+          <w:lang w:val="pt_PT" w:bidi="pt_PT"/>
+        </w:rPr>
         <w:t xml:space="preserve">; veja </w:t>
       </w:r>
       <w:hyperlink r:id="rId138">
         <w:r>
           <w:rPr>
+            <w:lang w:val="pt_PT" w:bidi="pt_PT"/>
+          </w:rPr>
+          <w:rPr>
             <w:color w:val="0000EE"/>
             <w:u w:val="single"/>
           </w:rPr>
@@ -2949,11 +5096,17 @@
         </w:r>
       </w:hyperlink>
       <w:r>
+        <w:rPr>
+          <w:lang w:val="pt_PT" w:bidi="pt_PT"/>
+        </w:rPr>
         <w:t xml:space="preserve">; </w:t>
       </w:r>
       <w:hyperlink r:id="rId139">
         <w:r>
           <w:rPr>
+            <w:lang w:val="pt_PT" w:bidi="pt_PT"/>
+          </w:rPr>
+          <w:rPr>
             <w:color w:val="0000EE"/>
             <w:u w:val="single"/>
           </w:rPr>
@@ -2961,11 +5114,17 @@
         </w:r>
       </w:hyperlink>
       <w:r>
+        <w:rPr>
+          <w:lang w:val="pt_PT" w:bidi="pt_PT"/>
+        </w:rPr>
         <w:t xml:space="preserve">; </w:t>
       </w:r>
       <w:hyperlink r:id="rId140">
         <w:r>
           <w:rPr>
+            <w:lang w:val="pt_PT" w:bidi="pt_PT"/>
+          </w:rPr>
+          <w:rPr>
             <w:color w:val="0000EE"/>
             <w:u w:val="single"/>
           </w:rPr>
@@ -2973,11 +5132,17 @@
         </w:r>
       </w:hyperlink>
       <w:r>
+        <w:rPr>
+          <w:lang w:val="pt_PT" w:bidi="pt_PT"/>
+        </w:rPr>
         <w:t>), ele não aproveitou esse privilégio (</w:t>
       </w:r>
       <w:hyperlink r:id="rId136">
         <w:r>
           <w:rPr>
+            <w:lang w:val="pt_PT" w:bidi="pt_PT"/>
+          </w:rPr>
+          <w:rPr>
             <w:color w:val="0000EE"/>
             <w:u w:val="single"/>
           </w:rPr>
@@ -2985,11 +5150,17 @@
         </w:r>
       </w:hyperlink>
       <w:r>
+        <w:rPr>
+          <w:lang w:val="pt_PT" w:bidi="pt_PT"/>
+        </w:rPr>
         <w:t xml:space="preserve">; </w:t>
       </w:r>
       <w:hyperlink r:id="rId141">
         <w:r>
           <w:rPr>
+            <w:lang w:val="pt_PT" w:bidi="pt_PT"/>
+          </w:rPr>
+          <w:rPr>
             <w:color w:val="0000EE"/>
             <w:u w:val="single"/>
           </w:rPr>
@@ -2997,31 +5168,65 @@
         </w:r>
       </w:hyperlink>
       <w:r>
+        <w:rPr>
+          <w:lang w:val="pt_PT" w:bidi="pt_PT"/>
+        </w:rPr>
         <w:t>).</w:t>
       </w:r>
-      <w:r/>
-      <w:r/>
-    </w:p>
-    <w:p>
-      <w:r/>
+      <w:r>
+        <w:rPr>
+          <w:lang w:val="pt_PT" w:bidi="pt_PT"/>
+        </w:rPr>
+      </w:r>
+      <w:r>
+        <w:rPr>
+          <w:lang w:val="pt_PT" w:bidi="pt_PT"/>
+        </w:rPr>
+      </w:r>
+    </w:p>
+    <w:p>
+      <w:pPr/>
+      <w:r>
+        <w:rPr>
+          <w:lang w:val="pt_PT" w:bidi="pt_PT"/>
+        </w:rPr>
+      </w:r>
     </w:p>
     <w:p>
       <w:pPr>
         <w:pStyle w:val="Heading2"/>
       </w:pPr>
       <w:r>
+        <w:rPr>
+          <w:lang w:val="pt_PT" w:bidi="pt_PT"/>
+        </w:rPr>
         <w:t>2 Tessalonicenses 3.9</w:t>
       </w:r>
-      <w:r/>
-    </w:p>
-    <w:p>
-      <w:r/>
-      <w:r>
+      <w:r>
+        <w:rPr>
+          <w:lang w:val="pt_PT" w:bidi="pt_PT"/>
+        </w:rPr>
+      </w:r>
+    </w:p>
+    <w:p>
+      <w:pPr/>
+      <w:r>
+        <w:rPr>
+          <w:lang w:val="pt_PT" w:bidi="pt_PT"/>
+        </w:rPr>
+      </w:r>
+      <w:r>
+        <w:rPr>
+          <w:lang w:val="pt_PT" w:bidi="pt_PT"/>
+        </w:rPr>
         <w:t>Paulo havia se distanciado de outros na cultura que eram motivados por fama e dinheiro (</w:t>
       </w:r>
       <w:hyperlink r:id="rId142">
         <w:r>
           <w:rPr>
+            <w:lang w:val="pt_PT" w:bidi="pt_PT"/>
+          </w:rPr>
+          <w:rPr>
             <w:color w:val="0000EE"/>
             <w:u w:val="single"/>
           </w:rPr>
@@ -3029,31 +5234,65 @@
         </w:r>
       </w:hyperlink>
       <w:r>
+        <w:rPr>
+          <w:lang w:val="pt_PT" w:bidi="pt_PT"/>
+        </w:rPr>
         <w:t>).</w:t>
       </w:r>
-      <w:r/>
-      <w:r/>
-    </w:p>
-    <w:p>
-      <w:r/>
+      <w:r>
+        <w:rPr>
+          <w:lang w:val="pt_PT" w:bidi="pt_PT"/>
+        </w:rPr>
+      </w:r>
+      <w:r>
+        <w:rPr>
+          <w:lang w:val="pt_PT" w:bidi="pt_PT"/>
+        </w:rPr>
+      </w:r>
+    </w:p>
+    <w:p>
+      <w:pPr/>
+      <w:r>
+        <w:rPr>
+          <w:lang w:val="pt_PT" w:bidi="pt_PT"/>
+        </w:rPr>
+      </w:r>
     </w:p>
     <w:p>
       <w:pPr>
         <w:pStyle w:val="Heading2"/>
       </w:pPr>
       <w:r>
+        <w:rPr>
+          <w:lang w:val="pt_PT" w:bidi="pt_PT"/>
+        </w:rPr>
         <w:t>2 Tessalonicenses 3.10</w:t>
       </w:r>
-      <w:r/>
-    </w:p>
-    <w:p>
-      <w:r/>
-      <w:r>
+      <w:r>
+        <w:rPr>
+          <w:lang w:val="pt_PT" w:bidi="pt_PT"/>
+        </w:rPr>
+      </w:r>
+    </w:p>
+    <w:p>
+      <w:pPr/>
+      <w:r>
+        <w:rPr>
+          <w:lang w:val="pt_PT" w:bidi="pt_PT"/>
+        </w:rPr>
+      </w:r>
+      <w:r>
+        <w:rPr>
+          <w:lang w:val="pt_PT" w:bidi="pt_PT"/>
+        </w:rPr>
         <w:t xml:space="preserve">O trabalho é a maneira apropriada de ganhar a vida (veja </w:t>
       </w:r>
       <w:hyperlink r:id="rId143">
         <w:r>
           <w:rPr>
+            <w:lang w:val="pt_PT" w:bidi="pt_PT"/>
+          </w:rPr>
+          <w:rPr>
             <w:color w:val="0000EE"/>
             <w:u w:val="single"/>
           </w:rPr>
@@ -3061,11 +5300,17 @@
         </w:r>
       </w:hyperlink>
       <w:r>
+        <w:rPr>
+          <w:lang w:val="pt_PT" w:bidi="pt_PT"/>
+        </w:rPr>
         <w:t xml:space="preserve">; </w:t>
       </w:r>
       <w:hyperlink r:id="rId144">
         <w:r>
           <w:rPr>
+            <w:lang w:val="pt_PT" w:bidi="pt_PT"/>
+          </w:rPr>
+          <w:rPr>
             <w:color w:val="0000EE"/>
             <w:u w:val="single"/>
           </w:rPr>
@@ -3073,11 +5318,17 @@
         </w:r>
       </w:hyperlink>
       <w:r>
+        <w:rPr>
+          <w:lang w:val="pt_PT" w:bidi="pt_PT"/>
+        </w:rPr>
         <w:t xml:space="preserve">; </w:t>
       </w:r>
       <w:hyperlink r:id="rId145">
         <w:r>
           <w:rPr>
+            <w:lang w:val="pt_PT" w:bidi="pt_PT"/>
+          </w:rPr>
+          <w:rPr>
             <w:color w:val="0000EE"/>
             <w:u w:val="single"/>
           </w:rPr>
@@ -3085,31 +5336,65 @@
         </w:r>
       </w:hyperlink>
       <w:r>
+        <w:rPr>
+          <w:lang w:val="pt_PT" w:bidi="pt_PT"/>
+        </w:rPr>
         <w:t>). Paulo isenta a igreja da responsabilidade de alimentar outros crentes que se recusam a trabalhar.</w:t>
       </w:r>
-      <w:r/>
-      <w:r/>
-    </w:p>
-    <w:p>
-      <w:r/>
+      <w:r>
+        <w:rPr>
+          <w:lang w:val="pt_PT" w:bidi="pt_PT"/>
+        </w:rPr>
+      </w:r>
+      <w:r>
+        <w:rPr>
+          <w:lang w:val="pt_PT" w:bidi="pt_PT"/>
+        </w:rPr>
+      </w:r>
+    </w:p>
+    <w:p>
+      <w:pPr/>
+      <w:r>
+        <w:rPr>
+          <w:lang w:val="pt_PT" w:bidi="pt_PT"/>
+        </w:rPr>
+      </w:r>
     </w:p>
     <w:p>
       <w:pPr>
         <w:pStyle w:val="Heading2"/>
       </w:pPr>
       <w:r>
+        <w:rPr>
+          <w:lang w:val="pt_PT" w:bidi="pt_PT"/>
+        </w:rPr>
         <w:t>2 Tessalonicenses 3.12</w:t>
       </w:r>
-      <w:r/>
-    </w:p>
-    <w:p>
-      <w:r/>
-      <w:r>
+      <w:r>
+        <w:rPr>
+          <w:lang w:val="pt_PT" w:bidi="pt_PT"/>
+        </w:rPr>
+      </w:r>
+    </w:p>
+    <w:p>
+      <w:pPr/>
+      <w:r>
+        <w:rPr>
+          <w:lang w:val="pt_PT" w:bidi="pt_PT"/>
+        </w:rPr>
+      </w:r>
+      <w:r>
+        <w:rPr>
+          <w:lang w:val="pt_PT" w:bidi="pt_PT"/>
+        </w:rPr>
         <w:t xml:space="preserve">Paulo destaca a força da ordem ao apelar para a autoridade do Senhor Jesus (como em </w:t>
       </w:r>
       <w:hyperlink r:id="rId105">
         <w:r>
           <w:rPr>
+            <w:lang w:val="pt_PT" w:bidi="pt_PT"/>
+          </w:rPr>
+          <w:rPr>
             <w:color w:val="0000EE"/>
             <w:u w:val="single"/>
           </w:rPr>
@@ -3117,11 +5402,17 @@
         </w:r>
       </w:hyperlink>
       <w:r>
+        <w:rPr>
+          <w:lang w:val="pt_PT" w:bidi="pt_PT"/>
+        </w:rPr>
         <w:t xml:space="preserve">; </w:t>
       </w:r>
       <w:hyperlink r:id="rId104">
         <w:r>
           <w:rPr>
+            <w:lang w:val="pt_PT" w:bidi="pt_PT"/>
+          </w:rPr>
+          <w:rPr>
             <w:color w:val="0000EE"/>
             <w:u w:val="single"/>
           </w:rPr>
@@ -3129,11 +5420,17 @@
         </w:r>
       </w:hyperlink>
       <w:r>
+        <w:rPr>
+          <w:lang w:val="pt_PT" w:bidi="pt_PT"/>
+        </w:rPr>
         <w:t xml:space="preserve">). • acalmem-se: ou seja, levem uma vida tranquila em vez de se envolverem em atividades intrometidas (veja </w:t>
       </w:r>
       <w:hyperlink r:id="rId146">
         <w:r>
           <w:rPr>
+            <w:lang w:val="pt_PT" w:bidi="pt_PT"/>
+          </w:rPr>
+          <w:rPr>
             <w:color w:val="0000EE"/>
             <w:u w:val="single"/>
           </w:rPr>
@@ -3141,31 +5438,65 @@
         </w:r>
       </w:hyperlink>
       <w:r>
+        <w:rPr>
+          <w:lang w:val="pt_PT" w:bidi="pt_PT"/>
+        </w:rPr>
         <w:t>).</w:t>
       </w:r>
-      <w:r/>
-      <w:r/>
-    </w:p>
-    <w:p>
-      <w:r/>
+      <w:r>
+        <w:rPr>
+          <w:lang w:val="pt_PT" w:bidi="pt_PT"/>
+        </w:rPr>
+      </w:r>
+      <w:r>
+        <w:rPr>
+          <w:lang w:val="pt_PT" w:bidi="pt_PT"/>
+        </w:rPr>
+      </w:r>
+    </w:p>
+    <w:p>
+      <w:pPr/>
+      <w:r>
+        <w:rPr>
+          <w:lang w:val="pt_PT" w:bidi="pt_PT"/>
+        </w:rPr>
+      </w:r>
     </w:p>
     <w:p>
       <w:pPr>
         <w:pStyle w:val="Heading2"/>
       </w:pPr>
       <w:r>
+        <w:rPr>
+          <w:lang w:val="pt_PT" w:bidi="pt_PT"/>
+        </w:rPr>
         <w:t>2 Tessalonicenses 3.13</w:t>
       </w:r>
-      <w:r/>
-    </w:p>
-    <w:p>
-      <w:r/>
-      <w:r>
+      <w:r>
+        <w:rPr>
+          <w:lang w:val="pt_PT" w:bidi="pt_PT"/>
+        </w:rPr>
+      </w:r>
+    </w:p>
+    <w:p>
+      <w:pPr/>
+      <w:r>
+        <w:rPr>
+          <w:lang w:val="pt_PT" w:bidi="pt_PT"/>
+        </w:rPr>
+      </w:r>
+      <w:r>
+        <w:rPr>
+          <w:lang w:val="pt_PT" w:bidi="pt_PT"/>
+        </w:rPr>
         <w:t xml:space="preserve">fazendo o bem: Os tessalonicenses foram exortados a ajudar aqueles que estão em verdadeira necessidade (veja </w:t>
       </w:r>
       <w:hyperlink r:id="rId147">
         <w:r>
           <w:rPr>
+            <w:lang w:val="pt_PT" w:bidi="pt_PT"/>
+          </w:rPr>
+          <w:rPr>
             <w:color w:val="0000EE"/>
             <w:u w:val="single"/>
           </w:rPr>
@@ -3173,11 +5504,17 @@
         </w:r>
       </w:hyperlink>
       <w:r>
+        <w:rPr>
+          <w:lang w:val="pt_PT" w:bidi="pt_PT"/>
+        </w:rPr>
         <w:t>), em contraste com aqueles que são preguiçosos e dependentes (</w:t>
       </w:r>
       <w:hyperlink r:id="rId148">
         <w:r>
           <w:rPr>
+            <w:lang w:val="pt_PT" w:bidi="pt_PT"/>
+          </w:rPr>
+          <w:rPr>
             <w:color w:val="0000EE"/>
             <w:u w:val="single"/>
           </w:rPr>
@@ -3185,11 +5522,17 @@
         </w:r>
       </w:hyperlink>
       <w:r>
+        <w:rPr>
+          <w:lang w:val="pt_PT" w:bidi="pt_PT"/>
+        </w:rPr>
         <w:t>,</w:t>
       </w:r>
       <w:hyperlink r:id="rId149">
         <w:r>
           <w:rPr>
+            <w:lang w:val="pt_PT" w:bidi="pt_PT"/>
+          </w:rPr>
+          <w:rPr>
             <w:color w:val="0000EE"/>
             <w:u w:val="single"/>
           </w:rPr>
@@ -3197,57 +5540,125 @@
         </w:r>
       </w:hyperlink>
       <w:r>
+        <w:rPr>
+          <w:lang w:val="pt_PT" w:bidi="pt_PT"/>
+        </w:rPr>
         <w:t>).</w:t>
       </w:r>
-      <w:r/>
-      <w:r/>
-    </w:p>
-    <w:p>
-      <w:r/>
+      <w:r>
+        <w:rPr>
+          <w:lang w:val="pt_PT" w:bidi="pt_PT"/>
+        </w:rPr>
+      </w:r>
+      <w:r>
+        <w:rPr>
+          <w:lang w:val="pt_PT" w:bidi="pt_PT"/>
+        </w:rPr>
+      </w:r>
+    </w:p>
+    <w:p>
+      <w:pPr/>
+      <w:r>
+        <w:rPr>
+          <w:lang w:val="pt_PT" w:bidi="pt_PT"/>
+        </w:rPr>
+      </w:r>
     </w:p>
     <w:p>
       <w:pPr>
         <w:pStyle w:val="Heading2"/>
       </w:pPr>
       <w:r>
+        <w:rPr>
+          <w:lang w:val="pt_PT" w:bidi="pt_PT"/>
+        </w:rPr>
         <w:t>2 Tessalonicenses 3.14</w:t>
       </w:r>
-      <w:r/>
-    </w:p>
-    <w:p>
-      <w:r/>
-      <w:r>
+      <w:r>
+        <w:rPr>
+          <w:lang w:val="pt_PT" w:bidi="pt_PT"/>
+        </w:rPr>
+      </w:r>
+    </w:p>
+    <w:p>
+      <w:pPr/>
+      <w:r>
+        <w:rPr>
+          <w:lang w:val="pt_PT" w:bidi="pt_PT"/>
+        </w:rPr>
+      </w:r>
+      <w:r>
+        <w:rPr>
+          <w:lang w:val="pt_PT" w:bidi="pt_PT"/>
+        </w:rPr>
         <w:t xml:space="preserve">Paulo esperava que os cristãos desobedientes ficassem envergonhados e se arrependessem (veja </w:t>
       </w:r>
       <w:r>
+        <w:rPr>
+          <w:lang w:val="pt_PT" w:bidi="pt_PT"/>
+        </w:rPr>
         <w:t>nota de estudo em 3.6</w:t>
       </w:r>
       <w:r>
+        <w:rPr>
+          <w:lang w:val="pt_PT" w:bidi="pt_PT"/>
+        </w:rPr>
         <w:t>) como resposta a serem evitados pela comunidade.</w:t>
       </w:r>
-      <w:r/>
-      <w:r/>
-    </w:p>
-    <w:p>
-      <w:r/>
+      <w:r>
+        <w:rPr>
+          <w:lang w:val="pt_PT" w:bidi="pt_PT"/>
+        </w:rPr>
+      </w:r>
+      <w:r>
+        <w:rPr>
+          <w:lang w:val="pt_PT" w:bidi="pt_PT"/>
+        </w:rPr>
+      </w:r>
+    </w:p>
+    <w:p>
+      <w:pPr/>
+      <w:r>
+        <w:rPr>
+          <w:lang w:val="pt_PT" w:bidi="pt_PT"/>
+        </w:rPr>
+      </w:r>
     </w:p>
     <w:p>
       <w:pPr>
         <w:pStyle w:val="Heading2"/>
       </w:pPr>
       <w:r>
+        <w:rPr>
+          <w:lang w:val="pt_PT" w:bidi="pt_PT"/>
+        </w:rPr>
         <w:t>2 Tessalonicenses 3.15</w:t>
       </w:r>
-      <w:r/>
-    </w:p>
-    <w:p>
-      <w:r/>
-      <w:r>
+      <w:r>
+        <w:rPr>
+          <w:lang w:val="pt_PT" w:bidi="pt_PT"/>
+        </w:rPr>
+      </w:r>
+    </w:p>
+    <w:p>
+      <w:pPr/>
+      <w:r>
+        <w:rPr>
+          <w:lang w:val="pt_PT" w:bidi="pt_PT"/>
+        </w:rPr>
+      </w:r>
+      <w:r>
+        <w:rPr>
+          <w:lang w:val="pt_PT" w:bidi="pt_PT"/>
+        </w:rPr>
         <w:t>Não os considere como inimigos: No mundo antigo, as relações sociais com inimigos eram rompidas e ações punitivas eram iniciadas contra eles. Paulo adverte os tessalonicenses que a disciplina contra cristãos desobedientes (</w:t>
       </w:r>
       <w:hyperlink r:id="rId132">
         <w:r>
           <w:rPr>
+            <w:lang w:val="pt_PT" w:bidi="pt_PT"/>
+          </w:rPr>
+          <w:rPr>
             <w:color w:val="0000EE"/>
             <w:u w:val="single"/>
           </w:rPr>
@@ -3255,11 +5666,17 @@
         </w:r>
       </w:hyperlink>
       <w:r>
+        <w:rPr>
+          <w:lang w:val="pt_PT" w:bidi="pt_PT"/>
+        </w:rPr>
         <w:t>) não deve resultar nesse tipo de ataque. Em vez disso, a igreja deve tratá-los como membros da família, com a esperança de que eles corrijam sua conduta (</w:t>
       </w:r>
       <w:hyperlink r:id="rId150">
         <w:r>
           <w:rPr>
+            <w:lang w:val="pt_PT" w:bidi="pt_PT"/>
+          </w:rPr>
+          <w:rPr>
             <w:color w:val="0000EE"/>
             <w:u w:val="single"/>
           </w:rPr>
@@ -3267,11 +5684,17 @@
         </w:r>
       </w:hyperlink>
       <w:r>
+        <w:rPr>
+          <w:lang w:val="pt_PT" w:bidi="pt_PT"/>
+        </w:rPr>
         <w:t>,</w:t>
       </w:r>
       <w:hyperlink r:id="rId128">
         <w:r>
           <w:rPr>
+            <w:lang w:val="pt_PT" w:bidi="pt_PT"/>
+          </w:rPr>
+          <w:rPr>
             <w:color w:val="0000EE"/>
             <w:u w:val="single"/>
           </w:rPr>
@@ -3279,31 +5702,65 @@
         </w:r>
       </w:hyperlink>
       <w:r>
+        <w:rPr>
+          <w:lang w:val="pt_PT" w:bidi="pt_PT"/>
+        </w:rPr>
         <w:t>).</w:t>
       </w:r>
-      <w:r/>
-      <w:r/>
-    </w:p>
-    <w:p>
-      <w:r/>
+      <w:r>
+        <w:rPr>
+          <w:lang w:val="pt_PT" w:bidi="pt_PT"/>
+        </w:rPr>
+      </w:r>
+      <w:r>
+        <w:rPr>
+          <w:lang w:val="pt_PT" w:bidi="pt_PT"/>
+        </w:rPr>
+      </w:r>
+    </w:p>
+    <w:p>
+      <w:pPr/>
+      <w:r>
+        <w:rPr>
+          <w:lang w:val="pt_PT" w:bidi="pt_PT"/>
+        </w:rPr>
+      </w:r>
     </w:p>
     <w:p>
       <w:pPr>
         <w:pStyle w:val="Heading2"/>
       </w:pPr>
       <w:r>
+        <w:rPr>
+          <w:lang w:val="pt_PT" w:bidi="pt_PT"/>
+        </w:rPr>
         <w:t>2 Tessalonicenses 3.16</w:t>
       </w:r>
-      <w:r/>
-    </w:p>
-    <w:p>
-      <w:r/>
-      <w:r>
+      <w:r>
+        <w:rPr>
+          <w:lang w:val="pt_PT" w:bidi="pt_PT"/>
+        </w:rPr>
+      </w:r>
+    </w:p>
+    <w:p>
+      <w:pPr/>
+      <w:r>
+        <w:rPr>
+          <w:lang w:val="pt_PT" w:bidi="pt_PT"/>
+        </w:rPr>
+      </w:r>
+      <w:r>
+        <w:rPr>
+          <w:lang w:val="pt_PT" w:bidi="pt_PT"/>
+        </w:rPr>
         <w:t xml:space="preserve">A oração final ecoa a bênção de Jesus em </w:t>
       </w:r>
       <w:hyperlink r:id="rId151">
         <w:r>
           <w:rPr>
+            <w:lang w:val="pt_PT" w:bidi="pt_PT"/>
+          </w:rPr>
+          <w:rPr>
             <w:color w:val="0000EE"/>
             <w:u w:val="single"/>
           </w:rPr>
@@ -3311,11 +5768,17 @@
         </w:r>
       </w:hyperlink>
       <w:r>
+        <w:rPr>
+          <w:lang w:val="pt_PT" w:bidi="pt_PT"/>
+        </w:rPr>
         <w:t xml:space="preserve"> (cp. </w:t>
       </w:r>
       <w:hyperlink r:id="rId152">
         <w:r>
           <w:rPr>
+            <w:lang w:val="pt_PT" w:bidi="pt_PT"/>
+          </w:rPr>
+          <w:rPr>
             <w:color w:val="0000EE"/>
             <w:u w:val="single"/>
           </w:rPr>
@@ -3323,11 +5786,17 @@
         </w:r>
       </w:hyperlink>
       <w:r>
+        <w:rPr>
+          <w:lang w:val="pt_PT" w:bidi="pt_PT"/>
+        </w:rPr>
         <w:t>) e contrasta com a situação que esses crentes enfrentavam em Tessalônica (</w:t>
       </w:r>
       <w:hyperlink r:id="rId153">
         <w:r>
           <w:rPr>
+            <w:lang w:val="pt_PT" w:bidi="pt_PT"/>
+          </w:rPr>
+          <w:rPr>
             <w:color w:val="0000EE"/>
             <w:u w:val="single"/>
           </w:rPr>
@@ -3335,11 +5804,17 @@
         </w:r>
       </w:hyperlink>
       <w:r>
+        <w:rPr>
+          <w:lang w:val="pt_PT" w:bidi="pt_PT"/>
+        </w:rPr>
         <w:t xml:space="preserve">; </w:t>
       </w:r>
       <w:hyperlink r:id="rId25">
         <w:r>
           <w:rPr>
+            <w:lang w:val="pt_PT" w:bidi="pt_PT"/>
+          </w:rPr>
+          <w:rPr>
             <w:color w:val="0000EE"/>
             <w:u w:val="single"/>
           </w:rPr>
@@ -3347,11 +5822,17 @@
         </w:r>
       </w:hyperlink>
       <w:r>
+        <w:rPr>
+          <w:lang w:val="pt_PT" w:bidi="pt_PT"/>
+        </w:rPr>
         <w:t>). Paulo estava sempre consciente da presença do Senhor Jesus com seu povo (</w:t>
       </w:r>
       <w:hyperlink r:id="rId154">
         <w:r>
           <w:rPr>
+            <w:lang w:val="pt_PT" w:bidi="pt_PT"/>
+          </w:rPr>
+          <w:rPr>
             <w:color w:val="0000EE"/>
             <w:u w:val="single"/>
           </w:rPr>
@@ -3359,11 +5840,17 @@
         </w:r>
       </w:hyperlink>
       <w:r>
+        <w:rPr>
+          <w:lang w:val="pt_PT" w:bidi="pt_PT"/>
+        </w:rPr>
         <w:t xml:space="preserve">; </w:t>
       </w:r>
       <w:hyperlink r:id="rId155">
         <w:r>
           <w:rPr>
+            <w:lang w:val="pt_PT" w:bidi="pt_PT"/>
+          </w:rPr>
+          <w:rPr>
             <w:color w:val="0000EE"/>
             <w:u w:val="single"/>
           </w:rPr>
@@ -3371,31 +5858,65 @@
         </w:r>
       </w:hyperlink>
       <w:r>
+        <w:rPr>
+          <w:lang w:val="pt_PT" w:bidi="pt_PT"/>
+        </w:rPr>
         <w:t>).</w:t>
       </w:r>
-      <w:r/>
-      <w:r/>
-    </w:p>
-    <w:p>
-      <w:r/>
+      <w:r>
+        <w:rPr>
+          <w:lang w:val="pt_PT" w:bidi="pt_PT"/>
+        </w:rPr>
+      </w:r>
+      <w:r>
+        <w:rPr>
+          <w:lang w:val="pt_PT" w:bidi="pt_PT"/>
+        </w:rPr>
+      </w:r>
+    </w:p>
+    <w:p>
+      <w:pPr/>
+      <w:r>
+        <w:rPr>
+          <w:lang w:val="pt_PT" w:bidi="pt_PT"/>
+        </w:rPr>
+      </w:r>
     </w:p>
     <w:p>
       <w:pPr>
         <w:pStyle w:val="Heading2"/>
       </w:pPr>
       <w:r>
+        <w:rPr>
+          <w:lang w:val="pt_PT" w:bidi="pt_PT"/>
+        </w:rPr>
         <w:t>2 Tessalonicenses 3.17</w:t>
       </w:r>
-      <w:r/>
-    </w:p>
-    <w:p>
-      <w:r/>
-      <w:r>
+      <w:r>
+        <w:rPr>
+          <w:lang w:val="pt_PT" w:bidi="pt_PT"/>
+        </w:rPr>
+      </w:r>
+    </w:p>
+    <w:p>
+      <w:pPr/>
+      <w:r>
+        <w:rPr>
+          <w:lang w:val="pt_PT" w:bidi="pt_PT"/>
+        </w:rPr>
+      </w:r>
+      <w:r>
+        <w:rPr>
+          <w:lang w:val="pt_PT" w:bidi="pt_PT"/>
+        </w:rPr>
         <w:t>Um secretário havia escrito esta carta para Paulo (</w:t>
       </w:r>
       <w:hyperlink r:id="rId156">
         <w:r>
           <w:rPr>
+            <w:lang w:val="pt_PT" w:bidi="pt_PT"/>
+          </w:rPr>
+          <w:rPr>
             <w:color w:val="0000EE"/>
             <w:u w:val="single"/>
           </w:rPr>
@@ -3403,11 +5924,17 @@
         </w:r>
       </w:hyperlink>
       <w:r>
+        <w:rPr>
+          <w:lang w:val="pt_PT" w:bidi="pt_PT"/>
+        </w:rPr>
         <w:t xml:space="preserve">; </w:t>
       </w:r>
       <w:hyperlink r:id="rId157">
         <w:r>
           <w:rPr>
+            <w:lang w:val="pt_PT" w:bidi="pt_PT"/>
+          </w:rPr>
+          <w:rPr>
             <w:color w:val="0000EE"/>
             <w:u w:val="single"/>
           </w:rPr>
@@ -3415,11 +5942,17 @@
         </w:r>
       </w:hyperlink>
       <w:r>
+        <w:rPr>
+          <w:lang w:val="pt_PT" w:bidi="pt_PT"/>
+        </w:rPr>
         <w:t xml:space="preserve">). Agora Paulo pega a caneta para adicionar uma saudação final de próprio punho (cp. </w:t>
       </w:r>
       <w:hyperlink r:id="rId158">
         <w:r>
           <w:rPr>
+            <w:lang w:val="pt_PT" w:bidi="pt_PT"/>
+          </w:rPr>
+          <w:rPr>
             <w:color w:val="0000EE"/>
             <w:u w:val="single"/>
           </w:rPr>
@@ -3427,11 +5960,17 @@
         </w:r>
       </w:hyperlink>
       <w:r>
+        <w:rPr>
+          <w:lang w:val="pt_PT" w:bidi="pt_PT"/>
+        </w:rPr>
         <w:t xml:space="preserve">; </w:t>
       </w:r>
       <w:hyperlink r:id="rId159">
         <w:r>
           <w:rPr>
+            <w:lang w:val="pt_PT" w:bidi="pt_PT"/>
+          </w:rPr>
+          <w:rPr>
             <w:color w:val="0000EE"/>
             <w:u w:val="single"/>
           </w:rPr>
@@ -3439,11 +5978,17 @@
         </w:r>
       </w:hyperlink>
       <w:r>
+        <w:rPr>
+          <w:lang w:val="pt_PT" w:bidi="pt_PT"/>
+        </w:rPr>
         <w:t xml:space="preserve">; </w:t>
       </w:r>
       <w:hyperlink r:id="rId160">
         <w:r>
           <w:rPr>
+            <w:lang w:val="pt_PT" w:bidi="pt_PT"/>
+          </w:rPr>
+          <w:rPr>
             <w:color w:val="0000EE"/>
             <w:u w:val="single"/>
           </w:rPr>
@@ -3451,11 +5996,17 @@
         </w:r>
       </w:hyperlink>
       <w:r>
+        <w:rPr>
+          <w:lang w:val="pt_PT" w:bidi="pt_PT"/>
+        </w:rPr>
         <w:t xml:space="preserve">; </w:t>
       </w:r>
       <w:hyperlink r:id="rId161">
         <w:r>
           <w:rPr>
+            <w:lang w:val="pt_PT" w:bidi="pt_PT"/>
+          </w:rPr>
+          <w:rPr>
             <w:color w:val="0000EE"/>
             <w:u w:val="single"/>
           </w:rPr>
@@ -3463,11 +6014,17 @@
         </w:r>
       </w:hyperlink>
       <w:r>
+        <w:rPr>
+          <w:lang w:val="pt_PT" w:bidi="pt_PT"/>
+        </w:rPr>
         <w:t>). Como ele suspeitava que uma carta que ele não havia escrito estava circulando em seu nome (</w:t>
       </w:r>
       <w:hyperlink r:id="rId43">
         <w:r>
           <w:rPr>
+            <w:lang w:val="pt_PT" w:bidi="pt_PT"/>
+          </w:rPr>
+          <w:rPr>
             <w:color w:val="0000EE"/>
             <w:u w:val="single"/>
           </w:rPr>
@@ -3475,31 +6032,65 @@
         </w:r>
       </w:hyperlink>
       <w:r>
+        <w:rPr>
+          <w:lang w:val="pt_PT" w:bidi="pt_PT"/>
+        </w:rPr>
         <w:t>), ele enfatiza este procedimento de autenticação para provar que esta carta é dele.</w:t>
       </w:r>
-      <w:r/>
-      <w:r/>
-    </w:p>
-    <w:p>
-      <w:r/>
+      <w:r>
+        <w:rPr>
+          <w:lang w:val="pt_PT" w:bidi="pt_PT"/>
+        </w:rPr>
+      </w:r>
+      <w:r>
+        <w:rPr>
+          <w:lang w:val="pt_PT" w:bidi="pt_PT"/>
+        </w:rPr>
+      </w:r>
+    </w:p>
+    <w:p>
+      <w:pPr/>
+      <w:r>
+        <w:rPr>
+          <w:lang w:val="pt_PT" w:bidi="pt_PT"/>
+        </w:rPr>
+      </w:r>
     </w:p>
     <w:p>
       <w:pPr>
         <w:pStyle w:val="Heading2"/>
       </w:pPr>
       <w:r>
+        <w:rPr>
+          <w:lang w:val="pt_PT" w:bidi="pt_PT"/>
+        </w:rPr>
         <w:t>2 Tessalonicenses 3.18</w:t>
       </w:r>
-      <w:r/>
-    </w:p>
-    <w:p>
-      <w:r/>
-      <w:r>
+      <w:r>
+        <w:rPr>
+          <w:lang w:val="pt_PT" w:bidi="pt_PT"/>
+        </w:rPr>
+      </w:r>
+    </w:p>
+    <w:p>
+      <w:pPr/>
+      <w:r>
+        <w:rPr>
+          <w:lang w:val="pt_PT" w:bidi="pt_PT"/>
+        </w:rPr>
+      </w:r>
+      <w:r>
+        <w:rPr>
+          <w:lang w:val="pt_PT" w:bidi="pt_PT"/>
+        </w:rPr>
         <w:t xml:space="preserve">Cartas antigas frequentemente terminavam com um desejo de saúde ou prosperidade, mas a bênção de Paulo é muito mais grandiosa: Ele invoca o Senhor Jesus Cristo para conceder graça aos destinatários (veja </w:t>
       </w:r>
       <w:hyperlink r:id="rId162">
         <w:r>
           <w:rPr>
+            <w:lang w:val="pt_PT" w:bidi="pt_PT"/>
+          </w:rPr>
+          <w:rPr>
             <w:color w:val="0000EE"/>
             <w:u w:val="single"/>
           </w:rPr>
@@ -3507,10 +6098,21 @@
         </w:r>
       </w:hyperlink>
       <w:r>
+        <w:rPr>
+          <w:lang w:val="pt_PT" w:bidi="pt_PT"/>
+        </w:rPr>
         <w:t>).</w:t>
       </w:r>
-      <w:r/>
-      <w:r/>
+      <w:r>
+        <w:rPr>
+          <w:lang w:val="pt_PT" w:bidi="pt_PT"/>
+        </w:rPr>
+      </w:r>
+      <w:r>
+        <w:rPr>
+          <w:lang w:val="pt_PT" w:bidi="pt_PT"/>
+        </w:rPr>
+      </w:r>
     </w:p>
     <w:sectPr>
       <w:footnotePr>
@@ -5412,7 +8014,7 @@
     <w:rPrDefault>
       <w:rPr>
         <w:rFonts w:ascii="Times New Roman" w:eastAsia="Times New Roman" w:hAnsi="Times New Roman" w:cs="Times New Roman"/>
-        <w:lang w:val="en-US" w:eastAsia="en-US" w:bidi="ar-SA"/>
+        <w:lang w:val="pt_PT" w:eastAsia="en-US" w:bidi="ar-SA"/>
       </w:rPr>
     </w:rPrDefault>
     <w:pPrDefault/>

--- a/por/docx/53.content.docx
+++ b/por/docx/53.content.docx
@@ -163,13 +163,6 @@
         <w:rPr>
           <w:lang w:val="pt_PT" w:bidi="pt_PT"/>
         </w:rPr>
-      </w:r>
-      <w:r>
-        <w:rPr>
-          <w:i/>
-          <w:lang w:val="pt_PT" w:bidi="pt_PT"/>
-        </w:rPr>
-        <w:t>2 Tessalonicenses 1.1–2, 2 Tessalonicenses 1.2, 2 Tessalonicenses 1.3, 2 Tessalonicenses 1.3–10, 2 Tessalonicenses 1.4, 2 Tessalonicenses 1.5, 2 Tessalonicenses 1.7, 2 Tessalonicenses 1.9, 2 Tessalonicenses 1.10, 2 Tessalonicenses 1.11, 2 Tessalonicenses 1.11–12, 2 Tessalonicenses 1.12, 2 Tessalonicenses 2.1, 2 Tessalonicenses 2.1–12, 2 Tessalonicenses 2.2, 2 Tessalonicenses 2.3, 2 Tessalonicenses 2.4, 2 Tessalonicenses 2.6, 2 Tessalonicenses 2.7, 2 Tessalonicenses 2.8, 2 Tessalonicenses 2.9, 2 Tessalonicenses 2.11, 2 Tessalonicenses 2.12, 2 Tessalonicenses 2.14, 2 Tessalonicenses 2.15, 2 Tessalonicenses 2.16, 2 Tessalonicenses 2.17, 2 Tessalonicenses 3.1, 2 Tessalonicenses 3.1–5, 2 Tessalonicenses 3.2, 2 Tessalonicenses 3.3, 2 Tessalonicenses 3.5, 2 Tessalonicenses 3.6, 2 Tessalonicenses 3.6–15, 2 Tessalonicenses 3.7, 2 Tessalonicenses 3.8, 2 Tessalonicenses 3.9, 2 Tessalonicenses 3.10, 2 Tessalonicenses 3.12, 2 Tessalonicenses 3.13, 2 Tessalonicenses 3.14, 2 Tessalonicenses 3.15, 2 Tessalonicenses 3.16, 2 Tessalonicenses 3.17, 2 Tessalonicenses 3.18</w:t>
       </w:r>
       <w:r>
         <w:rPr>

--- a/por/docx/53.content.docx
+++ b/por/docx/53.content.docx
@@ -150,19 +150,6 @@
           <w:lang w:val="pt_PT" w:bidi="pt_PT"/>
         </w:rPr>
         <w:t>2TH</w:t>
-      </w:r>
-      <w:r>
-        <w:rPr>
-          <w:lang w:val="pt_PT" w:bidi="pt_PT"/>
-        </w:rPr>
-      </w:r>
-    </w:p>
-    <w:p>
-      <w:pPr/>
-      <w:r>
-        <w:rPr>
-          <w:lang w:val="pt_PT" w:bidi="pt_PT"/>
-        </w:rPr>
       </w:r>
       <w:r>
         <w:rPr>

--- a/por/docx/53.content.docx
+++ b/por/docx/53.content.docx
@@ -19,7 +19,7 @@
         <w:rPr>
           <w:lang w:val="pt_PT" w:bidi="pt_PT"/>
         </w:rPr>
-        <w:t>Resource: Notas de Estudo (Tyndale)</w:t>
+        <w:t>Resource: Tyndale Open Study Notes</w:t>
       </w:r>
       <w:r>
         <w:rPr>
@@ -112,7 +112,7 @@
         <w:rPr>
           <w:lang w:val="pt_PT" w:bidi="pt_PT"/>
         </w:rPr>
-        <w:t>Notas de Estudo (Tyndale)</w:t>
+        <w:t>Tyndale Open Study Notes</w:t>
       </w:r>
     </w:p>
     <w:p>

--- a/por/docx/53.content.docx
+++ b/por/docx/53.content.docx
@@ -19,7 +19,7 @@
         <w:rPr>
           <w:lang w:val="pt_PT" w:bidi="pt_PT"/>
         </w:rPr>
-        <w:t>Resource: Tyndale Open Study Notes</w:t>
+        <w:t>Resource: Aquifer Open Study Notes</w:t>
       </w:r>
       <w:r>
         <w:rPr>
@@ -112,7 +112,7 @@
         <w:rPr>
           <w:lang w:val="pt_PT" w:bidi="pt_PT"/>
         </w:rPr>
-        <w:t>Tyndale Open Study Notes</w:t>
+        <w:t>Aquifer Open Study Notes</w:t>
       </w:r>
     </w:p>
     <w:p>

--- a/por/docx/53.content.docx
+++ b/por/docx/53.content.docx
@@ -307,36 +307,24 @@
         </w:rPr>
         <w:t>Deus, nosso Pai, e o Senhor Jesus Cristo são iguais como fonte de graça e paz. A esperança dos tessalonicenses estava ligada à graça de Deus (</w:t>
       </w:r>
-      <w:hyperlink r:id="rId13">
-        <w:r>
-          <w:rPr>
-            <w:lang w:val="pt_PT" w:bidi="pt_PT"/>
-          </w:rPr>
-          <w:rPr>
-            <w:color w:val="0000EE"/>
-            <w:u w:val="single"/>
-          </w:rPr>
-          <w:t>2.16</w:t>
-        </w:r>
-      </w:hyperlink>
+      <w:r>
+        <w:rPr>
+          <w:lang w:val="pt_PT" w:bidi="pt_PT"/>
+        </w:rPr>
+        <w:t>2.16</w:t>
+      </w:r>
       <w:r>
         <w:rPr>
           <w:lang w:val="pt_PT" w:bidi="pt_PT"/>
         </w:rPr>
         <w:t>), e mesmo em perseguição, eles podiam experimentar a paz dada por Deus (</w:t>
       </w:r>
-      <w:hyperlink r:id="rId14">
-        <w:r>
-          <w:rPr>
-            <w:lang w:val="pt_PT" w:bidi="pt_PT"/>
-          </w:rPr>
-          <w:rPr>
-            <w:color w:val="0000EE"/>
-            <w:u w:val="single"/>
-          </w:rPr>
-          <w:t>3.16</w:t>
-        </w:r>
-      </w:hyperlink>
+      <w:r>
+        <w:rPr>
+          <w:lang w:val="pt_PT" w:bidi="pt_PT"/>
+        </w:rPr>
+        <w:t>3.16</w:t>
+      </w:r>
       <w:r>
         <w:rPr>
           <w:lang w:val="pt_PT" w:bidi="pt_PT"/>
@@ -404,108 +392,72 @@
         </w:rPr>
         <w:t xml:space="preserve"> em grego, um termo genérico que se refere a membros da mesma família, tanto homens quanto mulheres. • agradecer a Deus: Paulo começa com agradecimento pela fé, amor e “perseverança” dos Tessalonicenses (</w:t>
       </w:r>
-      <w:hyperlink r:id="rId15">
-        <w:r>
-          <w:rPr>
-            <w:lang w:val="pt_PT" w:bidi="pt_PT"/>
-          </w:rPr>
-          <w:rPr>
-            <w:color w:val="0000EE"/>
-            <w:u w:val="single"/>
-          </w:rPr>
-          <w:t>1.4</w:t>
-        </w:r>
-      </w:hyperlink>
+      <w:r>
+        <w:rPr>
+          <w:lang w:val="pt_PT" w:bidi="pt_PT"/>
+        </w:rPr>
+        <w:t>1.4</w:t>
+      </w:r>
       <w:r>
         <w:rPr>
           <w:lang w:val="pt_PT" w:bidi="pt_PT"/>
         </w:rPr>
         <w:t xml:space="preserve">). Essas virtudes cristãs fundamentais (veja </w:t>
       </w:r>
-      <w:hyperlink r:id="rId16">
-        <w:r>
-          <w:rPr>
-            <w:lang w:val="pt_PT" w:bidi="pt_PT"/>
-          </w:rPr>
-          <w:rPr>
-            <w:color w:val="0000EE"/>
-            <w:u w:val="single"/>
-          </w:rPr>
-          <w:t>1Co 13.13</w:t>
-        </w:r>
-      </w:hyperlink>
+      <w:r>
+        <w:rPr>
+          <w:lang w:val="pt_PT" w:bidi="pt_PT"/>
+        </w:rPr>
+        <w:t>1Co 13.13</w:t>
+      </w:r>
       <w:r>
         <w:rPr>
           <w:lang w:val="pt_PT" w:bidi="pt_PT"/>
         </w:rPr>
         <w:t xml:space="preserve">; </w:t>
       </w:r>
-      <w:hyperlink r:id="rId17">
-        <w:r>
-          <w:rPr>
-            <w:lang w:val="pt_PT" w:bidi="pt_PT"/>
-          </w:rPr>
-          <w:rPr>
-            <w:color w:val="0000EE"/>
-            <w:u w:val="single"/>
-          </w:rPr>
-          <w:t>Cl 1.4–5</w:t>
-        </w:r>
-      </w:hyperlink>
+      <w:r>
+        <w:rPr>
+          <w:lang w:val="pt_PT" w:bidi="pt_PT"/>
+        </w:rPr>
+        <w:t>Cl 1.4–5</w:t>
+      </w:r>
       <w:r>
         <w:rPr>
           <w:lang w:val="pt_PT" w:bidi="pt_PT"/>
         </w:rPr>
         <w:t xml:space="preserve">; </w:t>
       </w:r>
-      <w:hyperlink r:id="rId18">
-        <w:r>
-          <w:rPr>
-            <w:lang w:val="pt_PT" w:bidi="pt_PT"/>
-          </w:rPr>
-          <w:rPr>
-            <w:color w:val="0000EE"/>
-            <w:u w:val="single"/>
-          </w:rPr>
-          <w:t>Hb 10.21–24</w:t>
-        </w:r>
-      </w:hyperlink>
+      <w:r>
+        <w:rPr>
+          <w:lang w:val="pt_PT" w:bidi="pt_PT"/>
+        </w:rPr>
+        <w:t>Hb 10.21–24</w:t>
+      </w:r>
       <w:r>
         <w:rPr>
           <w:lang w:val="pt_PT" w:bidi="pt_PT"/>
         </w:rPr>
         <w:t xml:space="preserve">; </w:t>
       </w:r>
-      <w:hyperlink r:id="rId19">
-        <w:r>
-          <w:rPr>
-            <w:lang w:val="pt_PT" w:bidi="pt_PT"/>
-          </w:rPr>
-          <w:rPr>
-            <w:color w:val="0000EE"/>
-            <w:u w:val="single"/>
-          </w:rPr>
-          <w:t>1Pe 2.1–22</w:t>
-        </w:r>
-      </w:hyperlink>
+      <w:r>
+        <w:rPr>
+          <w:lang w:val="pt_PT" w:bidi="pt_PT"/>
+        </w:rPr>
+        <w:t>1Pe 2.1–22</w:t>
+      </w:r>
       <w:r>
         <w:rPr>
           <w:lang w:val="pt_PT" w:bidi="pt_PT"/>
         </w:rPr>
         <w:t>) estavam amadurecendo na igreja, apesar da perseguição que enfrentaram (</w:t>
       </w:r>
-      <w:hyperlink r:id="rId20">
-        <w:r>
-          <w:rPr>
-            <w:lang w:val="pt_PT" w:bidi="pt_PT"/>
-          </w:rPr>
-          <w:rPr>
-            <w:color w:val="0000EE"/>
-            <w:u w:val="single"/>
-          </w:rPr>
-          <w:t>2Ts 1.5</w:t>
-        </w:r>
-      </w:hyperlink>
+      <w:r>
+        <w:rPr>
+          <w:lang w:val="pt_PT" w:bidi="pt_PT"/>
+        </w:rPr>
+        <w:t>2Ts 1.5</w:t>
+      </w:r>
       <w:r>
         <w:rPr>
           <w:lang w:val="pt_PT" w:bidi="pt_PT"/>
@@ -560,108 +512,72 @@
         </w:rPr>
         <w:t>Depois de agradecer a Deus pela igreja de Tessalônica (</w:t>
       </w:r>
-      <w:hyperlink r:id="rId21">
-        <w:r>
-          <w:rPr>
-            <w:lang w:val="pt_PT" w:bidi="pt_PT"/>
-          </w:rPr>
-          <w:rPr>
-            <w:color w:val="0000EE"/>
-            <w:u w:val="single"/>
-          </w:rPr>
-          <w:t>1.3–4</w:t>
-        </w:r>
-      </w:hyperlink>
+      <w:r>
+        <w:rPr>
+          <w:lang w:val="pt_PT" w:bidi="pt_PT"/>
+        </w:rPr>
+        <w:t>1.3–4</w:t>
+      </w:r>
       <w:r>
         <w:rPr>
           <w:lang w:val="pt_PT" w:bidi="pt_PT"/>
         </w:rPr>
         <w:t>), Paulo escreve sobre a perseguição (</w:t>
       </w:r>
-      <w:hyperlink r:id="rId15">
-        <w:r>
-          <w:rPr>
-            <w:lang w:val="pt_PT" w:bidi="pt_PT"/>
-          </w:rPr>
-          <w:rPr>
-            <w:color w:val="0000EE"/>
-            <w:u w:val="single"/>
-          </w:rPr>
-          <w:t>1.4</w:t>
-        </w:r>
-      </w:hyperlink>
+      <w:r>
+        <w:rPr>
+          <w:lang w:val="pt_PT" w:bidi="pt_PT"/>
+        </w:rPr>
+        <w:t>1.4</w:t>
+      </w:r>
       <w:r>
         <w:rPr>
           <w:lang w:val="pt_PT" w:bidi="pt_PT"/>
         </w:rPr>
         <w:t>), que havia se intensificado desde sua primeira carta (</w:t>
       </w:r>
-      <w:hyperlink r:id="rId22">
-        <w:r>
-          <w:rPr>
-            <w:lang w:val="pt_PT" w:bidi="pt_PT"/>
-          </w:rPr>
-          <w:rPr>
-            <w:color w:val="0000EE"/>
-            <w:u w:val="single"/>
-          </w:rPr>
-          <w:t>1Ts 1.6</w:t>
-        </w:r>
-      </w:hyperlink>
+      <w:r>
+        <w:rPr>
+          <w:lang w:val="pt_PT" w:bidi="pt_PT"/>
+        </w:rPr>
+        <w:t>1Ts 1.6</w:t>
+      </w:r>
       <w:r>
         <w:rPr>
           <w:lang w:val="pt_PT" w:bidi="pt_PT"/>
         </w:rPr>
         <w:t xml:space="preserve">; </w:t>
       </w:r>
-      <w:hyperlink r:id="rId23">
-        <w:r>
-          <w:rPr>
-            <w:lang w:val="pt_PT" w:bidi="pt_PT"/>
-          </w:rPr>
-          <w:rPr>
-            <w:color w:val="0000EE"/>
-            <w:u w:val="single"/>
-          </w:rPr>
-          <w:t>2.14</w:t>
-        </w:r>
-      </w:hyperlink>
+      <w:r>
+        <w:rPr>
+          <w:lang w:val="pt_PT" w:bidi="pt_PT"/>
+        </w:rPr>
+        <w:t>2.14</w:t>
+      </w:r>
       <w:r>
         <w:rPr>
           <w:lang w:val="pt_PT" w:bidi="pt_PT"/>
         </w:rPr>
         <w:t xml:space="preserve">; </w:t>
       </w:r>
-      <w:hyperlink r:id="rId24">
-        <w:r>
-          <w:rPr>
-            <w:lang w:val="pt_PT" w:bidi="pt_PT"/>
-          </w:rPr>
-          <w:rPr>
-            <w:color w:val="0000EE"/>
-            <w:u w:val="single"/>
-          </w:rPr>
-          <w:t>3.3–4</w:t>
-        </w:r>
-      </w:hyperlink>
+      <w:r>
+        <w:rPr>
+          <w:lang w:val="pt_PT" w:bidi="pt_PT"/>
+        </w:rPr>
+        <w:t>3.3–4</w:t>
+      </w:r>
       <w:r>
         <w:rPr>
           <w:lang w:val="pt_PT" w:bidi="pt_PT"/>
         </w:rPr>
         <w:t>). Deus aliviará o sofrimento deles (</w:t>
       </w:r>
-      <w:hyperlink r:id="rId25">
-        <w:r>
-          <w:rPr>
-            <w:lang w:val="pt_PT" w:bidi="pt_PT"/>
-          </w:rPr>
-          <w:rPr>
-            <w:color w:val="0000EE"/>
-            <w:u w:val="single"/>
-          </w:rPr>
-          <w:t>2Ts 1.5–10</w:t>
-        </w:r>
-      </w:hyperlink>
+      <w:r>
+        <w:rPr>
+          <w:lang w:val="pt_PT" w:bidi="pt_PT"/>
+        </w:rPr>
+        <w:t>2Ts 1.5–10</w:t>
+      </w:r>
       <w:r>
         <w:rPr>
           <w:lang w:val="pt_PT" w:bidi="pt_PT"/>
@@ -716,36 +632,24 @@
         </w:rPr>
         <w:t>O orgulho de Paulo em relação à perseverança e fidelidade dos tessalonicenses, compartilhado com outras igrejas, estimularia a determinação da igreja em perseverar e permanecer fiel diante de grande hostilidade (</w:t>
       </w:r>
-      <w:hyperlink r:id="rId23">
-        <w:r>
-          <w:rPr>
-            <w:lang w:val="pt_PT" w:bidi="pt_PT"/>
-          </w:rPr>
-          <w:rPr>
-            <w:color w:val="0000EE"/>
-            <w:u w:val="single"/>
-          </w:rPr>
-          <w:t>1Ts 2.14</w:t>
-        </w:r>
-      </w:hyperlink>
+      <w:r>
+        <w:rPr>
+          <w:lang w:val="pt_PT" w:bidi="pt_PT"/>
+        </w:rPr>
+        <w:t>1Ts 2.14</w:t>
+      </w:r>
       <w:r>
         <w:rPr>
           <w:lang w:val="pt_PT" w:bidi="pt_PT"/>
         </w:rPr>
         <w:t xml:space="preserve">; </w:t>
       </w:r>
-      <w:hyperlink r:id="rId24">
-        <w:r>
-          <w:rPr>
-            <w:lang w:val="pt_PT" w:bidi="pt_PT"/>
-          </w:rPr>
-          <w:rPr>
-            <w:color w:val="0000EE"/>
-            <w:u w:val="single"/>
-          </w:rPr>
-          <w:t>3.3–4</w:t>
-        </w:r>
-      </w:hyperlink>
+      <w:r>
+        <w:rPr>
+          <w:lang w:val="pt_PT" w:bidi="pt_PT"/>
+        </w:rPr>
+        <w:t>3.3–4</w:t>
+      </w:r>
       <w:r>
         <w:rPr>
           <w:lang w:val="pt_PT" w:bidi="pt_PT"/>
@@ -800,36 +704,24 @@
         </w:rPr>
         <w:t>Aqueles chamados por Deus para entrar em seu Reino sofrerão por isso (</w:t>
       </w:r>
-      <w:hyperlink r:id="rId26">
-        <w:r>
-          <w:rPr>
-            <w:lang w:val="pt_PT" w:bidi="pt_PT"/>
-          </w:rPr>
-          <w:rPr>
-            <w:color w:val="0000EE"/>
-            <w:u w:val="single"/>
-          </w:rPr>
-          <w:t>At 14.22</w:t>
-        </w:r>
-      </w:hyperlink>
+      <w:r>
+        <w:rPr>
+          <w:lang w:val="pt_PT" w:bidi="pt_PT"/>
+        </w:rPr>
+        <w:t>At 14.22</w:t>
+      </w:r>
       <w:r>
         <w:rPr>
           <w:lang w:val="pt_PT" w:bidi="pt_PT"/>
         </w:rPr>
         <w:t xml:space="preserve">; </w:t>
       </w:r>
-      <w:hyperlink r:id="rId27">
-        <w:r>
-          <w:rPr>
-            <w:lang w:val="pt_PT" w:bidi="pt_PT"/>
-          </w:rPr>
-          <w:rPr>
-            <w:color w:val="0000EE"/>
-            <w:u w:val="single"/>
-          </w:rPr>
-          <w:t>1Ts 2.12</w:t>
-        </w:r>
-      </w:hyperlink>
+      <w:r>
+        <w:rPr>
+          <w:lang w:val="pt_PT" w:bidi="pt_PT"/>
+        </w:rPr>
+        <w:t>1Ts 2.12</w:t>
+      </w:r>
       <w:r>
         <w:rPr>
           <w:lang w:val="pt_PT" w:bidi="pt_PT"/>
@@ -884,126 +776,84 @@
         </w:rPr>
         <w:t>descanso: Alívio do sofrimento. • Em outros lugares, Paulo fala da “vinda” de Cristo (</w:t>
       </w:r>
-      <w:hyperlink r:id="rId28">
-        <w:r>
-          <w:rPr>
-            <w:lang w:val="pt_PT" w:bidi="pt_PT"/>
-          </w:rPr>
-          <w:rPr>
-            <w:color w:val="0000EE"/>
-            <w:u w:val="single"/>
-          </w:rPr>
-          <w:t>2.1</w:t>
-        </w:r>
-      </w:hyperlink>
+      <w:r>
+        <w:rPr>
+          <w:lang w:val="pt_PT" w:bidi="pt_PT"/>
+        </w:rPr>
+        <w:t>2.1</w:t>
+      </w:r>
       <w:r>
         <w:rPr>
           <w:lang w:val="pt_PT" w:bidi="pt_PT"/>
         </w:rPr>
         <w:t xml:space="preserve">; </w:t>
       </w:r>
-      <w:hyperlink r:id="rId29">
-        <w:r>
-          <w:rPr>
-            <w:lang w:val="pt_PT" w:bidi="pt_PT"/>
-          </w:rPr>
-          <w:rPr>
-            <w:color w:val="0000EE"/>
-            <w:u w:val="single"/>
-          </w:rPr>
-          <w:t>1Ts 2.19</w:t>
-        </w:r>
-      </w:hyperlink>
+      <w:r>
+        <w:rPr>
+          <w:lang w:val="pt_PT" w:bidi="pt_PT"/>
+        </w:rPr>
+        <w:t>1Ts 2.19</w:t>
+      </w:r>
       <w:r>
         <w:rPr>
           <w:lang w:val="pt_PT" w:bidi="pt_PT"/>
         </w:rPr>
         <w:t xml:space="preserve">; </w:t>
       </w:r>
-      <w:hyperlink r:id="rId30">
-        <w:r>
-          <w:rPr>
-            <w:lang w:val="pt_PT" w:bidi="pt_PT"/>
-          </w:rPr>
-          <w:rPr>
-            <w:color w:val="0000EE"/>
-            <w:u w:val="single"/>
-          </w:rPr>
-          <w:t>3.13</w:t>
-        </w:r>
-      </w:hyperlink>
+      <w:r>
+        <w:rPr>
+          <w:lang w:val="pt_PT" w:bidi="pt_PT"/>
+        </w:rPr>
+        <w:t>3.13</w:t>
+      </w:r>
       <w:r>
         <w:rPr>
           <w:lang w:val="pt_PT" w:bidi="pt_PT"/>
         </w:rPr>
         <w:t xml:space="preserve">; </w:t>
       </w:r>
-      <w:hyperlink r:id="rId31">
-        <w:r>
-          <w:rPr>
-            <w:lang w:val="pt_PT" w:bidi="pt_PT"/>
-          </w:rPr>
-          <w:rPr>
-            <w:color w:val="0000EE"/>
-            <w:u w:val="single"/>
-          </w:rPr>
-          <w:t>4.15</w:t>
-        </w:r>
-      </w:hyperlink>
+      <w:r>
+        <w:rPr>
+          <w:lang w:val="pt_PT" w:bidi="pt_PT"/>
+        </w:rPr>
+        <w:t>4.15</w:t>
+      </w:r>
       <w:r>
         <w:rPr>
           <w:lang w:val="pt_PT" w:bidi="pt_PT"/>
         </w:rPr>
         <w:t xml:space="preserve">; </w:t>
       </w:r>
-      <w:hyperlink r:id="rId32">
-        <w:r>
-          <w:rPr>
-            <w:lang w:val="pt_PT" w:bidi="pt_PT"/>
-          </w:rPr>
-          <w:rPr>
-            <w:color w:val="0000EE"/>
-            <w:u w:val="single"/>
-          </w:rPr>
-          <w:t>5.23</w:t>
-        </w:r>
-      </w:hyperlink>
+      <w:r>
+        <w:rPr>
+          <w:lang w:val="pt_PT" w:bidi="pt_PT"/>
+        </w:rPr>
+        <w:t>5.23</w:t>
+      </w:r>
       <w:r>
         <w:rPr>
           <w:lang w:val="pt_PT" w:bidi="pt_PT"/>
         </w:rPr>
         <w:t xml:space="preserve">); aqui, ele se refere ao evento como a “aparição” ou “revelação” do Senhor Jesus, que atualmente não pode ser visto fisicamente (cp. </w:t>
       </w:r>
-      <w:hyperlink r:id="rId33">
-        <w:r>
-          <w:rPr>
-            <w:lang w:val="pt_PT" w:bidi="pt_PT"/>
-          </w:rPr>
-          <w:rPr>
-            <w:color w:val="0000EE"/>
-            <w:u w:val="single"/>
-          </w:rPr>
-          <w:t>1Pe 1.7–8</w:t>
-        </w:r>
-      </w:hyperlink>
+      <w:r>
+        <w:rPr>
+          <w:lang w:val="pt_PT" w:bidi="pt_PT"/>
+        </w:rPr>
+        <w:t>1Pe 1.7–8</w:t>
+      </w:r>
       <w:r>
         <w:rPr>
           <w:lang w:val="pt_PT" w:bidi="pt_PT"/>
         </w:rPr>
         <w:t xml:space="preserve">; </w:t>
       </w:r>
-      <w:hyperlink r:id="rId34">
-        <w:r>
-          <w:rPr>
-            <w:lang w:val="pt_PT" w:bidi="pt_PT"/>
-          </w:rPr>
-          <w:rPr>
-            <w:color w:val="0000EE"/>
-            <w:u w:val="single"/>
-          </w:rPr>
-          <w:t>4.13</w:t>
-        </w:r>
-      </w:hyperlink>
+      <w:r>
+        <w:rPr>
+          <w:lang w:val="pt_PT" w:bidi="pt_PT"/>
+        </w:rPr>
+        <w:t>4.13</w:t>
+      </w:r>
       <w:r>
         <w:rPr>
           <w:lang w:val="pt_PT" w:bidi="pt_PT"/>
@@ -1058,108 +908,72 @@
         </w:rPr>
         <w:t>Eles serão punidos por rejeitar a mensagem sobre Cristo (</w:t>
       </w:r>
-      <w:hyperlink r:id="rId35">
-        <w:r>
-          <w:rPr>
-            <w:lang w:val="pt_PT" w:bidi="pt_PT"/>
-          </w:rPr>
-          <w:rPr>
-            <w:color w:val="0000EE"/>
-            <w:u w:val="single"/>
-          </w:rPr>
-          <w:t>1.8</w:t>
-        </w:r>
-      </w:hyperlink>
+      <w:r>
+        <w:rPr>
+          <w:lang w:val="pt_PT" w:bidi="pt_PT"/>
+        </w:rPr>
+        <w:t>1.8</w:t>
+      </w:r>
       <w:r>
         <w:rPr>
           <w:lang w:val="pt_PT" w:bidi="pt_PT"/>
         </w:rPr>
         <w:t xml:space="preserve">). • A destruição eterna (veja </w:t>
       </w:r>
-      <w:hyperlink r:id="rId36">
-        <w:r>
-          <w:rPr>
-            <w:lang w:val="pt_PT" w:bidi="pt_PT"/>
-          </w:rPr>
-          <w:rPr>
-            <w:color w:val="0000EE"/>
-            <w:u w:val="single"/>
-          </w:rPr>
-          <w:t>1Ts 5.3</w:t>
-        </w:r>
-      </w:hyperlink>
+      <w:r>
+        <w:rPr>
+          <w:lang w:val="pt_PT" w:bidi="pt_PT"/>
+        </w:rPr>
+        <w:t>1Ts 5.3</w:t>
+      </w:r>
       <w:r>
         <w:rPr>
           <w:lang w:val="pt_PT" w:bidi="pt_PT"/>
         </w:rPr>
         <w:t xml:space="preserve">; </w:t>
       </w:r>
-      <w:hyperlink r:id="rId37">
-        <w:r>
-          <w:rPr>
-            <w:lang w:val="pt_PT" w:bidi="pt_PT"/>
-          </w:rPr>
-          <w:rPr>
-            <w:color w:val="0000EE"/>
-            <w:u w:val="single"/>
-          </w:rPr>
-          <w:t>1Tm 6.9</w:t>
-        </w:r>
-      </w:hyperlink>
+      <w:r>
+        <w:rPr>
+          <w:lang w:val="pt_PT" w:bidi="pt_PT"/>
+        </w:rPr>
+        <w:t>1Tm 6.9</w:t>
+      </w:r>
       <w:r>
         <w:rPr>
           <w:lang w:val="pt_PT" w:bidi="pt_PT"/>
         </w:rPr>
         <w:t>) é irrevogável. • Ser separados do Senhor refere-se à fonte do julgamento que está por vir (</w:t>
       </w:r>
-      <w:hyperlink r:id="rId38">
-        <w:r>
-          <w:rPr>
-            <w:lang w:val="pt_PT" w:bidi="pt_PT"/>
-          </w:rPr>
-          <w:rPr>
-            <w:color w:val="0000EE"/>
-            <w:u w:val="single"/>
-          </w:rPr>
-          <w:t>Is 2.10</w:t>
-        </w:r>
-      </w:hyperlink>
+      <w:r>
+        <w:rPr>
+          <w:lang w:val="pt_PT" w:bidi="pt_PT"/>
+        </w:rPr>
+        <w:t>Is 2.10</w:t>
+      </w:r>
       <w:r>
         <w:rPr>
           <w:lang w:val="pt_PT" w:bidi="pt_PT"/>
         </w:rPr>
         <w:t>,</w:t>
       </w:r>
-      <w:hyperlink r:id="rId39">
-        <w:r>
-          <w:rPr>
-            <w:lang w:val="pt_PT" w:bidi="pt_PT"/>
-          </w:rPr>
-          <w:rPr>
-            <w:color w:val="0000EE"/>
-            <w:u w:val="single"/>
-          </w:rPr>
-          <w:t>19</w:t>
-        </w:r>
-      </w:hyperlink>
+      <w:r>
+        <w:rPr>
+          <w:lang w:val="pt_PT" w:bidi="pt_PT"/>
+        </w:rPr>
+        <w:t>19</w:t>
+      </w:r>
       <w:r>
         <w:rPr>
           <w:lang w:val="pt_PT" w:bidi="pt_PT"/>
         </w:rPr>
         <w:t>,</w:t>
       </w:r>
-      <w:hyperlink r:id="rId40">
-        <w:r>
-          <w:rPr>
-            <w:lang w:val="pt_PT" w:bidi="pt_PT"/>
-          </w:rPr>
-          <w:rPr>
-            <w:color w:val="0000EE"/>
-            <w:u w:val="single"/>
-          </w:rPr>
-          <w:t>21</w:t>
-        </w:r>
-      </w:hyperlink>
+      <w:r>
+        <w:rPr>
+          <w:lang w:val="pt_PT" w:bidi="pt_PT"/>
+        </w:rPr>
+        <w:t>21</w:t>
+      </w:r>
       <w:r>
         <w:rPr>
           <w:lang w:val="pt_PT" w:bidi="pt_PT"/>
@@ -1214,36 +1028,24 @@
         </w:rPr>
         <w:t>aquele dia: O dia do Senhor (</w:t>
       </w:r>
-      <w:hyperlink r:id="rId41">
-        <w:r>
-          <w:rPr>
-            <w:lang w:val="pt_PT" w:bidi="pt_PT"/>
-          </w:rPr>
-          <w:rPr>
-            <w:color w:val="0000EE"/>
-            <w:u w:val="single"/>
-          </w:rPr>
-          <w:t>2.2</w:t>
-        </w:r>
-      </w:hyperlink>
+      <w:r>
+        <w:rPr>
+          <w:lang w:val="pt_PT" w:bidi="pt_PT"/>
+        </w:rPr>
+        <w:t>2.2</w:t>
+      </w:r>
       <w:r>
         <w:rPr>
           <w:lang w:val="pt_PT" w:bidi="pt_PT"/>
         </w:rPr>
         <w:t xml:space="preserve">; </w:t>
       </w:r>
-      <w:hyperlink r:id="rId42">
-        <w:r>
-          <w:rPr>
-            <w:lang w:val="pt_PT" w:bidi="pt_PT"/>
-          </w:rPr>
-          <w:rPr>
-            <w:color w:val="0000EE"/>
-            <w:u w:val="single"/>
-          </w:rPr>
-          <w:t>1Ts 5.2–4</w:t>
-        </w:r>
-      </w:hyperlink>
+      <w:r>
+        <w:rPr>
+          <w:lang w:val="pt_PT" w:bidi="pt_PT"/>
+        </w:rPr>
+        <w:t>1Ts 5.2–4</w:t>
+      </w:r>
       <w:r>
         <w:rPr>
           <w:lang w:val="pt_PT" w:bidi="pt_PT"/>
@@ -1310,72 +1112,48 @@
         </w:rPr>
         <w:t>permitir que você viva uma vida digna de seu chamado: Paulo já havia lembrado aos tessalonicenses que Deus os chamou para se comportarem “de uma maneira que Deus consideraria digna” (</w:t>
       </w:r>
-      <w:hyperlink r:id="rId27">
-        <w:r>
-          <w:rPr>
-            <w:lang w:val="pt_PT" w:bidi="pt_PT"/>
-          </w:rPr>
-          <w:rPr>
-            <w:color w:val="0000EE"/>
-            <w:u w:val="single"/>
-          </w:rPr>
-          <w:t>1Ts 2.12</w:t>
-        </w:r>
-      </w:hyperlink>
+      <w:r>
+        <w:rPr>
+          <w:lang w:val="pt_PT" w:bidi="pt_PT"/>
+        </w:rPr>
+        <w:t>1Ts 2.12</w:t>
+      </w:r>
       <w:r>
         <w:rPr>
           <w:lang w:val="pt_PT" w:bidi="pt_PT"/>
         </w:rPr>
         <w:t xml:space="preserve">; veja também </w:t>
       </w:r>
-      <w:hyperlink r:id="rId43">
-        <w:r>
-          <w:rPr>
-            <w:lang w:val="pt_PT" w:bidi="pt_PT"/>
-          </w:rPr>
-          <w:rPr>
-            <w:color w:val="0000EE"/>
-            <w:u w:val="single"/>
-          </w:rPr>
-          <w:t>Ef 4.1</w:t>
-        </w:r>
-      </w:hyperlink>
+      <w:r>
+        <w:rPr>
+          <w:lang w:val="pt_PT" w:bidi="pt_PT"/>
+        </w:rPr>
+        <w:t>Ef 4.1</w:t>
+      </w:r>
       <w:r>
         <w:rPr>
           <w:lang w:val="pt_PT" w:bidi="pt_PT"/>
         </w:rPr>
         <w:t xml:space="preserve">; </w:t>
       </w:r>
-      <w:hyperlink r:id="rId44">
-        <w:r>
-          <w:rPr>
-            <w:lang w:val="pt_PT" w:bidi="pt_PT"/>
-          </w:rPr>
-          <w:rPr>
-            <w:color w:val="0000EE"/>
-            <w:u w:val="single"/>
-          </w:rPr>
-          <w:t>Fp 1.27</w:t>
-        </w:r>
-      </w:hyperlink>
+      <w:r>
+        <w:rPr>
+          <w:lang w:val="pt_PT" w:bidi="pt_PT"/>
+        </w:rPr>
+        <w:t>Fp 1.27</w:t>
+      </w:r>
       <w:r>
         <w:rPr>
           <w:lang w:val="pt_PT" w:bidi="pt_PT"/>
         </w:rPr>
         <w:t xml:space="preserve">; </w:t>
       </w:r>
-      <w:hyperlink r:id="rId45">
-        <w:r>
-          <w:rPr>
-            <w:lang w:val="pt_PT" w:bidi="pt_PT"/>
-          </w:rPr>
-          <w:rPr>
-            <w:color w:val="0000EE"/>
-            <w:u w:val="single"/>
-          </w:rPr>
-          <w:t>Cl 1.10</w:t>
-        </w:r>
-      </w:hyperlink>
+      <w:r>
+        <w:rPr>
+          <w:lang w:val="pt_PT" w:bidi="pt_PT"/>
+        </w:rPr>
+        <w:t>Cl 1.10</w:t>
+      </w:r>
       <w:r>
         <w:rPr>
           <w:lang w:val="pt_PT" w:bidi="pt_PT"/>
@@ -1430,18 +1208,12 @@
         </w:rPr>
         <w:t>Paulo assegura aos crentes tessalonicenses sobre a justiça prometida de Deus, tanto para eles quanto para seus perseguidores (</w:t>
       </w:r>
-      <w:hyperlink r:id="rId25">
-        <w:r>
-          <w:rPr>
-            <w:lang w:val="pt_PT" w:bidi="pt_PT"/>
-          </w:rPr>
-          <w:rPr>
-            <w:color w:val="0000EE"/>
-            <w:u w:val="single"/>
-          </w:rPr>
-          <w:t>1.5–10</w:t>
-        </w:r>
-      </w:hyperlink>
+      <w:r>
+        <w:rPr>
+          <w:lang w:val="pt_PT" w:bidi="pt_PT"/>
+        </w:rPr>
+        <w:t>1.5–10</w:t>
+      </w:r>
       <w:r>
         <w:rPr>
           <w:lang w:val="pt_PT" w:bidi="pt_PT"/>
@@ -1496,108 +1268,72 @@
         </w:rPr>
         <w:t>Embora o nome de nosso Senhor Jesus tenha sido rejeitado pelos perseguidores dos tessalonicenses (</w:t>
       </w:r>
-      <w:hyperlink r:id="rId35">
-        <w:r>
-          <w:rPr>
-            <w:lang w:val="pt_PT" w:bidi="pt_PT"/>
-          </w:rPr>
-          <w:rPr>
-            <w:color w:val="0000EE"/>
-            <w:u w:val="single"/>
-          </w:rPr>
-          <w:t>1.8</w:t>
-        </w:r>
-      </w:hyperlink>
+      <w:r>
+        <w:rPr>
+          <w:lang w:val="pt_PT" w:bidi="pt_PT"/>
+        </w:rPr>
+        <w:t>1.8</w:t>
+      </w:r>
       <w:r>
         <w:rPr>
           <w:lang w:val="pt_PT" w:bidi="pt_PT"/>
         </w:rPr>
         <w:t>), Jesus será, em última análise, glorificado por causa das vidas dos crentes. Além disso, eles serão honrados junto com ele (</w:t>
       </w:r>
-      <w:hyperlink r:id="rId46">
-        <w:r>
-          <w:rPr>
-            <w:lang w:val="pt_PT" w:bidi="pt_PT"/>
-          </w:rPr>
-          <w:rPr>
-            <w:color w:val="0000EE"/>
-            <w:u w:val="single"/>
-          </w:rPr>
-          <w:t>2.14</w:t>
-        </w:r>
-      </w:hyperlink>
+      <w:r>
+        <w:rPr>
+          <w:lang w:val="pt_PT" w:bidi="pt_PT"/>
+        </w:rPr>
+        <w:t>2.14</w:t>
+      </w:r>
       <w:r>
         <w:rPr>
           <w:lang w:val="pt_PT" w:bidi="pt_PT"/>
         </w:rPr>
         <w:t xml:space="preserve">; </w:t>
       </w:r>
-      <w:hyperlink r:id="rId27">
-        <w:r>
-          <w:rPr>
-            <w:lang w:val="pt_PT" w:bidi="pt_PT"/>
-          </w:rPr>
-          <w:rPr>
-            <w:color w:val="0000EE"/>
-            <w:u w:val="single"/>
-          </w:rPr>
-          <w:t>1Ts 2.12</w:t>
-        </w:r>
-      </w:hyperlink>
+      <w:r>
+        <w:rPr>
+          <w:lang w:val="pt_PT" w:bidi="pt_PT"/>
+        </w:rPr>
+        <w:t>1Ts 2.12</w:t>
+      </w:r>
       <w:r>
         <w:rPr>
           <w:lang w:val="pt_PT" w:bidi="pt_PT"/>
         </w:rPr>
         <w:t xml:space="preserve">; cp. </w:t>
       </w:r>
-      <w:hyperlink r:id="rId47">
-        <w:r>
-          <w:rPr>
-            <w:lang w:val="pt_PT" w:bidi="pt_PT"/>
-          </w:rPr>
-          <w:rPr>
-            <w:color w:val="0000EE"/>
-            <w:u w:val="single"/>
-          </w:rPr>
-          <w:t>Rm 8.17–18</w:t>
-        </w:r>
-      </w:hyperlink>
+      <w:r>
+        <w:rPr>
+          <w:lang w:val="pt_PT" w:bidi="pt_PT"/>
+        </w:rPr>
+        <w:t>Rm 8.17–18</w:t>
+      </w:r>
       <w:r>
         <w:rPr>
           <w:lang w:val="pt_PT" w:bidi="pt_PT"/>
         </w:rPr>
         <w:t xml:space="preserve">; </w:t>
       </w:r>
-      <w:hyperlink r:id="rId48">
-        <w:r>
-          <w:rPr>
-            <w:lang w:val="pt_PT" w:bidi="pt_PT"/>
-          </w:rPr>
-          <w:rPr>
-            <w:color w:val="0000EE"/>
-            <w:u w:val="single"/>
-          </w:rPr>
-          <w:t>Cl 3.4</w:t>
-        </w:r>
-      </w:hyperlink>
+      <w:r>
+        <w:rPr>
+          <w:lang w:val="pt_PT" w:bidi="pt_PT"/>
+        </w:rPr>
+        <w:t>Cl 3.4</w:t>
+      </w:r>
       <w:r>
         <w:rPr>
           <w:lang w:val="pt_PT" w:bidi="pt_PT"/>
         </w:rPr>
         <w:t xml:space="preserve">). Cp. </w:t>
       </w:r>
-      <w:hyperlink r:id="rId49">
-        <w:r>
-          <w:rPr>
-            <w:lang w:val="pt_PT" w:bidi="pt_PT"/>
-          </w:rPr>
-          <w:rPr>
-            <w:color w:val="0000EE"/>
-            <w:u w:val="single"/>
-          </w:rPr>
-          <w:t>Is 66.5</w:t>
-        </w:r>
-      </w:hyperlink>
+      <w:r>
+        <w:rPr>
+          <w:lang w:val="pt_PT" w:bidi="pt_PT"/>
+        </w:rPr>
+        <w:t>Is 66.5</w:t>
+      </w:r>
       <w:r>
         <w:rPr>
           <w:lang w:val="pt_PT" w:bidi="pt_PT"/>
@@ -1652,108 +1388,72 @@
         </w:rPr>
         <w:t>Na vinda de nosso Senhor Jesus Cristo (</w:t>
       </w:r>
-      <w:hyperlink r:id="rId50">
-        <w:r>
-          <w:rPr>
-            <w:lang w:val="pt_PT" w:bidi="pt_PT"/>
-          </w:rPr>
-          <w:rPr>
-            <w:color w:val="0000EE"/>
-            <w:u w:val="single"/>
-          </w:rPr>
-          <w:t>1.7–10</w:t>
-        </w:r>
-      </w:hyperlink>
+      <w:r>
+        <w:rPr>
+          <w:lang w:val="pt_PT" w:bidi="pt_PT"/>
+        </w:rPr>
+        <w:t>1.7–10</w:t>
+      </w:r>
       <w:r>
         <w:rPr>
           <w:lang w:val="pt_PT" w:bidi="pt_PT"/>
         </w:rPr>
         <w:t xml:space="preserve">; </w:t>
       </w:r>
-      <w:hyperlink r:id="rId29">
-        <w:r>
-          <w:rPr>
-            <w:lang w:val="pt_PT" w:bidi="pt_PT"/>
-          </w:rPr>
-          <w:rPr>
-            <w:color w:val="0000EE"/>
-            <w:u w:val="single"/>
-          </w:rPr>
-          <w:t>1Ts 2.19</w:t>
-        </w:r>
-      </w:hyperlink>
+      <w:r>
+        <w:rPr>
+          <w:lang w:val="pt_PT" w:bidi="pt_PT"/>
+        </w:rPr>
+        <w:t>1Ts 2.19</w:t>
+      </w:r>
       <w:r>
         <w:rPr>
           <w:lang w:val="pt_PT" w:bidi="pt_PT"/>
         </w:rPr>
         <w:t xml:space="preserve">; </w:t>
       </w:r>
-      <w:hyperlink r:id="rId30">
-        <w:r>
-          <w:rPr>
-            <w:lang w:val="pt_PT" w:bidi="pt_PT"/>
-          </w:rPr>
-          <w:rPr>
-            <w:color w:val="0000EE"/>
-            <w:u w:val="single"/>
-          </w:rPr>
-          <w:t>3.13</w:t>
-        </w:r>
-      </w:hyperlink>
+      <w:r>
+        <w:rPr>
+          <w:lang w:val="pt_PT" w:bidi="pt_PT"/>
+        </w:rPr>
+        <w:t>3.13</w:t>
+      </w:r>
       <w:r>
         <w:rPr>
           <w:lang w:val="pt_PT" w:bidi="pt_PT"/>
         </w:rPr>
         <w:t xml:space="preserve">; </w:t>
       </w:r>
-      <w:hyperlink r:id="rId51">
-        <w:r>
-          <w:rPr>
-            <w:lang w:val="pt_PT" w:bidi="pt_PT"/>
-          </w:rPr>
-          <w:rPr>
-            <w:color w:val="0000EE"/>
-            <w:u w:val="single"/>
-          </w:rPr>
-          <w:t>4.15–5.2</w:t>
-        </w:r>
-      </w:hyperlink>
+      <w:r>
+        <w:rPr>
+          <w:lang w:val="pt_PT" w:bidi="pt_PT"/>
+        </w:rPr>
+        <w:t>4.15–5.2</w:t>
+      </w:r>
       <w:r>
         <w:rPr>
           <w:lang w:val="pt_PT" w:bidi="pt_PT"/>
         </w:rPr>
         <w:t xml:space="preserve">; </w:t>
       </w:r>
-      <w:hyperlink r:id="rId32">
-        <w:r>
-          <w:rPr>
-            <w:lang w:val="pt_PT" w:bidi="pt_PT"/>
-          </w:rPr>
-          <w:rPr>
-            <w:color w:val="0000EE"/>
-            <w:u w:val="single"/>
-          </w:rPr>
-          <w:t>5.23</w:t>
-        </w:r>
-      </w:hyperlink>
+      <w:r>
+        <w:rPr>
+          <w:lang w:val="pt_PT" w:bidi="pt_PT"/>
+        </w:rPr>
+        <w:t>5.23</w:t>
+      </w:r>
       <w:r>
         <w:rPr>
           <w:lang w:val="pt_PT" w:bidi="pt_PT"/>
         </w:rPr>
         <w:t>), todo o seu povo será reunido para encontrá-lo. Isso ocorrerá na ressurreição e arrebatamento da igreja (</w:t>
       </w:r>
-      <w:hyperlink r:id="rId52">
-        <w:r>
-          <w:rPr>
-            <w:lang w:val="pt_PT" w:bidi="pt_PT"/>
-          </w:rPr>
-          <w:rPr>
-            <w:color w:val="0000EE"/>
-            <w:u w:val="single"/>
-          </w:rPr>
-          <w:t>1Ts 4.13–18</w:t>
-        </w:r>
-      </w:hyperlink>
+      <w:r>
+        <w:rPr>
+          <w:lang w:val="pt_PT" w:bidi="pt_PT"/>
+        </w:rPr>
+        <w:t>1Ts 4.13–18</w:t>
+      </w:r>
       <w:r>
         <w:rPr>
           <w:lang w:val="pt_PT" w:bidi="pt_PT"/>
@@ -1808,108 +1508,72 @@
         </w:rPr>
         <w:t>Falsos ensinamentos sobre o dia do Senhor haviam perturbado a igreja de Tessalônica (</w:t>
       </w:r>
-      <w:hyperlink r:id="rId53">
-        <w:r>
-          <w:rPr>
-            <w:lang w:val="pt_PT" w:bidi="pt_PT"/>
-          </w:rPr>
-          <w:rPr>
-            <w:color w:val="0000EE"/>
-            <w:u w:val="single"/>
-          </w:rPr>
-          <w:t>2.1–2</w:t>
-        </w:r>
-      </w:hyperlink>
+      <w:r>
+        <w:rPr>
+          <w:lang w:val="pt_PT" w:bidi="pt_PT"/>
+        </w:rPr>
+        <w:t>2.1–2</w:t>
+      </w:r>
       <w:r>
         <w:rPr>
           <w:lang w:val="pt_PT" w:bidi="pt_PT"/>
         </w:rPr>
         <w:t>). Paulo os lembra (</w:t>
       </w:r>
-      <w:hyperlink r:id="rId54">
-        <w:r>
-          <w:rPr>
-            <w:lang w:val="pt_PT" w:bidi="pt_PT"/>
-          </w:rPr>
-          <w:rPr>
-            <w:color w:val="0000EE"/>
-            <w:u w:val="single"/>
-          </w:rPr>
-          <w:t>2.5</w:t>
-        </w:r>
-      </w:hyperlink>
+      <w:r>
+        <w:rPr>
+          <w:lang w:val="pt_PT" w:bidi="pt_PT"/>
+        </w:rPr>
+        <w:t>2.5</w:t>
+      </w:r>
       <w:r>
         <w:rPr>
           <w:lang w:val="pt_PT" w:bidi="pt_PT"/>
         </w:rPr>
         <w:t>) que dois eventos precederão esse dia: uma grande apostasia e a revelação do homem da iniquidade (</w:t>
       </w:r>
-      <w:hyperlink r:id="rId55">
-        <w:r>
-          <w:rPr>
-            <w:lang w:val="pt_PT" w:bidi="pt_PT"/>
-          </w:rPr>
-          <w:rPr>
-            <w:color w:val="0000EE"/>
-            <w:u w:val="single"/>
-          </w:rPr>
-          <w:t>2.3–12</w:t>
-        </w:r>
-      </w:hyperlink>
+      <w:r>
+        <w:rPr>
+          <w:lang w:val="pt_PT" w:bidi="pt_PT"/>
+        </w:rPr>
+        <w:t>2.3–12</w:t>
+      </w:r>
       <w:r>
         <w:rPr>
           <w:lang w:val="pt_PT" w:bidi="pt_PT"/>
         </w:rPr>
         <w:t>). Cristo destruirá este homem quando ele voltar (</w:t>
       </w:r>
-      <w:hyperlink r:id="rId56">
-        <w:r>
-          <w:rPr>
-            <w:lang w:val="pt_PT" w:bidi="pt_PT"/>
-          </w:rPr>
-          <w:rPr>
-            <w:color w:val="0000EE"/>
-            <w:u w:val="single"/>
-          </w:rPr>
-          <w:t>2.3</w:t>
-        </w:r>
-      </w:hyperlink>
+      <w:r>
+        <w:rPr>
+          <w:lang w:val="pt_PT" w:bidi="pt_PT"/>
+        </w:rPr>
+        <w:t>2.3</w:t>
+      </w:r>
       <w:r>
         <w:rPr>
           <w:lang w:val="pt_PT" w:bidi="pt_PT"/>
         </w:rPr>
         <w:t>,</w:t>
       </w:r>
-      <w:hyperlink r:id="rId57">
-        <w:r>
-          <w:rPr>
-            <w:lang w:val="pt_PT" w:bidi="pt_PT"/>
-          </w:rPr>
-          <w:rPr>
-            <w:color w:val="0000EE"/>
-            <w:u w:val="single"/>
-          </w:rPr>
-          <w:t>8</w:t>
-        </w:r>
-      </w:hyperlink>
+      <w:r>
+        <w:rPr>
+          <w:lang w:val="pt_PT" w:bidi="pt_PT"/>
+        </w:rPr>
+        <w:t>8</w:t>
+      </w:r>
       <w:r>
         <w:rPr>
           <w:lang w:val="pt_PT" w:bidi="pt_PT"/>
         </w:rPr>
         <w:t>), e aqueles que foram enganados também serão julgados (</w:t>
       </w:r>
-      <w:hyperlink r:id="rId58">
-        <w:r>
-          <w:rPr>
-            <w:lang w:val="pt_PT" w:bidi="pt_PT"/>
-          </w:rPr>
-          <w:rPr>
-            <w:color w:val="0000EE"/>
-            <w:u w:val="single"/>
-          </w:rPr>
-          <w:t>2.9–12</w:t>
-        </w:r>
-      </w:hyperlink>
+      <w:r>
+        <w:rPr>
+          <w:lang w:val="pt_PT" w:bidi="pt_PT"/>
+        </w:rPr>
+        <w:t>2.9–12</w:t>
+      </w:r>
       <w:r>
         <w:rPr>
           <w:lang w:val="pt_PT" w:bidi="pt_PT"/>
@@ -1964,54 +1628,36 @@
         </w:rPr>
         <w:t>Os cristãos de Tessalônica anteriormente perguntaram a Paulo quando o dia do Senhor viria (</w:t>
       </w:r>
-      <w:hyperlink r:id="rId59">
-        <w:r>
-          <w:rPr>
-            <w:lang w:val="pt_PT" w:bidi="pt_PT"/>
-          </w:rPr>
-          <w:rPr>
-            <w:color w:val="0000EE"/>
-            <w:u w:val="single"/>
-          </w:rPr>
-          <w:t>1Ts 5.1–11</w:t>
-        </w:r>
-      </w:hyperlink>
+      <w:r>
+        <w:rPr>
+          <w:lang w:val="pt_PT" w:bidi="pt_PT"/>
+        </w:rPr>
+        <w:t>1Ts 5.1–11</w:t>
+      </w:r>
       <w:r>
         <w:rPr>
           <w:lang w:val="pt_PT" w:bidi="pt_PT"/>
         </w:rPr>
         <w:t xml:space="preserve">). Agora, um falso ensinamento de que esse dia já havia começado (cp. </w:t>
       </w:r>
-      <w:hyperlink r:id="rId60">
-        <w:r>
-          <w:rPr>
-            <w:lang w:val="pt_PT" w:bidi="pt_PT"/>
-          </w:rPr>
-          <w:rPr>
-            <w:color w:val="0000EE"/>
-            <w:u w:val="single"/>
-          </w:rPr>
-          <w:t>2Tm 2.18</w:t>
-        </w:r>
-      </w:hyperlink>
+      <w:r>
+        <w:rPr>
+          <w:lang w:val="pt_PT" w:bidi="pt_PT"/>
+        </w:rPr>
+        <w:t>2Tm 2.18</w:t>
+      </w:r>
       <w:r>
         <w:rPr>
           <w:lang w:val="pt_PT" w:bidi="pt_PT"/>
         </w:rPr>
         <w:t xml:space="preserve">) estava fazendo com que eles vacilassem na fé e ficassem assustados. • uma visão espiritual, uma revelação, ou uma carta: A fonte do ensinamento poderia ter sido uma falsa profecia (cp. </w:t>
       </w:r>
-      <w:hyperlink r:id="rId61">
-        <w:r>
-          <w:rPr>
-            <w:lang w:val="pt_PT" w:bidi="pt_PT"/>
-          </w:rPr>
-          <w:rPr>
-            <w:color w:val="0000EE"/>
-            <w:u w:val="single"/>
-          </w:rPr>
-          <w:t>1Jo 4.1–2</w:t>
-        </w:r>
-      </w:hyperlink>
+      <w:r>
+        <w:rPr>
+          <w:lang w:val="pt_PT" w:bidi="pt_PT"/>
+        </w:rPr>
+        <w:t>1Jo 4.1–2</w:t>
+      </w:r>
       <w:r>
         <w:rPr>
           <w:lang w:val="pt_PT" w:bidi="pt_PT"/>
@@ -2066,54 +1712,36 @@
         </w:rPr>
         <w:t>Dois eventos precederão aquele dia do Senhor (</w:t>
       </w:r>
-      <w:hyperlink r:id="rId41">
-        <w:r>
-          <w:rPr>
-            <w:lang w:val="pt_PT" w:bidi="pt_PT"/>
-          </w:rPr>
-          <w:rPr>
-            <w:color w:val="0000EE"/>
-            <w:u w:val="single"/>
-          </w:rPr>
-          <w:t>2.2</w:t>
-        </w:r>
-      </w:hyperlink>
+      <w:r>
+        <w:rPr>
+          <w:lang w:val="pt_PT" w:bidi="pt_PT"/>
+        </w:rPr>
+        <w:t>2.2</w:t>
+      </w:r>
       <w:r>
         <w:rPr>
           <w:lang w:val="pt_PT" w:bidi="pt_PT"/>
         </w:rPr>
         <w:t>). • Tanto a teologia judaica quanto a cristã previram uma grande rebelião contra Deus antes do fim (</w:t>
       </w:r>
-      <w:hyperlink r:id="rId62">
-        <w:r>
-          <w:rPr>
-            <w:lang w:val="pt_PT" w:bidi="pt_PT"/>
-          </w:rPr>
-          <w:rPr>
-            <w:color w:val="0000EE"/>
-            <w:u w:val="single"/>
-          </w:rPr>
-          <w:t>Mt 24.11–14</w:t>
-        </w:r>
-      </w:hyperlink>
+      <w:r>
+        <w:rPr>
+          <w:lang w:val="pt_PT" w:bidi="pt_PT"/>
+        </w:rPr>
+        <w:t>Mt 24.11–14</w:t>
+      </w:r>
       <w:r>
         <w:rPr>
           <w:lang w:val="pt_PT" w:bidi="pt_PT"/>
         </w:rPr>
         <w:t xml:space="preserve">; </w:t>
       </w:r>
-      <w:hyperlink r:id="rId63">
-        <w:r>
-          <w:rPr>
-            <w:lang w:val="pt_PT" w:bidi="pt_PT"/>
-          </w:rPr>
-          <w:rPr>
-            <w:color w:val="0000EE"/>
-            <w:u w:val="single"/>
-          </w:rPr>
-          <w:t>1Tm 4.1</w:t>
-        </w:r>
-      </w:hyperlink>
+      <w:r>
+        <w:rPr>
+          <w:lang w:val="pt_PT" w:bidi="pt_PT"/>
+        </w:rPr>
+        <w:t>1Tm 4.1</w:t>
+      </w:r>
       <w:r>
         <w:rPr>
           <w:lang w:val="pt_PT" w:bidi="pt_PT"/>
@@ -2133,18 +1761,12 @@
         </w:rPr>
         <w:t>): A ênfase está na própria destruição do homem sem lei (</w:t>
       </w:r>
-      <w:hyperlink r:id="rId57">
-        <w:r>
-          <w:rPr>
-            <w:lang w:val="pt_PT" w:bidi="pt_PT"/>
-          </w:rPr>
-          <w:rPr>
-            <w:color w:val="0000EE"/>
-            <w:u w:val="single"/>
-          </w:rPr>
-          <w:t>2Ts 2.8</w:t>
-        </w:r>
-      </w:hyperlink>
+      <w:r>
+        <w:rPr>
+          <w:lang w:val="pt_PT" w:bidi="pt_PT"/>
+        </w:rPr>
+        <w:t>2Ts 2.8</w:t>
+      </w:r>
       <w:r>
         <w:rPr>
           <w:lang w:val="pt_PT" w:bidi="pt_PT"/>
@@ -2199,90 +1821,60 @@
         </w:rPr>
         <w:t xml:space="preserve">exaltar-se: Como outras cidades romanas, Tessalônica construiu templos para o culto ao Imperador. Este culto foi o protótipo da adoração descrita aqui. • Ele até se sentará no templo de Deus: A profanação do Templo em Jerusalém por Antíoco Epifânio em 167 a.C. (veja </w:t>
       </w:r>
-      <w:hyperlink r:id="rId64">
-        <w:r>
-          <w:rPr>
-            <w:lang w:val="pt_PT" w:bidi="pt_PT"/>
-          </w:rPr>
-          <w:rPr>
-            <w:color w:val="0000EE"/>
-            <w:u w:val="single"/>
-          </w:rPr>
-          <w:t>Dn 9.27</w:t>
-        </w:r>
-      </w:hyperlink>
+      <w:r>
+        <w:rPr>
+          <w:lang w:val="pt_PT" w:bidi="pt_PT"/>
+        </w:rPr>
+        <w:t>Dn 9.27</w:t>
+      </w:r>
       <w:r>
         <w:rPr>
           <w:lang w:val="pt_PT" w:bidi="pt_PT"/>
         </w:rPr>
         <w:t xml:space="preserve">; </w:t>
       </w:r>
-      <w:hyperlink r:id="rId65">
-        <w:r>
-          <w:rPr>
-            <w:lang w:val="pt_PT" w:bidi="pt_PT"/>
-          </w:rPr>
-          <w:rPr>
-            <w:color w:val="0000EE"/>
-            <w:u w:val="single"/>
-          </w:rPr>
-          <w:t>11.31</w:t>
-        </w:r>
-      </w:hyperlink>
+      <w:r>
+        <w:rPr>
+          <w:lang w:val="pt_PT" w:bidi="pt_PT"/>
+        </w:rPr>
+        <w:t>11.31</w:t>
+      </w:r>
       <w:r>
         <w:rPr>
           <w:lang w:val="pt_PT" w:bidi="pt_PT"/>
         </w:rPr>
         <w:t xml:space="preserve">; </w:t>
       </w:r>
-      <w:hyperlink r:id="rId66">
-        <w:r>
-          <w:rPr>
-            <w:lang w:val="pt_PT" w:bidi="pt_PT"/>
-          </w:rPr>
-          <w:rPr>
-            <w:color w:val="0000EE"/>
-            <w:u w:val="single"/>
-          </w:rPr>
-          <w:t>12.11</w:t>
-        </w:r>
-      </w:hyperlink>
+      <w:r>
+        <w:rPr>
+          <w:lang w:val="pt_PT" w:bidi="pt_PT"/>
+        </w:rPr>
+        <w:t>12.11</w:t>
+      </w:r>
       <w:r>
         <w:rPr>
           <w:lang w:val="pt_PT" w:bidi="pt_PT"/>
         </w:rPr>
         <w:t>) pode ter prefigurado o evento previsto aqui (</w:t>
       </w:r>
-      <w:hyperlink r:id="rId67">
-        <w:r>
-          <w:rPr>
-            <w:lang w:val="pt_PT" w:bidi="pt_PT"/>
-          </w:rPr>
-          <w:rPr>
-            <w:color w:val="0000EE"/>
-            <w:u w:val="single"/>
-          </w:rPr>
-          <w:t>Mt 24.15</w:t>
-        </w:r>
-      </w:hyperlink>
+      <w:r>
+        <w:rPr>
+          <w:lang w:val="pt_PT" w:bidi="pt_PT"/>
+        </w:rPr>
+        <w:t>Mt 24.15</w:t>
+      </w:r>
       <w:r>
         <w:rPr>
           <w:lang w:val="pt_PT" w:bidi="pt_PT"/>
         </w:rPr>
         <w:t xml:space="preserve">; </w:t>
       </w:r>
-      <w:hyperlink r:id="rId68">
-        <w:r>
-          <w:rPr>
-            <w:lang w:val="pt_PT" w:bidi="pt_PT"/>
-          </w:rPr>
-          <w:rPr>
-            <w:color w:val="0000EE"/>
-            <w:u w:val="single"/>
-          </w:rPr>
-          <w:t>Mc 13.14</w:t>
-        </w:r>
-      </w:hyperlink>
+      <w:r>
+        <w:rPr>
+          <w:lang w:val="pt_PT" w:bidi="pt_PT"/>
+        </w:rPr>
+        <w:t>Mc 13.14</w:t>
+      </w:r>
       <w:r>
         <w:rPr>
           <w:lang w:val="pt_PT" w:bidi="pt_PT"/>
@@ -2328,18 +1920,12 @@
         </w:rPr>
         <w:t>) erguido em honra ao homem sem lei e não necessariamente um templo reconstruído em Jerusalém. • afirmando que ele mesmo é Deus (</w:t>
       </w:r>
-      <w:hyperlink r:id="rId69">
-        <w:r>
-          <w:rPr>
-            <w:lang w:val="pt_PT" w:bidi="pt_PT"/>
-          </w:rPr>
-          <w:rPr>
-            <w:color w:val="0000EE"/>
-            <w:u w:val="single"/>
-          </w:rPr>
-          <w:t>Ez 28.2–10</w:t>
-        </w:r>
-      </w:hyperlink>
+      <w:r>
+        <w:rPr>
+          <w:lang w:val="pt_PT" w:bidi="pt_PT"/>
+        </w:rPr>
+        <w:t>Ez 28.2–10</w:t>
+      </w:r>
       <w:r>
         <w:rPr>
           <w:lang w:val="pt_PT" w:bidi="pt_PT"/>
@@ -2394,54 +1980,36 @@
         </w:rPr>
         <w:t>o que o está segurando: Isso foi identificado de várias formas como Deus, o Espírito Santo, a igreja, o evangelho, Paulo, o Imperador, o Império Romano ou o governo. Alternativamente, o termo pode se referir a algo ou alguém que vem antes do homem da iniquidade, um agente da iniquidade ativo naquele tempo (</w:t>
       </w:r>
-      <w:hyperlink r:id="rId70">
-        <w:r>
-          <w:rPr>
-            <w:lang w:val="pt_PT" w:bidi="pt_PT"/>
-          </w:rPr>
-          <w:rPr>
-            <w:color w:val="0000EE"/>
-            <w:u w:val="single"/>
-          </w:rPr>
-          <w:t>2.7–8</w:t>
-        </w:r>
-      </w:hyperlink>
+      <w:r>
+        <w:rPr>
+          <w:lang w:val="pt_PT" w:bidi="pt_PT"/>
+        </w:rPr>
+        <w:t>2.7–8</w:t>
+      </w:r>
       <w:r>
         <w:rPr>
           <w:lang w:val="pt_PT" w:bidi="pt_PT"/>
         </w:rPr>
         <w:t>); na literatura grega, essa expressão poderia descrever possessão demoníaca. Essa figura prepararia o caminho para o homem da iniquidade quando chegasse a sua hora (</w:t>
       </w:r>
-      <w:hyperlink r:id="rId56">
-        <w:r>
-          <w:rPr>
-            <w:lang w:val="pt_PT" w:bidi="pt_PT"/>
-          </w:rPr>
-          <w:rPr>
-            <w:color w:val="0000EE"/>
-            <w:u w:val="single"/>
-          </w:rPr>
-          <w:t>2.3</w:t>
-        </w:r>
-      </w:hyperlink>
+      <w:r>
+        <w:rPr>
+          <w:lang w:val="pt_PT" w:bidi="pt_PT"/>
+        </w:rPr>
+        <w:t>2.3</w:t>
+      </w:r>
       <w:r>
         <w:rPr>
           <w:lang w:val="pt_PT" w:bidi="pt_PT"/>
         </w:rPr>
         <w:t>,</w:t>
       </w:r>
-      <w:hyperlink r:id="rId57">
-        <w:r>
-          <w:rPr>
-            <w:lang w:val="pt_PT" w:bidi="pt_PT"/>
-          </w:rPr>
-          <w:rPr>
-            <w:color w:val="0000EE"/>
-            <w:u w:val="single"/>
-          </w:rPr>
-          <w:t>8</w:t>
-        </w:r>
-      </w:hyperlink>
+      <w:r>
+        <w:rPr>
+          <w:lang w:val="pt_PT" w:bidi="pt_PT"/>
+        </w:rPr>
+        <w:t>8</w:t>
+      </w:r>
       <w:r>
         <w:rPr>
           <w:lang w:val="pt_PT" w:bidi="pt_PT"/>
@@ -2496,18 +2064,12 @@
         </w:rPr>
         <w:t>O poder do futuro homem da iniquidade (</w:t>
       </w:r>
-      <w:hyperlink r:id="rId71">
-        <w:r>
-          <w:rPr>
-            <w:lang w:val="pt_PT" w:bidi="pt_PT"/>
-          </w:rPr>
-          <w:rPr>
-            <w:color w:val="0000EE"/>
-            <w:u w:val="single"/>
-          </w:rPr>
-          <w:t>2.3–6</w:t>
-        </w:r>
-      </w:hyperlink>
+      <w:r>
+        <w:rPr>
+          <w:lang w:val="pt_PT" w:bidi="pt_PT"/>
+        </w:rPr>
+        <w:t>2.3–6</w:t>
+      </w:r>
       <w:r>
         <w:rPr>
           <w:lang w:val="pt_PT" w:bidi="pt_PT"/>
@@ -2527,18 +2089,12 @@
         </w:rPr>
         <w:t xml:space="preserve"> como os anticristos de </w:t>
       </w:r>
-      <w:hyperlink r:id="rId72">
-        <w:r>
-          <w:rPr>
-            <w:lang w:val="pt_PT" w:bidi="pt_PT"/>
-          </w:rPr>
-          <w:rPr>
-            <w:color w:val="0000EE"/>
-            <w:u w:val="single"/>
-          </w:rPr>
-          <w:t>1Jo 2.18</w:t>
-        </w:r>
-      </w:hyperlink>
+      <w:r>
+        <w:rPr>
+          <w:lang w:val="pt_PT" w:bidi="pt_PT"/>
+        </w:rPr>
+        <w:t>1Jo 2.18</w:t>
+      </w:r>
       <w:r>
         <w:rPr>
           <w:lang w:val="pt_PT" w:bidi="pt_PT"/>
@@ -2558,90 +2114,60 @@
         </w:rPr>
         <w:t xml:space="preserve">): Um termo comumente usado para rituais nas religiões de mistério (veja </w:t>
       </w:r>
-      <w:hyperlink r:id="rId73">
-        <w:r>
-          <w:rPr>
-            <w:lang w:val="pt_PT" w:bidi="pt_PT"/>
-          </w:rPr>
-          <w:rPr>
-            <w:color w:val="0000EE"/>
-            <w:u w:val="single"/>
-          </w:rPr>
-          <w:t>2Ts 2.6</w:t>
-        </w:r>
-      </w:hyperlink>
+      <w:r>
+        <w:rPr>
+          <w:lang w:val="pt_PT" w:bidi="pt_PT"/>
+        </w:rPr>
+        <w:t>2Ts 2.6</w:t>
+      </w:r>
       <w:r>
         <w:rPr>
           <w:lang w:val="pt_PT" w:bidi="pt_PT"/>
         </w:rPr>
         <w:t>). • em operação: Isso implica intervenção sobrenatural, seja divina (</w:t>
       </w:r>
-      <w:hyperlink r:id="rId74">
-        <w:r>
-          <w:rPr>
-            <w:lang w:val="pt_PT" w:bidi="pt_PT"/>
-          </w:rPr>
-          <w:rPr>
-            <w:color w:val="0000EE"/>
-            <w:u w:val="single"/>
-          </w:rPr>
-          <w:t>1Ts 2.13</w:t>
-        </w:r>
-      </w:hyperlink>
+      <w:r>
+        <w:rPr>
+          <w:lang w:val="pt_PT" w:bidi="pt_PT"/>
+        </w:rPr>
+        <w:t>1Ts 2.13</w:t>
+      </w:r>
       <w:r>
         <w:rPr>
           <w:lang w:val="pt_PT" w:bidi="pt_PT"/>
         </w:rPr>
         <w:t>) ou, como aqui, maligna (</w:t>
       </w:r>
-      <w:hyperlink r:id="rId75">
-        <w:r>
-          <w:rPr>
-            <w:lang w:val="pt_PT" w:bidi="pt_PT"/>
-          </w:rPr>
-          <w:rPr>
-            <w:color w:val="0000EE"/>
-            <w:u w:val="single"/>
-          </w:rPr>
-          <w:t>2Ts 2.9</w:t>
-        </w:r>
-      </w:hyperlink>
+      <w:r>
+        <w:rPr>
+          <w:lang w:val="pt_PT" w:bidi="pt_PT"/>
+        </w:rPr>
+        <w:t>2Ts 2.9</w:t>
+      </w:r>
       <w:r>
         <w:rPr>
           <w:lang w:val="pt_PT" w:bidi="pt_PT"/>
         </w:rPr>
         <w:t xml:space="preserve">; </w:t>
       </w:r>
-      <w:hyperlink r:id="rId76">
-        <w:r>
-          <w:rPr>
-            <w:lang w:val="pt_PT" w:bidi="pt_PT"/>
-          </w:rPr>
-          <w:rPr>
-            <w:color w:val="0000EE"/>
-            <w:u w:val="single"/>
-          </w:rPr>
-          <w:t>Ef 2.2</w:t>
-        </w:r>
-      </w:hyperlink>
+      <w:r>
+        <w:rPr>
+          <w:lang w:val="pt_PT" w:bidi="pt_PT"/>
+        </w:rPr>
+        <w:t>Ef 2.2</w:t>
+      </w:r>
       <w:r>
         <w:rPr>
           <w:lang w:val="pt_PT" w:bidi="pt_PT"/>
         </w:rPr>
         <w:t>). • Aquele que está impedindo pode se referir a alguém que está em oposição ao homem da iniquidade; a alguém que está possuído; ou a Satanás, aquele que possui (</w:t>
       </w:r>
-      <w:hyperlink r:id="rId75">
-        <w:r>
-          <w:rPr>
-            <w:lang w:val="pt_PT" w:bidi="pt_PT"/>
-          </w:rPr>
-          <w:rPr>
-            <w:color w:val="0000EE"/>
-            <w:u w:val="single"/>
-          </w:rPr>
-          <w:t>2Ts 2.9</w:t>
-        </w:r>
-      </w:hyperlink>
+      <w:r>
+        <w:rPr>
+          <w:lang w:val="pt_PT" w:bidi="pt_PT"/>
+        </w:rPr>
+        <w:t>2Ts 2.9</w:t>
+      </w:r>
       <w:r>
         <w:rPr>
           <w:lang w:val="pt_PT" w:bidi="pt_PT"/>
@@ -2708,270 +2234,180 @@
         </w:rPr>
         <w:t xml:space="preserve">Paulo anuncia a destruição do homem da iniquidade (cf. </w:t>
       </w:r>
-      <w:hyperlink r:id="rId56">
-        <w:r>
-          <w:rPr>
-            <w:lang w:val="pt_PT" w:bidi="pt_PT"/>
-          </w:rPr>
-          <w:rPr>
-            <w:color w:val="0000EE"/>
-            <w:u w:val="single"/>
-          </w:rPr>
-          <w:t>2.3</w:t>
-        </w:r>
-      </w:hyperlink>
+      <w:r>
+        <w:rPr>
+          <w:lang w:val="pt_PT" w:bidi="pt_PT"/>
+        </w:rPr>
+        <w:t>2.3</w:t>
+      </w:r>
       <w:r>
         <w:rPr>
           <w:lang w:val="pt_PT" w:bidi="pt_PT"/>
         </w:rPr>
         <w:t>). Embora essa figura reivindique ser divina, coloque seu culto acima de toda outra adoração (</w:t>
       </w:r>
-      <w:hyperlink r:id="rId77">
-        <w:r>
-          <w:rPr>
-            <w:lang w:val="pt_PT" w:bidi="pt_PT"/>
-          </w:rPr>
-          <w:rPr>
-            <w:color w:val="0000EE"/>
-            <w:u w:val="single"/>
-          </w:rPr>
-          <w:t>2.4</w:t>
-        </w:r>
-      </w:hyperlink>
+      <w:r>
+        <w:rPr>
+          <w:lang w:val="pt_PT" w:bidi="pt_PT"/>
+        </w:rPr>
+        <w:t>2.4</w:t>
+      </w:r>
       <w:r>
         <w:rPr>
           <w:lang w:val="pt_PT" w:bidi="pt_PT"/>
         </w:rPr>
         <w:t>) e receba poder de Satanás (</w:t>
       </w:r>
-      <w:hyperlink r:id="rId75">
-        <w:r>
-          <w:rPr>
-            <w:lang w:val="pt_PT" w:bidi="pt_PT"/>
-          </w:rPr>
-          <w:rPr>
-            <w:color w:val="0000EE"/>
-            <w:u w:val="single"/>
-          </w:rPr>
-          <w:t>2.9</w:t>
-        </w:r>
-      </w:hyperlink>
+      <w:r>
+        <w:rPr>
+          <w:lang w:val="pt_PT" w:bidi="pt_PT"/>
+        </w:rPr>
+        <w:t>2.9</w:t>
+      </w:r>
       <w:r>
         <w:rPr>
           <w:lang w:val="pt_PT" w:bidi="pt_PT"/>
         </w:rPr>
         <w:t>), o Senhor Jesus o destruirá de forma violenta e completa (</w:t>
       </w:r>
-      <w:hyperlink r:id="rId78">
-        <w:r>
-          <w:rPr>
-            <w:lang w:val="pt_PT" w:bidi="pt_PT"/>
-          </w:rPr>
-          <w:rPr>
-            <w:color w:val="0000EE"/>
-            <w:u w:val="single"/>
-          </w:rPr>
-          <w:t>Is 11.4</w:t>
-        </w:r>
-      </w:hyperlink>
+      <w:r>
+        <w:rPr>
+          <w:lang w:val="pt_PT" w:bidi="pt_PT"/>
+        </w:rPr>
+        <w:t>Is 11.4</w:t>
+      </w:r>
       <w:r>
         <w:rPr>
           <w:lang w:val="pt_PT" w:bidi="pt_PT"/>
         </w:rPr>
         <w:t>). • esplendor: Uma referência à epifania de Cristo (</w:t>
       </w:r>
-      <w:hyperlink r:id="rId79">
-        <w:r>
-          <w:rPr>
-            <w:lang w:val="pt_PT" w:bidi="pt_PT"/>
-          </w:rPr>
-          <w:rPr>
-            <w:color w:val="0000EE"/>
-            <w:u w:val="single"/>
-          </w:rPr>
-          <w:t>1Tm 6.14</w:t>
-        </w:r>
-      </w:hyperlink>
+      <w:r>
+        <w:rPr>
+          <w:lang w:val="pt_PT" w:bidi="pt_PT"/>
+        </w:rPr>
+        <w:t>1Tm 6.14</w:t>
+      </w:r>
       <w:r>
         <w:rPr>
           <w:lang w:val="pt_PT" w:bidi="pt_PT"/>
         </w:rPr>
         <w:t xml:space="preserve">; </w:t>
       </w:r>
-      <w:hyperlink r:id="rId80">
-        <w:r>
-          <w:rPr>
-            <w:lang w:val="pt_PT" w:bidi="pt_PT"/>
-          </w:rPr>
-          <w:rPr>
-            <w:color w:val="0000EE"/>
-            <w:u w:val="single"/>
-          </w:rPr>
-          <w:t>2Tm 1.10</w:t>
-        </w:r>
-      </w:hyperlink>
+      <w:r>
+        <w:rPr>
+          <w:lang w:val="pt_PT" w:bidi="pt_PT"/>
+        </w:rPr>
+        <w:t>2Tm 1.10</w:t>
+      </w:r>
       <w:r>
         <w:rPr>
           <w:lang w:val="pt_PT" w:bidi="pt_PT"/>
         </w:rPr>
         <w:t xml:space="preserve">; </w:t>
       </w:r>
-      <w:hyperlink r:id="rId81">
-        <w:r>
-          <w:rPr>
-            <w:lang w:val="pt_PT" w:bidi="pt_PT"/>
-          </w:rPr>
-          <w:rPr>
-            <w:color w:val="0000EE"/>
-            <w:u w:val="single"/>
-          </w:rPr>
-          <w:t>4.1</w:t>
-        </w:r>
-      </w:hyperlink>
+      <w:r>
+        <w:rPr>
+          <w:lang w:val="pt_PT" w:bidi="pt_PT"/>
+        </w:rPr>
+        <w:t>4.1</w:t>
+      </w:r>
       <w:r>
         <w:rPr>
           <w:lang w:val="pt_PT" w:bidi="pt_PT"/>
         </w:rPr>
         <w:t>,</w:t>
       </w:r>
-      <w:hyperlink r:id="rId82">
-        <w:r>
-          <w:rPr>
-            <w:lang w:val="pt_PT" w:bidi="pt_PT"/>
-          </w:rPr>
-          <w:rPr>
-            <w:color w:val="0000EE"/>
-            <w:u w:val="single"/>
-          </w:rPr>
-          <w:t>8</w:t>
-        </w:r>
-      </w:hyperlink>
+      <w:r>
+        <w:rPr>
+          <w:lang w:val="pt_PT" w:bidi="pt_PT"/>
+        </w:rPr>
+        <w:t>8</w:t>
+      </w:r>
       <w:r>
         <w:rPr>
           <w:lang w:val="pt_PT" w:bidi="pt_PT"/>
         </w:rPr>
         <w:t xml:space="preserve">; </w:t>
       </w:r>
-      <w:hyperlink r:id="rId83">
-        <w:r>
-          <w:rPr>
-            <w:lang w:val="pt_PT" w:bidi="pt_PT"/>
-          </w:rPr>
-          <w:rPr>
-            <w:color w:val="0000EE"/>
-            <w:u w:val="single"/>
-          </w:rPr>
-          <w:t>Tito 2.13</w:t>
-        </w:r>
-      </w:hyperlink>
+      <w:r>
+        <w:rPr>
+          <w:lang w:val="pt_PT" w:bidi="pt_PT"/>
+        </w:rPr>
+        <w:t>Tito 2.13</w:t>
+      </w:r>
       <w:r>
         <w:rPr>
           <w:lang w:val="pt_PT" w:bidi="pt_PT"/>
         </w:rPr>
         <w:t>), uma descrição alternativa da vinda de Cristo (</w:t>
       </w:r>
-      <w:hyperlink r:id="rId28">
-        <w:r>
-          <w:rPr>
-            <w:lang w:val="pt_PT" w:bidi="pt_PT"/>
-          </w:rPr>
-          <w:rPr>
-            <w:color w:val="0000EE"/>
-            <w:u w:val="single"/>
-          </w:rPr>
-          <w:t>2Ts 2.1</w:t>
-        </w:r>
-      </w:hyperlink>
+      <w:r>
+        <w:rPr>
+          <w:lang w:val="pt_PT" w:bidi="pt_PT"/>
+        </w:rPr>
+        <w:t>2Ts 2.1</w:t>
+      </w:r>
       <w:r>
         <w:rPr>
           <w:lang w:val="pt_PT" w:bidi="pt_PT"/>
         </w:rPr>
         <w:t xml:space="preserve">; </w:t>
       </w:r>
-      <w:hyperlink r:id="rId29">
-        <w:r>
-          <w:rPr>
-            <w:lang w:val="pt_PT" w:bidi="pt_PT"/>
-          </w:rPr>
-          <w:rPr>
-            <w:color w:val="0000EE"/>
-            <w:u w:val="single"/>
-          </w:rPr>
-          <w:t>1Ts 2.19</w:t>
-        </w:r>
-      </w:hyperlink>
+      <w:r>
+        <w:rPr>
+          <w:lang w:val="pt_PT" w:bidi="pt_PT"/>
+        </w:rPr>
+        <w:t>1Ts 2.19</w:t>
+      </w:r>
       <w:r>
         <w:rPr>
           <w:lang w:val="pt_PT" w:bidi="pt_PT"/>
         </w:rPr>
         <w:t xml:space="preserve">; </w:t>
       </w:r>
-      <w:hyperlink r:id="rId30">
-        <w:r>
-          <w:rPr>
-            <w:lang w:val="pt_PT" w:bidi="pt_PT"/>
-          </w:rPr>
-          <w:rPr>
-            <w:color w:val="0000EE"/>
-            <w:u w:val="single"/>
-          </w:rPr>
-          <w:t>3.13</w:t>
-        </w:r>
-      </w:hyperlink>
+      <w:r>
+        <w:rPr>
+          <w:lang w:val="pt_PT" w:bidi="pt_PT"/>
+        </w:rPr>
+        <w:t>3.13</w:t>
+      </w:r>
       <w:r>
         <w:rPr>
           <w:lang w:val="pt_PT" w:bidi="pt_PT"/>
         </w:rPr>
         <w:t xml:space="preserve">; </w:t>
       </w:r>
-      <w:hyperlink r:id="rId31">
-        <w:r>
-          <w:rPr>
-            <w:lang w:val="pt_PT" w:bidi="pt_PT"/>
-          </w:rPr>
-          <w:rPr>
-            <w:color w:val="0000EE"/>
-            <w:u w:val="single"/>
-          </w:rPr>
-          <w:t>4.15</w:t>
-        </w:r>
-      </w:hyperlink>
+      <w:r>
+        <w:rPr>
+          <w:lang w:val="pt_PT" w:bidi="pt_PT"/>
+        </w:rPr>
+        <w:t>4.15</w:t>
+      </w:r>
       <w:r>
         <w:rPr>
           <w:lang w:val="pt_PT" w:bidi="pt_PT"/>
         </w:rPr>
         <w:t xml:space="preserve">; </w:t>
       </w:r>
-      <w:hyperlink r:id="rId32">
-        <w:r>
-          <w:rPr>
-            <w:lang w:val="pt_PT" w:bidi="pt_PT"/>
-          </w:rPr>
-          <w:rPr>
-            <w:color w:val="0000EE"/>
-            <w:u w:val="single"/>
-          </w:rPr>
-          <w:t>5.23</w:t>
-        </w:r>
-      </w:hyperlink>
+      <w:r>
+        <w:rPr>
+          <w:lang w:val="pt_PT" w:bidi="pt_PT"/>
+        </w:rPr>
+        <w:t>5.23</w:t>
+      </w:r>
       <w:r>
         <w:rPr>
           <w:lang w:val="pt_PT" w:bidi="pt_PT"/>
         </w:rPr>
         <w:t>) ou revelação (</w:t>
       </w:r>
-      <w:hyperlink r:id="rId84">
-        <w:r>
-          <w:rPr>
-            <w:lang w:val="pt_PT" w:bidi="pt_PT"/>
-          </w:rPr>
-          <w:rPr>
-            <w:color w:val="0000EE"/>
-            <w:u w:val="single"/>
-          </w:rPr>
-          <w:t>2Ts 1.7</w:t>
-        </w:r>
-      </w:hyperlink>
+      <w:r>
+        <w:rPr>
+          <w:lang w:val="pt_PT" w:bidi="pt_PT"/>
+        </w:rPr>
+        <w:t>2Ts 1.7</w:t>
+      </w:r>
       <w:r>
         <w:rPr>
           <w:lang w:val="pt_PT" w:bidi="pt_PT"/>
@@ -3052,108 +2488,72 @@
         </w:rPr>
         <w:t xml:space="preserve"> </w:t>
       </w:r>
-      <w:hyperlink r:id="rId28">
-        <w:r>
-          <w:rPr>
-            <w:lang w:val="pt_PT" w:bidi="pt_PT"/>
-          </w:rPr>
-          <w:rPr>
-            <w:color w:val="0000EE"/>
-            <w:u w:val="single"/>
-          </w:rPr>
-          <w:t>2.1</w:t>
-        </w:r>
-      </w:hyperlink>
+      <w:r>
+        <w:rPr>
+          <w:lang w:val="pt_PT" w:bidi="pt_PT"/>
+        </w:rPr>
+        <w:t>2.1</w:t>
+      </w:r>
       <w:r>
         <w:rPr>
           <w:lang w:val="pt_PT" w:bidi="pt_PT"/>
         </w:rPr>
         <w:t>,</w:t>
       </w:r>
-      <w:hyperlink r:id="rId57">
-        <w:r>
-          <w:rPr>
-            <w:lang w:val="pt_PT" w:bidi="pt_PT"/>
-          </w:rPr>
-          <w:rPr>
-            <w:color w:val="0000EE"/>
-            <w:u w:val="single"/>
-          </w:rPr>
-          <w:t>8</w:t>
-        </w:r>
-      </w:hyperlink>
+      <w:r>
+        <w:rPr>
+          <w:lang w:val="pt_PT" w:bidi="pt_PT"/>
+        </w:rPr>
+        <w:t>8</w:t>
+      </w:r>
       <w:r>
         <w:rPr>
           <w:lang w:val="pt_PT" w:bidi="pt_PT"/>
         </w:rPr>
         <w:t xml:space="preserve">; </w:t>
       </w:r>
-      <w:hyperlink r:id="rId29">
-        <w:r>
-          <w:rPr>
-            <w:lang w:val="pt_PT" w:bidi="pt_PT"/>
-          </w:rPr>
-          <w:rPr>
-            <w:color w:val="0000EE"/>
-            <w:u w:val="single"/>
-          </w:rPr>
-          <w:t>1Ts 2.19</w:t>
-        </w:r>
-      </w:hyperlink>
+      <w:r>
+        <w:rPr>
+          <w:lang w:val="pt_PT" w:bidi="pt_PT"/>
+        </w:rPr>
+        <w:t>1Ts 2.19</w:t>
+      </w:r>
       <w:r>
         <w:rPr>
           <w:lang w:val="pt_PT" w:bidi="pt_PT"/>
         </w:rPr>
         <w:t xml:space="preserve">; </w:t>
       </w:r>
-      <w:hyperlink r:id="rId30">
-        <w:r>
-          <w:rPr>
-            <w:lang w:val="pt_PT" w:bidi="pt_PT"/>
-          </w:rPr>
-          <w:rPr>
-            <w:color w:val="0000EE"/>
-            <w:u w:val="single"/>
-          </w:rPr>
-          <w:t>3.13</w:t>
-        </w:r>
-      </w:hyperlink>
+      <w:r>
+        <w:rPr>
+          <w:lang w:val="pt_PT" w:bidi="pt_PT"/>
+        </w:rPr>
+        <w:t>3.13</w:t>
+      </w:r>
       <w:r>
         <w:rPr>
           <w:lang w:val="pt_PT" w:bidi="pt_PT"/>
         </w:rPr>
         <w:t xml:space="preserve">; </w:t>
       </w:r>
-      <w:hyperlink r:id="rId31">
-        <w:r>
-          <w:rPr>
-            <w:lang w:val="pt_PT" w:bidi="pt_PT"/>
-          </w:rPr>
-          <w:rPr>
-            <w:color w:val="0000EE"/>
-            <w:u w:val="single"/>
-          </w:rPr>
-          <w:t>4.15</w:t>
-        </w:r>
-      </w:hyperlink>
+      <w:r>
+        <w:rPr>
+          <w:lang w:val="pt_PT" w:bidi="pt_PT"/>
+        </w:rPr>
+        <w:t>4.15</w:t>
+      </w:r>
       <w:r>
         <w:rPr>
           <w:lang w:val="pt_PT" w:bidi="pt_PT"/>
         </w:rPr>
         <w:t xml:space="preserve">; </w:t>
       </w:r>
-      <w:hyperlink r:id="rId32">
-        <w:r>
-          <w:rPr>
-            <w:lang w:val="pt_PT" w:bidi="pt_PT"/>
-          </w:rPr>
-          <w:rPr>
-            <w:color w:val="0000EE"/>
-            <w:u w:val="single"/>
-          </w:rPr>
-          <w:t>5.23</w:t>
-        </w:r>
-      </w:hyperlink>
+      <w:r>
+        <w:rPr>
+          <w:lang w:val="pt_PT" w:bidi="pt_PT"/>
+        </w:rPr>
+        <w:t>5.23</w:t>
+      </w:r>
       <w:r>
         <w:rPr>
           <w:lang w:val="pt_PT" w:bidi="pt_PT"/>
@@ -3221,108 +2621,72 @@
         </w:rPr>
         <w:t>Como visto em outros lugares nas Escrituras (</w:t>
       </w:r>
-      <w:hyperlink r:id="rId85">
-        <w:r>
-          <w:rPr>
-            <w:lang w:val="pt_PT" w:bidi="pt_PT"/>
-          </w:rPr>
-          <w:rPr>
-            <w:color w:val="0000EE"/>
-            <w:u w:val="single"/>
-          </w:rPr>
-          <w:t>Êx 9.12</w:t>
-        </w:r>
-      </w:hyperlink>
+      <w:r>
+        <w:rPr>
+          <w:lang w:val="pt_PT" w:bidi="pt_PT"/>
+        </w:rPr>
+        <w:t>Êx 9.12</w:t>
+      </w:r>
       <w:r>
         <w:rPr>
           <w:lang w:val="pt_PT" w:bidi="pt_PT"/>
         </w:rPr>
         <w:t xml:space="preserve">; </w:t>
       </w:r>
-      <w:hyperlink r:id="rId86">
-        <w:r>
-          <w:rPr>
-            <w:lang w:val="pt_PT" w:bidi="pt_PT"/>
-          </w:rPr>
-          <w:rPr>
-            <w:color w:val="0000EE"/>
-            <w:u w:val="single"/>
-          </w:rPr>
-          <w:t>2Cr 18.22</w:t>
-        </w:r>
-      </w:hyperlink>
+      <w:r>
+        <w:rPr>
+          <w:lang w:val="pt_PT" w:bidi="pt_PT"/>
+        </w:rPr>
+        <w:t>2Cr 18.22</w:t>
+      </w:r>
       <w:r>
         <w:rPr>
           <w:lang w:val="pt_PT" w:bidi="pt_PT"/>
         </w:rPr>
         <w:t>), Deus às vezes entrega as pessoas ao poder do pecado ou da enganação que elas desejaram no lugar da verdade (</w:t>
       </w:r>
-      <w:hyperlink r:id="rId87">
-        <w:r>
-          <w:rPr>
-            <w:lang w:val="pt_PT" w:bidi="pt_PT"/>
-          </w:rPr>
-          <w:rPr>
-            <w:color w:val="0000EE"/>
-            <w:u w:val="single"/>
-          </w:rPr>
-          <w:t>Rm 1.24</w:t>
-        </w:r>
-      </w:hyperlink>
+      <w:r>
+        <w:rPr>
+          <w:lang w:val="pt_PT" w:bidi="pt_PT"/>
+        </w:rPr>
+        <w:t>Rm 1.24</w:t>
+      </w:r>
       <w:r>
         <w:rPr>
           <w:lang w:val="pt_PT" w:bidi="pt_PT"/>
         </w:rPr>
         <w:t>,</w:t>
       </w:r>
-      <w:hyperlink r:id="rId88">
-        <w:r>
-          <w:rPr>
-            <w:lang w:val="pt_PT" w:bidi="pt_PT"/>
-          </w:rPr>
-          <w:rPr>
-            <w:color w:val="0000EE"/>
-            <w:u w:val="single"/>
-          </w:rPr>
-          <w:t>26</w:t>
-        </w:r>
-      </w:hyperlink>
+      <w:r>
+        <w:rPr>
+          <w:lang w:val="pt_PT" w:bidi="pt_PT"/>
+        </w:rPr>
+        <w:t>26</w:t>
+      </w:r>
       <w:r>
         <w:rPr>
           <w:lang w:val="pt_PT" w:bidi="pt_PT"/>
         </w:rPr>
         <w:t>,</w:t>
       </w:r>
-      <w:hyperlink r:id="rId89">
-        <w:r>
-          <w:rPr>
-            <w:lang w:val="pt_PT" w:bidi="pt_PT"/>
-          </w:rPr>
-          <w:rPr>
-            <w:color w:val="0000EE"/>
-            <w:u w:val="single"/>
-          </w:rPr>
-          <w:t>28</w:t>
-        </w:r>
-      </w:hyperlink>
+      <w:r>
+        <w:rPr>
+          <w:lang w:val="pt_PT" w:bidi="pt_PT"/>
+        </w:rPr>
+        <w:t>28</w:t>
+      </w:r>
       <w:r>
         <w:rPr>
           <w:lang w:val="pt_PT" w:bidi="pt_PT"/>
         </w:rPr>
         <w:t xml:space="preserve">; </w:t>
       </w:r>
-      <w:hyperlink r:id="rId90">
-        <w:r>
-          <w:rPr>
-            <w:lang w:val="pt_PT" w:bidi="pt_PT"/>
-          </w:rPr>
-          <w:rPr>
-            <w:color w:val="0000EE"/>
-            <w:u w:val="single"/>
-          </w:rPr>
-          <w:t>11.8</w:t>
-        </w:r>
-      </w:hyperlink>
+      <w:r>
+        <w:rPr>
+          <w:lang w:val="pt_PT" w:bidi="pt_PT"/>
+        </w:rPr>
+        <w:t>11.8</w:t>
+      </w:r>
       <w:r>
         <w:rPr>
           <w:lang w:val="pt_PT" w:bidi="pt_PT"/>
@@ -3377,54 +2741,36 @@
         </w:rPr>
         <w:t xml:space="preserve">Eles serão condenados (veja </w:t>
       </w:r>
-      <w:hyperlink r:id="rId91">
-        <w:r>
-          <w:rPr>
-            <w:lang w:val="pt_PT" w:bidi="pt_PT"/>
-          </w:rPr>
-          <w:rPr>
-            <w:color w:val="0000EE"/>
-            <w:u w:val="single"/>
-          </w:rPr>
-          <w:t>1.6–9</w:t>
-        </w:r>
-      </w:hyperlink>
+      <w:r>
+        <w:rPr>
+          <w:lang w:val="pt_PT" w:bidi="pt_PT"/>
+        </w:rPr>
+        <w:t>1.6–9</w:t>
+      </w:r>
       <w:r>
         <w:rPr>
           <w:lang w:val="pt_PT" w:bidi="pt_PT"/>
         </w:rPr>
         <w:t>) pela sentença judicial de Deus por não acreditarem na verdade (</w:t>
       </w:r>
-      <w:hyperlink r:id="rId92">
-        <w:r>
-          <w:rPr>
-            <w:lang w:val="pt_PT" w:bidi="pt_PT"/>
-          </w:rPr>
-          <w:rPr>
-            <w:color w:val="0000EE"/>
-            <w:u w:val="single"/>
-          </w:rPr>
-          <w:t>2.10</w:t>
-        </w:r>
-      </w:hyperlink>
+      <w:r>
+        <w:rPr>
+          <w:lang w:val="pt_PT" w:bidi="pt_PT"/>
+        </w:rPr>
+        <w:t>2.10</w:t>
+      </w:r>
       <w:r>
         <w:rPr>
           <w:lang w:val="pt_PT" w:bidi="pt_PT"/>
         </w:rPr>
         <w:t>), mas sim por acreditarem na mentira do homem da iniquidade (</w:t>
       </w:r>
-      <w:hyperlink r:id="rId93">
-        <w:r>
-          <w:rPr>
-            <w:lang w:val="pt_PT" w:bidi="pt_PT"/>
-          </w:rPr>
-          <w:rPr>
-            <w:color w:val="0000EE"/>
-            <w:u w:val="single"/>
-          </w:rPr>
-          <w:t>2.9–10</w:t>
-        </w:r>
-      </w:hyperlink>
+      <w:r>
+        <w:rPr>
+          <w:lang w:val="pt_PT" w:bidi="pt_PT"/>
+        </w:rPr>
+        <w:t>2.9–10</w:t>
+      </w:r>
       <w:r>
         <w:rPr>
           <w:lang w:val="pt_PT" w:bidi="pt_PT"/>
@@ -3479,144 +2825,96 @@
         </w:rPr>
         <w:t>Ele chamou você para a salvação: Deus chama seus escolhidos para si (</w:t>
       </w:r>
-      <w:hyperlink r:id="rId94">
-        <w:r>
-          <w:rPr>
-            <w:lang w:val="pt_PT" w:bidi="pt_PT"/>
-          </w:rPr>
-          <w:rPr>
-            <w:color w:val="0000EE"/>
-            <w:u w:val="single"/>
-          </w:rPr>
-          <w:t>1.11</w:t>
-        </w:r>
-      </w:hyperlink>
+      <w:r>
+        <w:rPr>
+          <w:lang w:val="pt_PT" w:bidi="pt_PT"/>
+        </w:rPr>
+        <w:t>1.11</w:t>
+      </w:r>
       <w:r>
         <w:rPr>
           <w:lang w:val="pt_PT" w:bidi="pt_PT"/>
         </w:rPr>
         <w:t xml:space="preserve">; </w:t>
       </w:r>
-      <w:hyperlink r:id="rId27">
-        <w:r>
-          <w:rPr>
-            <w:lang w:val="pt_PT" w:bidi="pt_PT"/>
-          </w:rPr>
-          <w:rPr>
-            <w:color w:val="0000EE"/>
-            <w:u w:val="single"/>
-          </w:rPr>
-          <w:t>1Ts 2.12</w:t>
-        </w:r>
-      </w:hyperlink>
+      <w:r>
+        <w:rPr>
+          <w:lang w:val="pt_PT" w:bidi="pt_PT"/>
+        </w:rPr>
+        <w:t>1Ts 2.12</w:t>
+      </w:r>
       <w:r>
         <w:rPr>
           <w:lang w:val="pt_PT" w:bidi="pt_PT"/>
         </w:rPr>
         <w:t xml:space="preserve">; </w:t>
       </w:r>
-      <w:hyperlink r:id="rId95">
-        <w:r>
-          <w:rPr>
-            <w:lang w:val="pt_PT" w:bidi="pt_PT"/>
-          </w:rPr>
-          <w:rPr>
-            <w:color w:val="0000EE"/>
-            <w:u w:val="single"/>
-          </w:rPr>
-          <w:t>4.7</w:t>
-        </w:r>
-      </w:hyperlink>
+      <w:r>
+        <w:rPr>
+          <w:lang w:val="pt_PT" w:bidi="pt_PT"/>
+        </w:rPr>
+        <w:t>4.7</w:t>
+      </w:r>
       <w:r>
         <w:rPr>
           <w:lang w:val="pt_PT" w:bidi="pt_PT"/>
         </w:rPr>
         <w:t xml:space="preserve">; </w:t>
       </w:r>
-      <w:hyperlink r:id="rId96">
-        <w:r>
-          <w:rPr>
-            <w:lang w:val="pt_PT" w:bidi="pt_PT"/>
-          </w:rPr>
-          <w:rPr>
-            <w:color w:val="0000EE"/>
-            <w:u w:val="single"/>
-          </w:rPr>
-          <w:t>5.24</w:t>
-        </w:r>
-      </w:hyperlink>
+      <w:r>
+        <w:rPr>
+          <w:lang w:val="pt_PT" w:bidi="pt_PT"/>
+        </w:rPr>
+        <w:t>5.24</w:t>
+      </w:r>
       <w:r>
         <w:rPr>
           <w:lang w:val="pt_PT" w:bidi="pt_PT"/>
         </w:rPr>
         <w:t>) através da pregação das boas-novas. • Aqueles que sofrem por causa de sua fé, em última análise, compartilharão da glória de nosso Senhor Jesus Cristo (</w:t>
       </w:r>
-      <w:hyperlink r:id="rId97">
-        <w:r>
-          <w:rPr>
-            <w:lang w:val="pt_PT" w:bidi="pt_PT"/>
-          </w:rPr>
-          <w:rPr>
-            <w:color w:val="0000EE"/>
-            <w:u w:val="single"/>
-          </w:rPr>
-          <w:t>Rm 5.2</w:t>
-        </w:r>
-      </w:hyperlink>
+      <w:r>
+        <w:rPr>
+          <w:lang w:val="pt_PT" w:bidi="pt_PT"/>
+        </w:rPr>
+        <w:t>Rm 5.2</w:t>
+      </w:r>
       <w:r>
         <w:rPr>
           <w:lang w:val="pt_PT" w:bidi="pt_PT"/>
         </w:rPr>
         <w:t xml:space="preserve">; </w:t>
       </w:r>
-      <w:hyperlink r:id="rId47">
-        <w:r>
-          <w:rPr>
-            <w:lang w:val="pt_PT" w:bidi="pt_PT"/>
-          </w:rPr>
-          <w:rPr>
-            <w:color w:val="0000EE"/>
-            <w:u w:val="single"/>
-          </w:rPr>
-          <w:t>8.17–18</w:t>
-        </w:r>
-      </w:hyperlink>
+      <w:r>
+        <w:rPr>
+          <w:lang w:val="pt_PT" w:bidi="pt_PT"/>
+        </w:rPr>
+        <w:t>8.17–18</w:t>
+      </w:r>
       <w:r>
         <w:rPr>
           <w:lang w:val="pt_PT" w:bidi="pt_PT"/>
         </w:rPr>
         <w:t xml:space="preserve">; </w:t>
       </w:r>
-      <w:hyperlink r:id="rId98">
-        <w:r>
-          <w:rPr>
-            <w:lang w:val="pt_PT" w:bidi="pt_PT"/>
-          </w:rPr>
-          <w:rPr>
-            <w:color w:val="0000EE"/>
-            <w:u w:val="single"/>
-          </w:rPr>
-          <w:t>Cl 1.27</w:t>
-        </w:r>
-      </w:hyperlink>
+      <w:r>
+        <w:rPr>
+          <w:lang w:val="pt_PT" w:bidi="pt_PT"/>
+        </w:rPr>
+        <w:t>Cl 1.27</w:t>
+      </w:r>
       <w:r>
         <w:rPr>
           <w:lang w:val="pt_PT" w:bidi="pt_PT"/>
         </w:rPr>
         <w:t xml:space="preserve">; </w:t>
       </w:r>
-      <w:hyperlink r:id="rId27">
-        <w:r>
-          <w:rPr>
-            <w:lang w:val="pt_PT" w:bidi="pt_PT"/>
-          </w:rPr>
-          <w:rPr>
-            <w:color w:val="0000EE"/>
-            <w:u w:val="single"/>
-          </w:rPr>
-          <w:t>1Ts 2.12</w:t>
-        </w:r>
-      </w:hyperlink>
+      <w:r>
+        <w:rPr>
+          <w:lang w:val="pt_PT" w:bidi="pt_PT"/>
+        </w:rPr>
+        <w:t>1Ts 2.12</w:t>
+      </w:r>
       <w:r>
         <w:rPr>
           <w:lang w:val="pt_PT" w:bidi="pt_PT"/>
@@ -3671,144 +2969,96 @@
         </w:rPr>
         <w:t>Desde a fundação da igreja de Tessalônica, Paulo estava preocupado com a estabilidade da fé deles (</w:t>
       </w:r>
-      <w:hyperlink r:id="rId99">
-        <w:r>
-          <w:rPr>
-            <w:lang w:val="pt_PT" w:bidi="pt_PT"/>
-          </w:rPr>
-          <w:rPr>
-            <w:color w:val="0000EE"/>
-            <w:u w:val="single"/>
-          </w:rPr>
-          <w:t>1Ts 3.2</w:t>
-        </w:r>
-      </w:hyperlink>
+      <w:r>
+        <w:rPr>
+          <w:lang w:val="pt_PT" w:bidi="pt_PT"/>
+        </w:rPr>
+        <w:t>1Ts 3.2</w:t>
+      </w:r>
       <w:r>
         <w:rPr>
           <w:lang w:val="pt_PT" w:bidi="pt_PT"/>
         </w:rPr>
         <w:t>,</w:t>
       </w:r>
-      <w:hyperlink r:id="rId100">
-        <w:r>
-          <w:rPr>
-            <w:lang w:val="pt_PT" w:bidi="pt_PT"/>
-          </w:rPr>
-          <w:rPr>
-            <w:color w:val="0000EE"/>
-            <w:u w:val="single"/>
-          </w:rPr>
-          <w:t>5</w:t>
-        </w:r>
-      </w:hyperlink>
+      <w:r>
+        <w:rPr>
+          <w:lang w:val="pt_PT" w:bidi="pt_PT"/>
+        </w:rPr>
+        <w:t>5</w:t>
+      </w:r>
       <w:r>
         <w:rPr>
           <w:lang w:val="pt_PT" w:bidi="pt_PT"/>
         </w:rPr>
         <w:t>,</w:t>
       </w:r>
-      <w:hyperlink r:id="rId101">
-        <w:r>
-          <w:rPr>
-            <w:lang w:val="pt_PT" w:bidi="pt_PT"/>
-          </w:rPr>
-          <w:rPr>
-            <w:color w:val="0000EE"/>
-            <w:u w:val="single"/>
-          </w:rPr>
-          <w:t>8</w:t>
-        </w:r>
-      </w:hyperlink>
+      <w:r>
+        <w:rPr>
+          <w:lang w:val="pt_PT" w:bidi="pt_PT"/>
+        </w:rPr>
+        <w:t>8</w:t>
+      </w:r>
       <w:r>
         <w:rPr>
           <w:lang w:val="pt_PT" w:bidi="pt_PT"/>
         </w:rPr>
         <w:t xml:space="preserve">; </w:t>
       </w:r>
-      <w:hyperlink r:id="rId102">
-        <w:r>
-          <w:rPr>
-            <w:lang w:val="pt_PT" w:bidi="pt_PT"/>
-          </w:rPr>
-          <w:rPr>
-            <w:color w:val="0000EE"/>
-            <w:u w:val="single"/>
-          </w:rPr>
-          <w:t>4.1–2</w:t>
-        </w:r>
-      </w:hyperlink>
+      <w:r>
+        <w:rPr>
+          <w:lang w:val="pt_PT" w:bidi="pt_PT"/>
+        </w:rPr>
+        <w:t>4.1–2</w:t>
+      </w:r>
       <w:r>
         <w:rPr>
           <w:lang w:val="pt_PT" w:bidi="pt_PT"/>
         </w:rPr>
         <w:t>) e com a adesão deles ao seu ensino (</w:t>
       </w:r>
-      <w:hyperlink r:id="rId103">
-        <w:r>
-          <w:rPr>
-            <w:lang w:val="pt_PT" w:bidi="pt_PT"/>
-          </w:rPr>
-          <w:rPr>
-            <w:color w:val="0000EE"/>
-            <w:u w:val="single"/>
-          </w:rPr>
-          <w:t>2Ts 3.6</w:t>
-        </w:r>
-      </w:hyperlink>
+      <w:r>
+        <w:rPr>
+          <w:lang w:val="pt_PT" w:bidi="pt_PT"/>
+        </w:rPr>
+        <w:t>2Ts 3.6</w:t>
+      </w:r>
       <w:r>
         <w:rPr>
           <w:lang w:val="pt_PT" w:bidi="pt_PT"/>
         </w:rPr>
         <w:t xml:space="preserve">; </w:t>
       </w:r>
-      <w:hyperlink r:id="rId104">
-        <w:r>
-          <w:rPr>
-            <w:lang w:val="pt_PT" w:bidi="pt_PT"/>
-          </w:rPr>
-          <w:rPr>
-            <w:color w:val="0000EE"/>
-            <w:u w:val="single"/>
-          </w:rPr>
-          <w:t>1Co 11.2</w:t>
-        </w:r>
-      </w:hyperlink>
+      <w:r>
+        <w:rPr>
+          <w:lang w:val="pt_PT" w:bidi="pt_PT"/>
+        </w:rPr>
+        <w:t>1Co 11.2</w:t>
+      </w:r>
       <w:r>
         <w:rPr>
           <w:lang w:val="pt_PT" w:bidi="pt_PT"/>
         </w:rPr>
         <w:t xml:space="preserve">; </w:t>
       </w:r>
-      <w:hyperlink r:id="rId105">
-        <w:r>
-          <w:rPr>
-            <w:lang w:val="pt_PT" w:bidi="pt_PT"/>
-          </w:rPr>
-          <w:rPr>
-            <w:color w:val="0000EE"/>
-            <w:u w:val="single"/>
-          </w:rPr>
-          <w:t>15.3</w:t>
-        </w:r>
-      </w:hyperlink>
+      <w:r>
+        <w:rPr>
+          <w:lang w:val="pt_PT" w:bidi="pt_PT"/>
+        </w:rPr>
+        <w:t>15.3</w:t>
+      </w:r>
       <w:r>
         <w:rPr>
           <w:lang w:val="pt_PT" w:bidi="pt_PT"/>
         </w:rPr>
         <w:t xml:space="preserve">; veja </w:t>
       </w:r>
-      <w:hyperlink r:id="rId106">
-        <w:r>
-          <w:rPr>
-            <w:lang w:val="pt_PT" w:bidi="pt_PT"/>
-          </w:rPr>
-          <w:rPr>
-            <w:color w:val="0000EE"/>
-            <w:u w:val="single"/>
-          </w:rPr>
-          <w:t>Jd 1.3</w:t>
-        </w:r>
-      </w:hyperlink>
+      <w:r>
+        <w:rPr>
+          <w:lang w:val="pt_PT" w:bidi="pt_PT"/>
+        </w:rPr>
+        <w:t>Jd 1.3</w:t>
+      </w:r>
       <w:r>
         <w:rPr>
           <w:lang w:val="pt_PT" w:bidi="pt_PT"/>
@@ -3911,18 +3161,12 @@
         </w:rPr>
         <w:t>A oração de Paulo reflete o propósito da visita de Timóteo à igreja — fortalecer e encorajar os crentes de Tessalônica em sua fé (</w:t>
       </w:r>
-      <w:hyperlink r:id="rId99">
-        <w:r>
-          <w:rPr>
-            <w:lang w:val="pt_PT" w:bidi="pt_PT"/>
-          </w:rPr>
-          <w:rPr>
-            <w:color w:val="0000EE"/>
-            <w:u w:val="single"/>
-          </w:rPr>
-          <w:t>1Ts 3.2</w:t>
-        </w:r>
-      </w:hyperlink>
+      <w:r>
+        <w:rPr>
+          <w:lang w:val="pt_PT" w:bidi="pt_PT"/>
+        </w:rPr>
+        <w:t>1Ts 3.2</w:t>
+      </w:r>
       <w:r>
         <w:rPr>
           <w:lang w:val="pt_PT" w:bidi="pt_PT"/>
@@ -3968,54 +3212,36 @@
         </w:rPr>
         <w:t xml:space="preserve"> devido aos seus medos e dúvidas (</w:t>
       </w:r>
-      <w:hyperlink r:id="rId107">
-        <w:r>
-          <w:rPr>
-            <w:lang w:val="pt_PT" w:bidi="pt_PT"/>
-          </w:rPr>
-          <w:rPr>
-            <w:color w:val="0000EE"/>
-            <w:u w:val="single"/>
-          </w:rPr>
-          <w:t>2Ts 2.1–12</w:t>
-        </w:r>
-      </w:hyperlink>
+      <w:r>
+        <w:rPr>
+          <w:lang w:val="pt_PT" w:bidi="pt_PT"/>
+        </w:rPr>
+        <w:t>2Ts 2.1–12</w:t>
+      </w:r>
       <w:r>
         <w:rPr>
           <w:lang w:val="pt_PT" w:bidi="pt_PT"/>
         </w:rPr>
         <w:t xml:space="preserve">; </w:t>
       </w:r>
-      <w:hyperlink r:id="rId108">
-        <w:r>
-          <w:rPr>
-            <w:lang w:val="pt_PT" w:bidi="pt_PT"/>
-          </w:rPr>
-          <w:rPr>
-            <w:color w:val="0000EE"/>
-            <w:u w:val="single"/>
-          </w:rPr>
-          <w:t>1Ts 4.18</w:t>
-        </w:r>
-      </w:hyperlink>
+      <w:r>
+        <w:rPr>
+          <w:lang w:val="pt_PT" w:bidi="pt_PT"/>
+        </w:rPr>
+        <w:t>1Ts 4.18</w:t>
+      </w:r>
       <w:r>
         <w:rPr>
           <w:lang w:val="pt_PT" w:bidi="pt_PT"/>
         </w:rPr>
         <w:t xml:space="preserve">; </w:t>
       </w:r>
-      <w:hyperlink r:id="rId109">
-        <w:r>
-          <w:rPr>
-            <w:lang w:val="pt_PT" w:bidi="pt_PT"/>
-          </w:rPr>
-          <w:rPr>
-            <w:color w:val="0000EE"/>
-            <w:u w:val="single"/>
-          </w:rPr>
-          <w:t>5.11</w:t>
-        </w:r>
-      </w:hyperlink>
+      <w:r>
+        <w:rPr>
+          <w:lang w:val="pt_PT" w:bidi="pt_PT"/>
+        </w:rPr>
+        <w:t>5.11</w:t>
+      </w:r>
       <w:r>
         <w:rPr>
           <w:lang w:val="pt_PT" w:bidi="pt_PT"/>
@@ -4070,54 +3296,36 @@
         </w:rPr>
         <w:t xml:space="preserve">Orar: A oração para que o evangelho se espalhe rapidamente remete a </w:t>
       </w:r>
-      <w:hyperlink r:id="rId110">
-        <w:r>
-          <w:rPr>
-            <w:lang w:val="pt_PT" w:bidi="pt_PT"/>
-          </w:rPr>
-          <w:rPr>
-            <w:color w:val="0000EE"/>
-            <w:u w:val="single"/>
-          </w:rPr>
-          <w:t>Sl 147.15</w:t>
-        </w:r>
-      </w:hyperlink>
+      <w:r>
+        <w:rPr>
+          <w:lang w:val="pt_PT" w:bidi="pt_PT"/>
+        </w:rPr>
+        <w:t>Sl 147.15</w:t>
+      </w:r>
       <w:r>
         <w:rPr>
           <w:lang w:val="pt_PT" w:bidi="pt_PT"/>
         </w:rPr>
         <w:t xml:space="preserve">. Paulo funde a imagem com referência aos jogos (veja </w:t>
       </w:r>
-      <w:hyperlink r:id="rId111">
-        <w:r>
-          <w:rPr>
-            <w:lang w:val="pt_PT" w:bidi="pt_PT"/>
-          </w:rPr>
-          <w:rPr>
-            <w:color w:val="0000EE"/>
-            <w:u w:val="single"/>
-          </w:rPr>
-          <w:t>1Co 9.24–26</w:t>
-        </w:r>
-      </w:hyperlink>
+      <w:r>
+        <w:rPr>
+          <w:lang w:val="pt_PT" w:bidi="pt_PT"/>
+        </w:rPr>
+        <w:t>1Co 9.24–26</w:t>
+      </w:r>
       <w:r>
         <w:rPr>
           <w:lang w:val="pt_PT" w:bidi="pt_PT"/>
         </w:rPr>
         <w:t xml:space="preserve">; </w:t>
       </w:r>
-      <w:hyperlink r:id="rId112">
-        <w:r>
-          <w:rPr>
-            <w:lang w:val="pt_PT" w:bidi="pt_PT"/>
-          </w:rPr>
-          <w:rPr>
-            <w:color w:val="0000EE"/>
-            <w:u w:val="single"/>
-          </w:rPr>
-          <w:t>Gl 2.2</w:t>
-        </w:r>
-      </w:hyperlink>
+      <w:r>
+        <w:rPr>
+          <w:lang w:val="pt_PT" w:bidi="pt_PT"/>
+        </w:rPr>
+        <w:t>Gl 2.2</w:t>
+      </w:r>
       <w:r>
         <w:rPr>
           <w:lang w:val="pt_PT" w:bidi="pt_PT"/>
@@ -4172,54 +3380,36 @@
         </w:rPr>
         <w:t>Antes de abordar o tópico final da carta (</w:t>
       </w:r>
-      <w:hyperlink r:id="rId113">
-        <w:r>
-          <w:rPr>
-            <w:lang w:val="pt_PT" w:bidi="pt_PT"/>
-          </w:rPr>
-          <w:rPr>
-            <w:color w:val="0000EE"/>
-            <w:u w:val="single"/>
-          </w:rPr>
-          <w:t>3.6–15</w:t>
-        </w:r>
-      </w:hyperlink>
+      <w:r>
+        <w:rPr>
+          <w:lang w:val="pt_PT" w:bidi="pt_PT"/>
+        </w:rPr>
+        <w:t>3.6–15</w:t>
+      </w:r>
       <w:r>
         <w:rPr>
           <w:lang w:val="pt_PT" w:bidi="pt_PT"/>
         </w:rPr>
         <w:t>), Paulo pede oração (</w:t>
       </w:r>
-      <w:hyperlink r:id="rId114">
-        <w:r>
-          <w:rPr>
-            <w:lang w:val="pt_PT" w:bidi="pt_PT"/>
-          </w:rPr>
-          <w:rPr>
-            <w:color w:val="0000EE"/>
-            <w:u w:val="single"/>
-          </w:rPr>
-          <w:t>3.1–2</w:t>
-        </w:r>
-      </w:hyperlink>
+      <w:r>
+        <w:rPr>
+          <w:lang w:val="pt_PT" w:bidi="pt_PT"/>
+        </w:rPr>
+        <w:t>3.1–2</w:t>
+      </w:r>
       <w:r>
         <w:rPr>
           <w:lang w:val="pt_PT" w:bidi="pt_PT"/>
         </w:rPr>
         <w:t>) e assegura aos tessalonicenses a providência de Deus nas tribulações (</w:t>
       </w:r>
-      <w:hyperlink r:id="rId115">
-        <w:r>
-          <w:rPr>
-            <w:lang w:val="pt_PT" w:bidi="pt_PT"/>
-          </w:rPr>
-          <w:rPr>
-            <w:color w:val="0000EE"/>
-            <w:u w:val="single"/>
-          </w:rPr>
-          <w:t>3.3–5</w:t>
-        </w:r>
-      </w:hyperlink>
+      <w:r>
+        <w:rPr>
+          <w:lang w:val="pt_PT" w:bidi="pt_PT"/>
+        </w:rPr>
+        <w:t>3.3–5</w:t>
+      </w:r>
       <w:r>
         <w:rPr>
           <w:lang w:val="pt_PT" w:bidi="pt_PT"/>
@@ -4274,72 +3464,48 @@
         </w:rPr>
         <w:t>Paulo também sofreu pelas boas-novas (</w:t>
       </w:r>
-      <w:hyperlink r:id="rId116">
-        <w:r>
-          <w:rPr>
-            <w:lang w:val="pt_PT" w:bidi="pt_PT"/>
-          </w:rPr>
-          <w:rPr>
-            <w:color w:val="0000EE"/>
-            <w:u w:val="single"/>
-          </w:rPr>
-          <w:t>2Co 6.5</w:t>
-        </w:r>
-      </w:hyperlink>
+      <w:r>
+        <w:rPr>
+          <w:lang w:val="pt_PT" w:bidi="pt_PT"/>
+        </w:rPr>
+        <w:t>2Co 6.5</w:t>
+      </w:r>
       <w:r>
         <w:rPr>
           <w:lang w:val="pt_PT" w:bidi="pt_PT"/>
         </w:rPr>
         <w:t xml:space="preserve">; </w:t>
       </w:r>
-      <w:hyperlink r:id="rId117">
-        <w:r>
-          <w:rPr>
-            <w:lang w:val="pt_PT" w:bidi="pt_PT"/>
-          </w:rPr>
-          <w:rPr>
-            <w:color w:val="0000EE"/>
-            <w:u w:val="single"/>
-          </w:rPr>
-          <w:t>11.23–26</w:t>
-        </w:r>
-      </w:hyperlink>
+      <w:r>
+        <w:rPr>
+          <w:lang w:val="pt_PT" w:bidi="pt_PT"/>
+        </w:rPr>
+        <w:t>11.23–26</w:t>
+      </w:r>
       <w:r>
         <w:rPr>
           <w:lang w:val="pt_PT" w:bidi="pt_PT"/>
         </w:rPr>
         <w:t xml:space="preserve">; </w:t>
       </w:r>
-      <w:hyperlink r:id="rId118">
-        <w:r>
-          <w:rPr>
-            <w:lang w:val="pt_PT" w:bidi="pt_PT"/>
-          </w:rPr>
-          <w:rPr>
-            <w:color w:val="0000EE"/>
-            <w:u w:val="single"/>
-          </w:rPr>
-          <w:t>1Ts 2.2</w:t>
-        </w:r>
-      </w:hyperlink>
+      <w:r>
+        <w:rPr>
+          <w:lang w:val="pt_PT" w:bidi="pt_PT"/>
+        </w:rPr>
+        <w:t>1Ts 2.2</w:t>
+      </w:r>
       <w:r>
         <w:rPr>
           <w:lang w:val="pt_PT" w:bidi="pt_PT"/>
         </w:rPr>
         <w:t xml:space="preserve">). Sua oração para ser resgatado ecoa </w:t>
       </w:r>
-      <w:hyperlink r:id="rId119">
-        <w:r>
-          <w:rPr>
-            <w:lang w:val="pt_PT" w:bidi="pt_PT"/>
-          </w:rPr>
-          <w:rPr>
-            <w:color w:val="0000EE"/>
-            <w:u w:val="single"/>
-          </w:rPr>
-          <w:t>Is 25.4</w:t>
-        </w:r>
-      </w:hyperlink>
+      <w:r>
+        <w:rPr>
+          <w:lang w:val="pt_PT" w:bidi="pt_PT"/>
+        </w:rPr>
+        <w:t>Is 25.4</w:t>
+      </w:r>
       <w:r>
         <w:rPr>
           <w:lang w:val="pt_PT" w:bidi="pt_PT"/>
@@ -4407,72 +3573,48 @@
         </w:rPr>
         <w:t xml:space="preserve">; veja </w:t>
       </w:r>
-      <w:hyperlink r:id="rId75">
-        <w:r>
-          <w:rPr>
-            <w:lang w:val="pt_PT" w:bidi="pt_PT"/>
-          </w:rPr>
-          <w:rPr>
-            <w:color w:val="0000EE"/>
-            <w:u w:val="single"/>
-          </w:rPr>
-          <w:t>2.9</w:t>
-        </w:r>
-      </w:hyperlink>
+      <w:r>
+        <w:rPr>
+          <w:lang w:val="pt_PT" w:bidi="pt_PT"/>
+        </w:rPr>
+        <w:t>2.9</w:t>
+      </w:r>
       <w:r>
         <w:rPr>
           <w:lang w:val="pt_PT" w:bidi="pt_PT"/>
         </w:rPr>
         <w:t xml:space="preserve">; cp. </w:t>
       </w:r>
-      <w:hyperlink r:id="rId120">
-        <w:r>
-          <w:rPr>
-            <w:lang w:val="pt_PT" w:bidi="pt_PT"/>
-          </w:rPr>
-          <w:rPr>
-            <w:color w:val="0000EE"/>
-            <w:u w:val="single"/>
-          </w:rPr>
-          <w:t>1.4–6</w:t>
-        </w:r>
-      </w:hyperlink>
+      <w:r>
+        <w:rPr>
+          <w:lang w:val="pt_PT" w:bidi="pt_PT"/>
+        </w:rPr>
+        <w:t>1.4–6</w:t>
+      </w:r>
       <w:r>
         <w:rPr>
           <w:lang w:val="pt_PT" w:bidi="pt_PT"/>
         </w:rPr>
         <w:t xml:space="preserve">; </w:t>
       </w:r>
-      <w:hyperlink r:id="rId22">
-        <w:r>
-          <w:rPr>
-            <w:lang w:val="pt_PT" w:bidi="pt_PT"/>
-          </w:rPr>
-          <w:rPr>
-            <w:color w:val="0000EE"/>
-            <w:u w:val="single"/>
-          </w:rPr>
-          <w:t>1Ts 1.6</w:t>
-        </w:r>
-      </w:hyperlink>
+      <w:r>
+        <w:rPr>
+          <w:lang w:val="pt_PT" w:bidi="pt_PT"/>
+        </w:rPr>
+        <w:t>1Ts 1.6</w:t>
+      </w:r>
       <w:r>
         <w:rPr>
           <w:lang w:val="pt_PT" w:bidi="pt_PT"/>
         </w:rPr>
         <w:t xml:space="preserve">; </w:t>
       </w:r>
-      <w:hyperlink r:id="rId23">
-        <w:r>
-          <w:rPr>
-            <w:lang w:val="pt_PT" w:bidi="pt_PT"/>
-          </w:rPr>
-          <w:rPr>
-            <w:color w:val="0000EE"/>
-            <w:u w:val="single"/>
-          </w:rPr>
-          <w:t>2.14</w:t>
-        </w:r>
-      </w:hyperlink>
+      <w:r>
+        <w:rPr>
+          <w:lang w:val="pt_PT" w:bidi="pt_PT"/>
+        </w:rPr>
+        <w:t>2.14</w:t>
+      </w:r>
       <w:r>
         <w:rPr>
           <w:lang w:val="pt_PT" w:bidi="pt_PT"/>
@@ -4540,36 +3682,24 @@
         </w:rPr>
         <w:t>) seus corações reflete uma expressão do Antigo Testamento (</w:t>
       </w:r>
-      <w:hyperlink r:id="rId121">
-        <w:r>
-          <w:rPr>
-            <w:lang w:val="pt_PT" w:bidi="pt_PT"/>
-          </w:rPr>
-          <w:rPr>
-            <w:color w:val="0000EE"/>
-            <w:u w:val="single"/>
-          </w:rPr>
-          <w:t>1Cr 29.18</w:t>
-        </w:r>
-      </w:hyperlink>
+      <w:r>
+        <w:rPr>
+          <w:lang w:val="pt_PT" w:bidi="pt_PT"/>
+        </w:rPr>
+        <w:t>1Cr 29.18</w:t>
+      </w:r>
       <w:r>
         <w:rPr>
           <w:lang w:val="pt_PT" w:bidi="pt_PT"/>
         </w:rPr>
         <w:t xml:space="preserve">; </w:t>
       </w:r>
-      <w:hyperlink r:id="rId122">
-        <w:r>
-          <w:rPr>
-            <w:lang w:val="pt_PT" w:bidi="pt_PT"/>
-          </w:rPr>
-          <w:rPr>
-            <w:color w:val="0000EE"/>
-            <w:u w:val="single"/>
-          </w:rPr>
-          <w:t>Pv 23.19</w:t>
-        </w:r>
-      </w:hyperlink>
+      <w:r>
+        <w:rPr>
+          <w:lang w:val="pt_PT" w:bidi="pt_PT"/>
+        </w:rPr>
+        <w:t>Pv 23.19</w:t>
+      </w:r>
       <w:r>
         <w:rPr>
           <w:lang w:val="pt_PT" w:bidi="pt_PT"/>
@@ -4624,162 +3754,108 @@
         </w:rPr>
         <w:t>A ordem de Paulo é dada pela autoridade do Senhor Jesus Cristo (</w:t>
       </w:r>
-      <w:hyperlink r:id="rId123">
-        <w:r>
-          <w:rPr>
-            <w:lang w:val="pt_PT" w:bidi="pt_PT"/>
-          </w:rPr>
-          <w:rPr>
-            <w:color w:val="0000EE"/>
-            <w:u w:val="single"/>
-          </w:rPr>
-          <w:t>1Ts 4.2</w:t>
-        </w:r>
-      </w:hyperlink>
+      <w:r>
+        <w:rPr>
+          <w:lang w:val="pt_PT" w:bidi="pt_PT"/>
+        </w:rPr>
+        <w:t>1Ts 4.2</w:t>
+      </w:r>
       <w:r>
         <w:rPr>
           <w:lang w:val="pt_PT" w:bidi="pt_PT"/>
         </w:rPr>
         <w:t xml:space="preserve">). • Os membros da igreja devem evitar cristãos que vivem vidas ociosas (veja </w:t>
       </w:r>
-      <w:hyperlink r:id="rId124">
-        <w:r>
-          <w:rPr>
-            <w:lang w:val="pt_PT" w:bidi="pt_PT"/>
-          </w:rPr>
-          <w:rPr>
-            <w:color w:val="0000EE"/>
-            <w:u w:val="single"/>
-          </w:rPr>
-          <w:t>2Ts 3.7</w:t>
-        </w:r>
-      </w:hyperlink>
+      <w:r>
+        <w:rPr>
+          <w:lang w:val="pt_PT" w:bidi="pt_PT"/>
+        </w:rPr>
+        <w:t>2Ts 3.7</w:t>
+      </w:r>
       <w:r>
         <w:rPr>
           <w:lang w:val="pt_PT" w:bidi="pt_PT"/>
         </w:rPr>
         <w:t>,</w:t>
       </w:r>
-      <w:hyperlink r:id="rId125">
-        <w:r>
-          <w:rPr>
-            <w:lang w:val="pt_PT" w:bidi="pt_PT"/>
-          </w:rPr>
-          <w:rPr>
-            <w:color w:val="0000EE"/>
-            <w:u w:val="single"/>
-          </w:rPr>
-          <w:t>11–13</w:t>
-        </w:r>
-      </w:hyperlink>
+      <w:r>
+        <w:rPr>
+          <w:lang w:val="pt_PT" w:bidi="pt_PT"/>
+        </w:rPr>
+        <w:t>11–13</w:t>
+      </w:r>
       <w:r>
         <w:rPr>
           <w:lang w:val="pt_PT" w:bidi="pt_PT"/>
         </w:rPr>
         <w:t xml:space="preserve">; </w:t>
       </w:r>
-      <w:hyperlink r:id="rId126">
-        <w:r>
-          <w:rPr>
-            <w:lang w:val="pt_PT" w:bidi="pt_PT"/>
-          </w:rPr>
-          <w:rPr>
-            <w:color w:val="0000EE"/>
-            <w:u w:val="single"/>
-          </w:rPr>
-          <w:t>1Ts 5.14</w:t>
-        </w:r>
-      </w:hyperlink>
+      <w:r>
+        <w:rPr>
+          <w:lang w:val="pt_PT" w:bidi="pt_PT"/>
+        </w:rPr>
+        <w:t>1Ts 5.14</w:t>
+      </w:r>
       <w:r>
         <w:rPr>
           <w:lang w:val="pt_PT" w:bidi="pt_PT"/>
         </w:rPr>
         <w:t>). Manter-se afastado dos preguiçosos causaria uma forte impressão neles (</w:t>
       </w:r>
-      <w:hyperlink r:id="rId127">
-        <w:r>
-          <w:rPr>
-            <w:lang w:val="pt_PT" w:bidi="pt_PT"/>
-          </w:rPr>
-          <w:rPr>
-            <w:color w:val="0000EE"/>
-            <w:u w:val="single"/>
-          </w:rPr>
-          <w:t>Mt 18.17</w:t>
-        </w:r>
-      </w:hyperlink>
+      <w:r>
+        <w:rPr>
+          <w:lang w:val="pt_PT" w:bidi="pt_PT"/>
+        </w:rPr>
+        <w:t>Mt 18.17</w:t>
+      </w:r>
       <w:r>
         <w:rPr>
           <w:lang w:val="pt_PT" w:bidi="pt_PT"/>
         </w:rPr>
         <w:t xml:space="preserve">; </w:t>
       </w:r>
-      <w:hyperlink r:id="rId128">
-        <w:r>
-          <w:rPr>
-            <w:lang w:val="pt_PT" w:bidi="pt_PT"/>
-          </w:rPr>
-          <w:rPr>
-            <w:color w:val="0000EE"/>
-            <w:u w:val="single"/>
-          </w:rPr>
-          <w:t>Rm 16.17</w:t>
-        </w:r>
-      </w:hyperlink>
+      <w:r>
+        <w:rPr>
+          <w:lang w:val="pt_PT" w:bidi="pt_PT"/>
+        </w:rPr>
+        <w:t>Rm 16.17</w:t>
+      </w:r>
       <w:r>
         <w:rPr>
           <w:lang w:val="pt_PT" w:bidi="pt_PT"/>
         </w:rPr>
         <w:t xml:space="preserve">; </w:t>
       </w:r>
-      <w:hyperlink r:id="rId129">
-        <w:r>
-          <w:rPr>
-            <w:lang w:val="pt_PT" w:bidi="pt_PT"/>
-          </w:rPr>
-          <w:rPr>
-            <w:color w:val="0000EE"/>
-            <w:u w:val="single"/>
-          </w:rPr>
-          <w:t>1Co 5.9–13</w:t>
-        </w:r>
-      </w:hyperlink>
+      <w:r>
+        <w:rPr>
+          <w:lang w:val="pt_PT" w:bidi="pt_PT"/>
+        </w:rPr>
+        <w:t>1Co 5.9–13</w:t>
+      </w:r>
       <w:r>
         <w:rPr>
           <w:lang w:val="pt_PT" w:bidi="pt_PT"/>
         </w:rPr>
         <w:t>), promovendo vergonha (</w:t>
       </w:r>
-      <w:hyperlink r:id="rId130">
-        <w:r>
-          <w:rPr>
-            <w:lang w:val="pt_PT" w:bidi="pt_PT"/>
-          </w:rPr>
-          <w:rPr>
-            <w:color w:val="0000EE"/>
-            <w:u w:val="single"/>
-          </w:rPr>
-          <w:t>2Ts 3.14</w:t>
-        </w:r>
-      </w:hyperlink>
+      <w:r>
+        <w:rPr>
+          <w:lang w:val="pt_PT" w:bidi="pt_PT"/>
+        </w:rPr>
+        <w:t>2Ts 3.14</w:t>
+      </w:r>
       <w:r>
         <w:rPr>
           <w:lang w:val="pt_PT" w:bidi="pt_PT"/>
         </w:rPr>
         <w:t>) e arrependimento, mas sem chegar à excomunhão (</w:t>
       </w:r>
-      <w:hyperlink r:id="rId131">
-        <w:r>
-          <w:rPr>
-            <w:lang w:val="pt_PT" w:bidi="pt_PT"/>
-          </w:rPr>
-          <w:rPr>
-            <w:color w:val="0000EE"/>
-            <w:u w:val="single"/>
-          </w:rPr>
-          <w:t>3.15</w:t>
-        </w:r>
-      </w:hyperlink>
+      <w:r>
+        <w:rPr>
+          <w:lang w:val="pt_PT" w:bidi="pt_PT"/>
+        </w:rPr>
+        <w:t>3.15</w:t>
+      </w:r>
       <w:r>
         <w:rPr>
           <w:lang w:val="pt_PT" w:bidi="pt_PT"/>
@@ -4834,36 +3910,24 @@
         </w:rPr>
         <w:t>Em sua carta anterior, Paulo havia abordado o problema dos membros preguiçosos da igreja que se recusavam a trabalhar (</w:t>
       </w:r>
-      <w:hyperlink r:id="rId132">
-        <w:r>
-          <w:rPr>
-            <w:lang w:val="pt_PT" w:bidi="pt_PT"/>
-          </w:rPr>
-          <w:rPr>
-            <w:color w:val="0000EE"/>
-            <w:u w:val="single"/>
-          </w:rPr>
-          <w:t>1Ts 4.11–12</w:t>
-        </w:r>
-      </w:hyperlink>
+      <w:r>
+        <w:rPr>
+          <w:lang w:val="pt_PT" w:bidi="pt_PT"/>
+        </w:rPr>
+        <w:t>1Ts 4.11–12</w:t>
+      </w:r>
       <w:r>
         <w:rPr>
           <w:lang w:val="pt_PT" w:bidi="pt_PT"/>
         </w:rPr>
         <w:t xml:space="preserve">; </w:t>
       </w:r>
-      <w:hyperlink r:id="rId126">
-        <w:r>
-          <w:rPr>
-            <w:lang w:val="pt_PT" w:bidi="pt_PT"/>
-          </w:rPr>
-          <w:rPr>
-            <w:color w:val="0000EE"/>
-            <w:u w:val="single"/>
-          </w:rPr>
-          <w:t>5.14</w:t>
-        </w:r>
-      </w:hyperlink>
+      <w:r>
+        <w:rPr>
+          <w:lang w:val="pt_PT" w:bidi="pt_PT"/>
+        </w:rPr>
+        <w:t>5.14</w:t>
+      </w:r>
       <w:r>
         <w:rPr>
           <w:lang w:val="pt_PT" w:bidi="pt_PT"/>
@@ -4918,36 +3982,24 @@
         </w:rPr>
         <w:t>Ensinar pelo exemplo era altamente valorizado no mundo antigo. O próprio Paulo deu um exemplo ao trabalhar para seu próprio sustento (</w:t>
       </w:r>
-      <w:hyperlink r:id="rId133">
-        <w:r>
-          <w:rPr>
-            <w:lang w:val="pt_PT" w:bidi="pt_PT"/>
-          </w:rPr>
-          <w:rPr>
-            <w:color w:val="0000EE"/>
-            <w:u w:val="single"/>
-          </w:rPr>
-          <w:t>3.8</w:t>
-        </w:r>
-      </w:hyperlink>
+      <w:r>
+        <w:rPr>
+          <w:lang w:val="pt_PT" w:bidi="pt_PT"/>
+        </w:rPr>
+        <w:t>3.8</w:t>
+      </w:r>
       <w:r>
         <w:rPr>
           <w:lang w:val="pt_PT" w:bidi="pt_PT"/>
         </w:rPr>
         <w:t xml:space="preserve">; </w:t>
       </w:r>
-      <w:hyperlink r:id="rId134">
-        <w:r>
-          <w:rPr>
-            <w:lang w:val="pt_PT" w:bidi="pt_PT"/>
-          </w:rPr>
-          <w:rPr>
-            <w:color w:val="0000EE"/>
-            <w:u w:val="single"/>
-          </w:rPr>
-          <w:t>1Ts 2.9</w:t>
-        </w:r>
-      </w:hyperlink>
+      <w:r>
+        <w:rPr>
+          <w:lang w:val="pt_PT" w:bidi="pt_PT"/>
+        </w:rPr>
+        <w:t>1Ts 2.9</w:t>
+      </w:r>
       <w:r>
         <w:rPr>
           <w:lang w:val="pt_PT" w:bidi="pt_PT"/>
@@ -5002,108 +4054,72 @@
         </w:rPr>
         <w:t>sem pagar por isso: Embora Paulo ensinasse que os trabalhadores na igreja cristã poderiam receber pagamento por seu trabalho (</w:t>
       </w:r>
-      <w:hyperlink r:id="rId135">
-        <w:r>
-          <w:rPr>
-            <w:lang w:val="pt_PT" w:bidi="pt_PT"/>
-          </w:rPr>
-          <w:rPr>
-            <w:color w:val="0000EE"/>
-            <w:u w:val="single"/>
-          </w:rPr>
-          <w:t>3.9</w:t>
-        </w:r>
-      </w:hyperlink>
+      <w:r>
+        <w:rPr>
+          <w:lang w:val="pt_PT" w:bidi="pt_PT"/>
+        </w:rPr>
+        <w:t>3.9</w:t>
+      </w:r>
       <w:r>
         <w:rPr>
           <w:lang w:val="pt_PT" w:bidi="pt_PT"/>
         </w:rPr>
         <w:t xml:space="preserve">; veja </w:t>
       </w:r>
-      <w:hyperlink r:id="rId136">
-        <w:r>
-          <w:rPr>
-            <w:lang w:val="pt_PT" w:bidi="pt_PT"/>
-          </w:rPr>
-          <w:rPr>
-            <w:color w:val="0000EE"/>
-            <w:u w:val="single"/>
-          </w:rPr>
-          <w:t>Mt 10.10</w:t>
-        </w:r>
-      </w:hyperlink>
+      <w:r>
+        <w:rPr>
+          <w:lang w:val="pt_PT" w:bidi="pt_PT"/>
+        </w:rPr>
+        <w:t>Mt 10.10</w:t>
+      </w:r>
       <w:r>
         <w:rPr>
           <w:lang w:val="pt_PT" w:bidi="pt_PT"/>
         </w:rPr>
         <w:t xml:space="preserve">; </w:t>
       </w:r>
-      <w:hyperlink r:id="rId137">
-        <w:r>
-          <w:rPr>
-            <w:lang w:val="pt_PT" w:bidi="pt_PT"/>
-          </w:rPr>
-          <w:rPr>
-            <w:color w:val="0000EE"/>
-            <w:u w:val="single"/>
-          </w:rPr>
-          <w:t>1Co 9.7–14</w:t>
-        </w:r>
-      </w:hyperlink>
+      <w:r>
+        <w:rPr>
+          <w:lang w:val="pt_PT" w:bidi="pt_PT"/>
+        </w:rPr>
+        <w:t>1Co 9.7–14</w:t>
+      </w:r>
       <w:r>
         <w:rPr>
           <w:lang w:val="pt_PT" w:bidi="pt_PT"/>
         </w:rPr>
         <w:t xml:space="preserve">; </w:t>
       </w:r>
-      <w:hyperlink r:id="rId138">
-        <w:r>
-          <w:rPr>
-            <w:lang w:val="pt_PT" w:bidi="pt_PT"/>
-          </w:rPr>
-          <w:rPr>
-            <w:color w:val="0000EE"/>
-            <w:u w:val="single"/>
-          </w:rPr>
-          <w:t>1Tm 5.17–18</w:t>
-        </w:r>
-      </w:hyperlink>
+      <w:r>
+        <w:rPr>
+          <w:lang w:val="pt_PT" w:bidi="pt_PT"/>
+        </w:rPr>
+        <w:t>1Tm 5.17–18</w:t>
+      </w:r>
       <w:r>
         <w:rPr>
           <w:lang w:val="pt_PT" w:bidi="pt_PT"/>
         </w:rPr>
         <w:t>), ele não aproveitou esse privilégio (</w:t>
       </w:r>
-      <w:hyperlink r:id="rId134">
-        <w:r>
-          <w:rPr>
-            <w:lang w:val="pt_PT" w:bidi="pt_PT"/>
-          </w:rPr>
-          <w:rPr>
-            <w:color w:val="0000EE"/>
-            <w:u w:val="single"/>
-          </w:rPr>
-          <w:t>1Ts 2.9</w:t>
-        </w:r>
-      </w:hyperlink>
+      <w:r>
+        <w:rPr>
+          <w:lang w:val="pt_PT" w:bidi="pt_PT"/>
+        </w:rPr>
+        <w:t>1Ts 2.9</w:t>
+      </w:r>
       <w:r>
         <w:rPr>
           <w:lang w:val="pt_PT" w:bidi="pt_PT"/>
         </w:rPr>
         <w:t xml:space="preserve">; </w:t>
       </w:r>
-      <w:hyperlink r:id="rId139">
-        <w:r>
-          <w:rPr>
-            <w:lang w:val="pt_PT" w:bidi="pt_PT"/>
-          </w:rPr>
-          <w:rPr>
-            <w:color w:val="0000EE"/>
-            <w:u w:val="single"/>
-          </w:rPr>
-          <w:t>2Ts 3.6–10</w:t>
-        </w:r>
-      </w:hyperlink>
+      <w:r>
+        <w:rPr>
+          <w:lang w:val="pt_PT" w:bidi="pt_PT"/>
+        </w:rPr>
+        <w:t>2Ts 3.6–10</w:t>
+      </w:r>
       <w:r>
         <w:rPr>
           <w:lang w:val="pt_PT" w:bidi="pt_PT"/>
@@ -5158,18 +4174,12 @@
         </w:rPr>
         <w:t>Paulo havia se distanciado de outros na cultura que eram motivados por fama e dinheiro (</w:t>
       </w:r>
-      <w:hyperlink r:id="rId140">
-        <w:r>
-          <w:rPr>
-            <w:lang w:val="pt_PT" w:bidi="pt_PT"/>
-          </w:rPr>
-          <w:rPr>
-            <w:color w:val="0000EE"/>
-            <w:u w:val="single"/>
-          </w:rPr>
-          <w:t>1Ts 2.5</w:t>
-        </w:r>
-      </w:hyperlink>
+      <w:r>
+        <w:rPr>
+          <w:lang w:val="pt_PT" w:bidi="pt_PT"/>
+        </w:rPr>
+        <w:t>1Ts 2.5</w:t>
+      </w:r>
       <w:r>
         <w:rPr>
           <w:lang w:val="pt_PT" w:bidi="pt_PT"/>
@@ -5224,54 +4234,36 @@
         </w:rPr>
         <w:t xml:space="preserve">O trabalho é a maneira apropriada de ganhar a vida (veja </w:t>
       </w:r>
-      <w:hyperlink r:id="rId141">
-        <w:r>
-          <w:rPr>
-            <w:lang w:val="pt_PT" w:bidi="pt_PT"/>
-          </w:rPr>
-          <w:rPr>
-            <w:color w:val="0000EE"/>
-            <w:u w:val="single"/>
-          </w:rPr>
-          <w:t>Gn 3.17–19</w:t>
-        </w:r>
-      </w:hyperlink>
+      <w:r>
+        <w:rPr>
+          <w:lang w:val="pt_PT" w:bidi="pt_PT"/>
+        </w:rPr>
+        <w:t>Gn 3.17–19</w:t>
+      </w:r>
       <w:r>
         <w:rPr>
           <w:lang w:val="pt_PT" w:bidi="pt_PT"/>
         </w:rPr>
         <w:t xml:space="preserve">; </w:t>
       </w:r>
-      <w:hyperlink r:id="rId142">
-        <w:r>
-          <w:rPr>
-            <w:lang w:val="pt_PT" w:bidi="pt_PT"/>
-          </w:rPr>
-          <w:rPr>
-            <w:color w:val="0000EE"/>
-            <w:u w:val="single"/>
-          </w:rPr>
-          <w:t>Sl 128.2</w:t>
-        </w:r>
-      </w:hyperlink>
+      <w:r>
+        <w:rPr>
+          <w:lang w:val="pt_PT" w:bidi="pt_PT"/>
+        </w:rPr>
+        <w:t>Sl 128.2</w:t>
+      </w:r>
       <w:r>
         <w:rPr>
           <w:lang w:val="pt_PT" w:bidi="pt_PT"/>
         </w:rPr>
         <w:t xml:space="preserve">; </w:t>
       </w:r>
-      <w:hyperlink r:id="rId143">
-        <w:r>
-          <w:rPr>
-            <w:lang w:val="pt_PT" w:bidi="pt_PT"/>
-          </w:rPr>
-          <w:rPr>
-            <w:color w:val="0000EE"/>
-            <w:u w:val="single"/>
-          </w:rPr>
-          <w:t>Pv 10.4</w:t>
-        </w:r>
-      </w:hyperlink>
+      <w:r>
+        <w:rPr>
+          <w:lang w:val="pt_PT" w:bidi="pt_PT"/>
+        </w:rPr>
+        <w:t>Pv 10.4</w:t>
+      </w:r>
       <w:r>
         <w:rPr>
           <w:lang w:val="pt_PT" w:bidi="pt_PT"/>
@@ -5326,54 +4318,36 @@
         </w:rPr>
         <w:t xml:space="preserve">Paulo destaca a força da ordem ao apelar para a autoridade do Senhor Jesus (como em </w:t>
       </w:r>
-      <w:hyperlink r:id="rId103">
-        <w:r>
-          <w:rPr>
-            <w:lang w:val="pt_PT" w:bidi="pt_PT"/>
-          </w:rPr>
-          <w:rPr>
-            <w:color w:val="0000EE"/>
-            <w:u w:val="single"/>
-          </w:rPr>
-          <w:t>3.6</w:t>
-        </w:r>
-      </w:hyperlink>
+      <w:r>
+        <w:rPr>
+          <w:lang w:val="pt_PT" w:bidi="pt_PT"/>
+        </w:rPr>
+        <w:t>3.6</w:t>
+      </w:r>
       <w:r>
         <w:rPr>
           <w:lang w:val="pt_PT" w:bidi="pt_PT"/>
         </w:rPr>
         <w:t xml:space="preserve">; </w:t>
       </w:r>
-      <w:hyperlink r:id="rId102">
-        <w:r>
-          <w:rPr>
-            <w:lang w:val="pt_PT" w:bidi="pt_PT"/>
-          </w:rPr>
-          <w:rPr>
-            <w:color w:val="0000EE"/>
-            <w:u w:val="single"/>
-          </w:rPr>
-          <w:t>1Ts 4.1–2</w:t>
-        </w:r>
-      </w:hyperlink>
+      <w:r>
+        <w:rPr>
+          <w:lang w:val="pt_PT" w:bidi="pt_PT"/>
+        </w:rPr>
+        <w:t>1Ts 4.1–2</w:t>
+      </w:r>
       <w:r>
         <w:rPr>
           <w:lang w:val="pt_PT" w:bidi="pt_PT"/>
         </w:rPr>
         <w:t xml:space="preserve">). • acalmem-se: ou seja, levem uma vida tranquila em vez de se envolverem em atividades intrometidas (veja </w:t>
       </w:r>
-      <w:hyperlink r:id="rId144">
-        <w:r>
-          <w:rPr>
-            <w:lang w:val="pt_PT" w:bidi="pt_PT"/>
-          </w:rPr>
-          <w:rPr>
-            <w:color w:val="0000EE"/>
-            <w:u w:val="single"/>
-          </w:rPr>
-          <w:t>1Ts 4.11</w:t>
-        </w:r>
-      </w:hyperlink>
+      <w:r>
+        <w:rPr>
+          <w:lang w:val="pt_PT" w:bidi="pt_PT"/>
+        </w:rPr>
+        <w:t>1Ts 4.11</w:t>
+      </w:r>
       <w:r>
         <w:rPr>
           <w:lang w:val="pt_PT" w:bidi="pt_PT"/>
@@ -5428,54 +4402,36 @@
         </w:rPr>
         <w:t xml:space="preserve">fazendo o bem: Os tessalonicenses foram exortados a ajudar aqueles que estão em verdadeira necessidade (veja </w:t>
       </w:r>
-      <w:hyperlink r:id="rId145">
-        <w:r>
-          <w:rPr>
-            <w:lang w:val="pt_PT" w:bidi="pt_PT"/>
-          </w:rPr>
-          <w:rPr>
-            <w:color w:val="0000EE"/>
-            <w:u w:val="single"/>
-          </w:rPr>
-          <w:t>Gl 6.9–10</w:t>
-        </w:r>
-      </w:hyperlink>
+      <w:r>
+        <w:rPr>
+          <w:lang w:val="pt_PT" w:bidi="pt_PT"/>
+        </w:rPr>
+        <w:t>Gl 6.9–10</w:t>
+      </w:r>
       <w:r>
         <w:rPr>
           <w:lang w:val="pt_PT" w:bidi="pt_PT"/>
         </w:rPr>
         <w:t>), em contraste com aqueles que são preguiçosos e dependentes (</w:t>
       </w:r>
-      <w:hyperlink r:id="rId146">
-        <w:r>
-          <w:rPr>
-            <w:lang w:val="pt_PT" w:bidi="pt_PT"/>
-          </w:rPr>
-          <w:rPr>
-            <w:color w:val="0000EE"/>
-            <w:u w:val="single"/>
-          </w:rPr>
-          <w:t>2Ts 3.7–8</w:t>
-        </w:r>
-      </w:hyperlink>
+      <w:r>
+        <w:rPr>
+          <w:lang w:val="pt_PT" w:bidi="pt_PT"/>
+        </w:rPr>
+        <w:t>2Ts 3.7–8</w:t>
+      </w:r>
       <w:r>
         <w:rPr>
           <w:lang w:val="pt_PT" w:bidi="pt_PT"/>
         </w:rPr>
         <w:t>,</w:t>
       </w:r>
-      <w:hyperlink r:id="rId147">
-        <w:r>
-          <w:rPr>
-            <w:lang w:val="pt_PT" w:bidi="pt_PT"/>
-          </w:rPr>
-          <w:rPr>
-            <w:color w:val="0000EE"/>
-            <w:u w:val="single"/>
-          </w:rPr>
-          <w:t>10</w:t>
-        </w:r>
-      </w:hyperlink>
+      <w:r>
+        <w:rPr>
+          <w:lang w:val="pt_PT" w:bidi="pt_PT"/>
+        </w:rPr>
+        <w:t>10</w:t>
+      </w:r>
       <w:r>
         <w:rPr>
           <w:lang w:val="pt_PT" w:bidi="pt_PT"/>
@@ -5590,54 +4546,36 @@
         </w:rPr>
         <w:t>Não os considere como inimigos: No mundo antigo, as relações sociais com inimigos eram rompidas e ações punitivas eram iniciadas contra eles. Paulo adverte os tessalonicenses que a disciplina contra cristãos desobedientes (</w:t>
       </w:r>
-      <w:hyperlink r:id="rId130">
-        <w:r>
-          <w:rPr>
-            <w:lang w:val="pt_PT" w:bidi="pt_PT"/>
-          </w:rPr>
-          <w:rPr>
-            <w:color w:val="0000EE"/>
-            <w:u w:val="single"/>
-          </w:rPr>
-          <w:t>3.14</w:t>
-        </w:r>
-      </w:hyperlink>
+      <w:r>
+        <w:rPr>
+          <w:lang w:val="pt_PT" w:bidi="pt_PT"/>
+        </w:rPr>
+        <w:t>3.14</w:t>
+      </w:r>
       <w:r>
         <w:rPr>
           <w:lang w:val="pt_PT" w:bidi="pt_PT"/>
         </w:rPr>
         <w:t>) não deve resultar nesse tipo de ataque. Em vez disso, a igreja deve tratá-los como membros da família, com a esperança de que eles corrijam sua conduta (</w:t>
       </w:r>
-      <w:hyperlink r:id="rId148">
-        <w:r>
-          <w:rPr>
-            <w:lang w:val="pt_PT" w:bidi="pt_PT"/>
-          </w:rPr>
-          <w:rPr>
-            <w:color w:val="0000EE"/>
-            <w:u w:val="single"/>
-          </w:rPr>
-          <w:t>1Ts 5.12</w:t>
-        </w:r>
-      </w:hyperlink>
+      <w:r>
+        <w:rPr>
+          <w:lang w:val="pt_PT" w:bidi="pt_PT"/>
+        </w:rPr>
+        <w:t>1Ts 5.12</w:t>
+      </w:r>
       <w:r>
         <w:rPr>
           <w:lang w:val="pt_PT" w:bidi="pt_PT"/>
         </w:rPr>
         <w:t>,</w:t>
       </w:r>
-      <w:hyperlink r:id="rId126">
-        <w:r>
-          <w:rPr>
-            <w:lang w:val="pt_PT" w:bidi="pt_PT"/>
-          </w:rPr>
-          <w:rPr>
-            <w:color w:val="0000EE"/>
-            <w:u w:val="single"/>
-          </w:rPr>
-          <w:t>14</w:t>
-        </w:r>
-      </w:hyperlink>
+      <w:r>
+        <w:rPr>
+          <w:lang w:val="pt_PT" w:bidi="pt_PT"/>
+        </w:rPr>
+        <w:t>14</w:t>
+      </w:r>
       <w:r>
         <w:rPr>
           <w:lang w:val="pt_PT" w:bidi="pt_PT"/>
@@ -5692,108 +4630,72 @@
         </w:rPr>
         <w:t xml:space="preserve">A oração final ecoa a bênção de Jesus em </w:t>
       </w:r>
-      <w:hyperlink r:id="rId149">
-        <w:r>
-          <w:rPr>
-            <w:lang w:val="pt_PT" w:bidi="pt_PT"/>
-          </w:rPr>
-          <w:rPr>
-            <w:color w:val="0000EE"/>
-            <w:u w:val="single"/>
-          </w:rPr>
-          <w:t>João 14.27</w:t>
-        </w:r>
-      </w:hyperlink>
+      <w:r>
+        <w:rPr>
+          <w:lang w:val="pt_PT" w:bidi="pt_PT"/>
+        </w:rPr>
+        <w:t>João 14.27</w:t>
+      </w:r>
       <w:r>
         <w:rPr>
           <w:lang w:val="pt_PT" w:bidi="pt_PT"/>
         </w:rPr>
         <w:t xml:space="preserve"> (cp. </w:t>
       </w:r>
-      <w:hyperlink r:id="rId150">
-        <w:r>
-          <w:rPr>
-            <w:lang w:val="pt_PT" w:bidi="pt_PT"/>
-          </w:rPr>
-          <w:rPr>
-            <w:color w:val="0000EE"/>
-            <w:u w:val="single"/>
-          </w:rPr>
-          <w:t>Nm 6.26</w:t>
-        </w:r>
-      </w:hyperlink>
+      <w:r>
+        <w:rPr>
+          <w:lang w:val="pt_PT" w:bidi="pt_PT"/>
+        </w:rPr>
+        <w:t>Nm 6.26</w:t>
+      </w:r>
       <w:r>
         <w:rPr>
           <w:lang w:val="pt_PT" w:bidi="pt_PT"/>
         </w:rPr>
         <w:t>) e contrasta com a situação que esses crentes enfrentavam em Tessalônica (</w:t>
       </w:r>
-      <w:hyperlink r:id="rId151">
-        <w:r>
-          <w:rPr>
-            <w:lang w:val="pt_PT" w:bidi="pt_PT"/>
-          </w:rPr>
-          <w:rPr>
-            <w:color w:val="0000EE"/>
-            <w:u w:val="single"/>
-          </w:rPr>
-          <w:t>2Ts 1.4–10</w:t>
-        </w:r>
-      </w:hyperlink>
+      <w:r>
+        <w:rPr>
+          <w:lang w:val="pt_PT" w:bidi="pt_PT"/>
+        </w:rPr>
+        <w:t>2Ts 1.4–10</w:t>
+      </w:r>
       <w:r>
         <w:rPr>
           <w:lang w:val="pt_PT" w:bidi="pt_PT"/>
         </w:rPr>
         <w:t xml:space="preserve">; </w:t>
       </w:r>
-      <w:hyperlink r:id="rId23">
-        <w:r>
-          <w:rPr>
-            <w:lang w:val="pt_PT" w:bidi="pt_PT"/>
-          </w:rPr>
-          <w:rPr>
-            <w:color w:val="0000EE"/>
-            <w:u w:val="single"/>
-          </w:rPr>
-          <w:t>1Ts 2.14</w:t>
-        </w:r>
-      </w:hyperlink>
+      <w:r>
+        <w:rPr>
+          <w:lang w:val="pt_PT" w:bidi="pt_PT"/>
+        </w:rPr>
+        <w:t>1Ts 2.14</w:t>
+      </w:r>
       <w:r>
         <w:rPr>
           <w:lang w:val="pt_PT" w:bidi="pt_PT"/>
         </w:rPr>
         <w:t>). Paulo estava sempre consciente da presença do Senhor Jesus com seu povo (</w:t>
       </w:r>
-      <w:hyperlink r:id="rId152">
-        <w:r>
-          <w:rPr>
-            <w:lang w:val="pt_PT" w:bidi="pt_PT"/>
-          </w:rPr>
-          <w:rPr>
-            <w:color w:val="0000EE"/>
-            <w:u w:val="single"/>
-          </w:rPr>
-          <w:t>Rm 15.33</w:t>
-        </w:r>
-      </w:hyperlink>
+      <w:r>
+        <w:rPr>
+          <w:lang w:val="pt_PT" w:bidi="pt_PT"/>
+        </w:rPr>
+        <w:t>Rm 15.33</w:t>
+      </w:r>
       <w:r>
         <w:rPr>
           <w:lang w:val="pt_PT" w:bidi="pt_PT"/>
         </w:rPr>
         <w:t xml:space="preserve">; </w:t>
       </w:r>
-      <w:hyperlink r:id="rId153">
-        <w:r>
-          <w:rPr>
-            <w:lang w:val="pt_PT" w:bidi="pt_PT"/>
-          </w:rPr>
-          <w:rPr>
-            <w:color w:val="0000EE"/>
-            <w:u w:val="single"/>
-          </w:rPr>
-          <w:t>Fp 4.9</w:t>
-        </w:r>
-      </w:hyperlink>
+      <w:r>
+        <w:rPr>
+          <w:lang w:val="pt_PT" w:bidi="pt_PT"/>
+        </w:rPr>
+        <w:t>Fp 4.9</w:t>
+      </w:r>
       <w:r>
         <w:rPr>
           <w:lang w:val="pt_PT" w:bidi="pt_PT"/>
@@ -5848,126 +4750,84 @@
         </w:rPr>
         <w:t>Um secretário havia escrito esta carta para Paulo (</w:t>
       </w:r>
-      <w:hyperlink r:id="rId154">
-        <w:r>
-          <w:rPr>
-            <w:lang w:val="pt_PT" w:bidi="pt_PT"/>
-          </w:rPr>
-          <w:rPr>
-            <w:color w:val="0000EE"/>
-            <w:u w:val="single"/>
-          </w:rPr>
-          <w:t>Rm 16.22</w:t>
-        </w:r>
-      </w:hyperlink>
+      <w:r>
+        <w:rPr>
+          <w:lang w:val="pt_PT" w:bidi="pt_PT"/>
+        </w:rPr>
+        <w:t>Rm 16.22</w:t>
+      </w:r>
       <w:r>
         <w:rPr>
           <w:lang w:val="pt_PT" w:bidi="pt_PT"/>
         </w:rPr>
         <w:t xml:space="preserve">; </w:t>
       </w:r>
-      <w:hyperlink r:id="rId155">
-        <w:r>
-          <w:rPr>
-            <w:lang w:val="pt_PT" w:bidi="pt_PT"/>
-          </w:rPr>
-          <w:rPr>
-            <w:color w:val="0000EE"/>
-            <w:u w:val="single"/>
-          </w:rPr>
-          <w:t>1Pe 5.12</w:t>
-        </w:r>
-      </w:hyperlink>
+      <w:r>
+        <w:rPr>
+          <w:lang w:val="pt_PT" w:bidi="pt_PT"/>
+        </w:rPr>
+        <w:t>1Pe 5.12</w:t>
+      </w:r>
       <w:r>
         <w:rPr>
           <w:lang w:val="pt_PT" w:bidi="pt_PT"/>
         </w:rPr>
         <w:t xml:space="preserve">). Agora Paulo pega a caneta para adicionar uma saudação final de próprio punho (cp. </w:t>
       </w:r>
-      <w:hyperlink r:id="rId156">
-        <w:r>
-          <w:rPr>
-            <w:lang w:val="pt_PT" w:bidi="pt_PT"/>
-          </w:rPr>
-          <w:rPr>
-            <w:color w:val="0000EE"/>
-            <w:u w:val="single"/>
-          </w:rPr>
-          <w:t>1Co 16.21</w:t>
-        </w:r>
-      </w:hyperlink>
+      <w:r>
+        <w:rPr>
+          <w:lang w:val="pt_PT" w:bidi="pt_PT"/>
+        </w:rPr>
+        <w:t>1Co 16.21</w:t>
+      </w:r>
       <w:r>
         <w:rPr>
           <w:lang w:val="pt_PT" w:bidi="pt_PT"/>
         </w:rPr>
         <w:t xml:space="preserve">; </w:t>
       </w:r>
-      <w:hyperlink r:id="rId157">
-        <w:r>
-          <w:rPr>
-            <w:lang w:val="pt_PT" w:bidi="pt_PT"/>
-          </w:rPr>
-          <w:rPr>
-            <w:color w:val="0000EE"/>
-            <w:u w:val="single"/>
-          </w:rPr>
-          <w:t>Gl 6.11</w:t>
-        </w:r>
-      </w:hyperlink>
+      <w:r>
+        <w:rPr>
+          <w:lang w:val="pt_PT" w:bidi="pt_PT"/>
+        </w:rPr>
+        <w:t>Gl 6.11</w:t>
+      </w:r>
       <w:r>
         <w:rPr>
           <w:lang w:val="pt_PT" w:bidi="pt_PT"/>
         </w:rPr>
         <w:t xml:space="preserve">; </w:t>
       </w:r>
-      <w:hyperlink r:id="rId158">
-        <w:r>
-          <w:rPr>
-            <w:lang w:val="pt_PT" w:bidi="pt_PT"/>
-          </w:rPr>
-          <w:rPr>
-            <w:color w:val="0000EE"/>
-            <w:u w:val="single"/>
-          </w:rPr>
-          <w:t>Cl 4.18</w:t>
-        </w:r>
-      </w:hyperlink>
+      <w:r>
+        <w:rPr>
+          <w:lang w:val="pt_PT" w:bidi="pt_PT"/>
+        </w:rPr>
+        <w:t>Cl 4.18</w:t>
+      </w:r>
       <w:r>
         <w:rPr>
           <w:lang w:val="pt_PT" w:bidi="pt_PT"/>
         </w:rPr>
         <w:t xml:space="preserve">; </w:t>
       </w:r>
-      <w:hyperlink r:id="rId159">
-        <w:r>
-          <w:rPr>
-            <w:lang w:val="pt_PT" w:bidi="pt_PT"/>
-          </w:rPr>
-          <w:rPr>
-            <w:color w:val="0000EE"/>
-            <w:u w:val="single"/>
-          </w:rPr>
-          <w:t>Fm 1.19</w:t>
-        </w:r>
-      </w:hyperlink>
+      <w:r>
+        <w:rPr>
+          <w:lang w:val="pt_PT" w:bidi="pt_PT"/>
+        </w:rPr>
+        <w:t>Fm 1.19</w:t>
+      </w:r>
       <w:r>
         <w:rPr>
           <w:lang w:val="pt_PT" w:bidi="pt_PT"/>
         </w:rPr>
         <w:t>). Como ele suspeitava que uma carta que ele não havia escrito estava circulando em seu nome (</w:t>
       </w:r>
-      <w:hyperlink r:id="rId41">
-        <w:r>
-          <w:rPr>
-            <w:lang w:val="pt_PT" w:bidi="pt_PT"/>
-          </w:rPr>
-          <w:rPr>
-            <w:color w:val="0000EE"/>
-            <w:u w:val="single"/>
-          </w:rPr>
-          <w:t>2Ts 2.2</w:t>
-        </w:r>
-      </w:hyperlink>
+      <w:r>
+        <w:rPr>
+          <w:lang w:val="pt_PT" w:bidi="pt_PT"/>
+        </w:rPr>
+        <w:t>2Ts 2.2</w:t>
+      </w:r>
       <w:r>
         <w:rPr>
           <w:lang w:val="pt_PT" w:bidi="pt_PT"/>
@@ -6022,18 +4882,12 @@
         </w:rPr>
         <w:t xml:space="preserve">Cartas antigas frequentemente terminavam com um desejo de saúde ou prosperidade, mas a bênção de Paulo é muito mais grandiosa: Ele invoca o Senhor Jesus Cristo para conceder graça aos destinatários (veja </w:t>
       </w:r>
-      <w:hyperlink r:id="rId160">
-        <w:r>
-          <w:rPr>
-            <w:lang w:val="pt_PT" w:bidi="pt_PT"/>
-          </w:rPr>
-          <w:rPr>
-            <w:color w:val="0000EE"/>
-            <w:u w:val="single"/>
-          </w:rPr>
-          <w:t>1Ts 5.28</w:t>
-        </w:r>
-      </w:hyperlink>
+      <w:r>
+        <w:rPr>
+          <w:lang w:val="pt_PT" w:bidi="pt_PT"/>
+        </w:rPr>
+        <w:t>1Ts 5.28</w:t>
+      </w:r>
       <w:r>
         <w:rPr>
           <w:lang w:val="pt_PT" w:bidi="pt_PT"/>
